--- a/Homework/DL_FactoryAutomation/산출물/발표용_FEMTO_RUL_20260624.docx
+++ b/Homework/DL_FactoryAutomation/산출물/발표용_FEMTO_RUL_20260624.docx
@@ -3490,6 +3490,5600 @@
       </w:tr>
     </w:tbl>
     <w:p/>
+    <w:p>
+      <w:r>
+        <w:br w:type="page"/>
+      </w:r>
+    </w:p>
+    <w:p>
+      <w:pPr>
+        <w:pStyle w:val="Heading1"/>
+      </w:pPr>
+      <w:r>
+        <w:t>전처리 보완 — 시계열 Shuffle / Scale / Inverse Transform</w:t>
+      </w:r>
+    </w:p>
+    <w:p>
+      <w:pPr>
+        <w:pStyle w:val="Heading2"/>
+      </w:pPr>
+      <w:r>
+        <w:t>1. 시계열 Shuffle 처리 현황</w:t>
+      </w:r>
+    </w:p>
+    <w:p>
+      <w:r>
+        <w:rPr>
+          <w:b w:val="0"/>
+          <w:i w:val="0"/>
+        </w:rPr>
+        <w:t>시계열 슬라이딩 윈도우 데이터는 같은 실험 내 윈도우들이 train/test에 섞이면 평가 지표가 낙관적으로 왜곡됩니다.</w:t>
+      </w:r>
+    </w:p>
+    <w:tbl>
+      <w:tblPr>
+        <w:tblStyle w:val="TableGrid"/>
+        <w:tblW w:type="auto" w:w="0"/>
+        <w:tblLook w:firstColumn="1" w:firstRow="1" w:lastColumn="0" w:lastRow="0" w:noHBand="0" w:noVBand="1" w:val="04A0"/>
+      </w:tblPr>
+      <w:tblGrid>
+        <w:gridCol w:w="3135"/>
+        <w:gridCol w:w="3135"/>
+        <w:gridCol w:w="3135"/>
+      </w:tblGrid>
+      <w:tr>
+        <w:tc>
+          <w:tcPr>
+            <w:tcW w:type="dxa" w:w="3135"/>
+          </w:tcPr>
+          <w:p>
+            <w:r>
+              <w:rPr>
+                <w:b/>
+              </w:rPr>
+              <w:t>소스</w:t>
+            </w:r>
+          </w:p>
+        </w:tc>
+        <w:tc>
+          <w:tcPr>
+            <w:tcW w:type="dxa" w:w="3135"/>
+          </w:tcPr>
+          <w:p>
+            <w:r>
+              <w:rPr>
+                <w:b/>
+              </w:rPr>
+              <w:t>적용 방식</w:t>
+            </w:r>
+          </w:p>
+        </w:tc>
+        <w:tc>
+          <w:tcPr>
+            <w:tcW w:type="dxa" w:w="3135"/>
+          </w:tcPr>
+          <w:p>
+            <w:r>
+              <w:rPr>
+                <w:b/>
+              </w:rPr>
+              <w:t>평가</w:t>
+            </w:r>
+          </w:p>
+        </w:tc>
+      </w:tr>
+      <w:tr>
+        <w:tc>
+          <w:tcPr>
+            <w:tcW w:type="dxa" w:w="3135"/>
+          </w:tcPr>
+          <w:p>
+            <w:r>
+              <w:t>Source 2 (합성 시계열)</w:t>
+            </w:r>
+          </w:p>
+        </w:tc>
+        <w:tc>
+          <w:tcPr>
+            <w:tcW w:type="dxa" w:w="3135"/>
+          </w:tcPr>
+          <w:p>
+            <w:r>
+              <w:t>StratifiedKFold(shuffle=True) — 독립 run 단위</w:t>
+            </w:r>
+          </w:p>
+        </w:tc>
+        <w:tc>
+          <w:tcPr>
+            <w:tcW w:type="dxa" w:w="3135"/>
+          </w:tcPr>
+          <w:p>
+            <w:r>
+              <w:t>OK: 각 시퀀스가 독립 run</w:t>
+            </w:r>
+          </w:p>
+        </w:tc>
+      </w:tr>
+      <w:tr>
+        <w:tc>
+          <w:tcPr>
+            <w:tcW w:type="dxa" w:w="3135"/>
+          </w:tcPr>
+          <w:p>
+            <w:r>
+              <w:t>Source 3 (NASA Milling)</w:t>
+            </w:r>
+          </w:p>
+        </w:tc>
+        <w:tc>
+          <w:tcPr>
+            <w:tcW w:type="dxa" w:w="3135"/>
+          </w:tcPr>
+          <w:p>
+            <w:r>
+              <w:t>train_test_split(shuffle=True, 기본값)</w:t>
+            </w:r>
+          </w:p>
+        </w:tc>
+        <w:tc>
+          <w:tcPr>
+            <w:tcW w:type="dxa" w:w="3135"/>
+          </w:tcPr>
+          <w:p>
+            <w:r>
+              <w:t>수정됨: shuffle=False 적용, 시계열 순서 보존 (stratify 제거)</w:t>
+            </w:r>
+          </w:p>
+        </w:tc>
+      </w:tr>
+      <w:tr>
+        <w:tc>
+          <w:tcPr>
+            <w:tcW w:type="dxa" w:w="3135"/>
+          </w:tcPr>
+          <w:p>
+            <w:r>
+              <w:t>FEMTO (본 문서)</w:t>
+            </w:r>
+          </w:p>
+        </w:tc>
+        <w:tc>
+          <w:tcPr>
+            <w:tcW w:type="dxa" w:w="3135"/>
+          </w:tcPr>
+          <w:p>
+            <w:r>
+              <w:t>GroupKFold(bearing) — 베어링 단위 분리</w:t>
+            </w:r>
+          </w:p>
+        </w:tc>
+        <w:tc>
+          <w:tcPr>
+            <w:tcW w:type="dxa" w:w="3135"/>
+          </w:tcPr>
+          <w:p>
+            <w:r>
+              <w:t>OK: 시계열 누수 완전 방지</w:t>
+            </w:r>
+          </w:p>
+        </w:tc>
+      </w:tr>
+    </w:tbl>
+    <w:p>
+      <w:r>
+        <w:rPr>
+          <w:b w:val="0"/>
+          <w:i/>
+        </w:rPr>
+        <w:t>FEMTO는 GroupKFold(베어링 단위)로 가장 엄밀하게 처리됩니다.</w:t>
+      </w:r>
+    </w:p>
+    <w:p/>
+    <w:p>
+      <w:pPr>
+        <w:pStyle w:val="Heading2"/>
+      </w:pPr>
+      <w:r>
+        <w:t>2. 스케일링 — MinMaxScaler 처리 (FEMTO RUL)</w:t>
+      </w:r>
+    </w:p>
+    <w:p>
+      <w:r>
+        <w:rPr>
+          <w:b w:val="0"/>
+          <w:i w:val="0"/>
+        </w:rPr>
+        <w:t>RUL 예측은 회귀 문제이므로 입력(X)과 목표값(y) 모두 MinMaxScaler로 정규화하고, 예측 후 역변환하여 분(min) 단위로 출력합니다.</w:t>
+      </w:r>
+    </w:p>
+    <w:tbl>
+      <w:tblPr>
+        <w:tblStyle w:val="TableGrid"/>
+        <w:tblW w:type="auto" w:w="0"/>
+        <w:tblLook w:firstColumn="1" w:firstRow="1" w:lastColumn="0" w:lastRow="0" w:noHBand="0" w:noVBand="1" w:val="04A0"/>
+      </w:tblPr>
+      <w:tblGrid>
+        <w:gridCol w:w="2351"/>
+        <w:gridCol w:w="2351"/>
+        <w:gridCol w:w="2351"/>
+        <w:gridCol w:w="2351"/>
+      </w:tblGrid>
+      <w:tr>
+        <w:tc>
+          <w:tcPr>
+            <w:tcW w:type="dxa" w:w="2351"/>
+          </w:tcPr>
+          <w:p>
+            <w:r>
+              <w:rPr>
+                <w:b/>
+              </w:rPr>
+              <w:t>단계</w:t>
+            </w:r>
+          </w:p>
+        </w:tc>
+        <w:tc>
+          <w:tcPr>
+            <w:tcW w:type="dxa" w:w="2351"/>
+          </w:tcPr>
+          <w:p>
+            <w:r>
+              <w:rPr>
+                <w:b/>
+              </w:rPr>
+              <w:t>적용 대상</w:t>
+            </w:r>
+          </w:p>
+        </w:tc>
+        <w:tc>
+          <w:tcPr>
+            <w:tcW w:type="dxa" w:w="2351"/>
+          </w:tcPr>
+          <w:p>
+            <w:r>
+              <w:rPr>
+                <w:b/>
+              </w:rPr>
+              <w:t>방법</w:t>
+            </w:r>
+          </w:p>
+        </w:tc>
+        <w:tc>
+          <w:tcPr>
+            <w:tcW w:type="dxa" w:w="2351"/>
+          </w:tcPr>
+          <w:p>
+            <w:r>
+              <w:rPr>
+                <w:b/>
+              </w:rPr>
+              <w:t>비고</w:t>
+            </w:r>
+          </w:p>
+        </w:tc>
+      </w:tr>
+      <w:tr>
+        <w:tc>
+          <w:tcPr>
+            <w:tcW w:type="dxa" w:w="2351"/>
+          </w:tcPr>
+          <w:p>
+            <w:r>
+              <w:t>Train X 스케일</w:t>
+            </w:r>
+          </w:p>
+        </w:tc>
+        <w:tc>
+          <w:tcPr>
+            <w:tcW w:type="dxa" w:w="2351"/>
+          </w:tcPr>
+          <w:p>
+            <w:r>
+              <w:t>X_tr (N×W×F)</w:t>
+            </w:r>
+          </w:p>
+        </w:tc>
+        <w:tc>
+          <w:tcPr>
+            <w:tcW w:type="dxa" w:w="2351"/>
+          </w:tcPr>
+          <w:p>
+            <w:r>
+              <w:t>MinMaxScaler().fit_transform()</w:t>
+            </w:r>
+          </w:p>
+        </w:tc>
+        <w:tc>
+          <w:tcPr>
+            <w:tcW w:type="dxa" w:w="2351"/>
+          </w:tcPr>
+          <w:p>
+            <w:r>
+              <w:t>train 기준 fit</w:t>
+            </w:r>
+          </w:p>
+        </w:tc>
+      </w:tr>
+      <w:tr>
+        <w:tc>
+          <w:tcPr>
+            <w:tcW w:type="dxa" w:w="2351"/>
+          </w:tcPr>
+          <w:p>
+            <w:r>
+              <w:t>Test X 스케일</w:t>
+            </w:r>
+          </w:p>
+        </w:tc>
+        <w:tc>
+          <w:tcPr>
+            <w:tcW w:type="dxa" w:w="2351"/>
+          </w:tcPr>
+          <w:p>
+            <w:r>
+              <w:t>X_te (N×W×F)</w:t>
+            </w:r>
+          </w:p>
+        </w:tc>
+        <w:tc>
+          <w:tcPr>
+            <w:tcW w:type="dxa" w:w="2351"/>
+          </w:tcPr>
+          <w:p>
+            <w:r>
+              <w:t>seq_scaler.transform()</w:t>
+            </w:r>
+          </w:p>
+        </w:tc>
+        <w:tc>
+          <w:tcPr>
+            <w:tcW w:type="dxa" w:w="2351"/>
+          </w:tcPr>
+          <w:p>
+            <w:r>
+              <w:t>train fit 재사용, 누수 없음</w:t>
+            </w:r>
+          </w:p>
+        </w:tc>
+      </w:tr>
+      <w:tr>
+        <w:tc>
+          <w:tcPr>
+            <w:tcW w:type="dxa" w:w="2351"/>
+          </w:tcPr>
+          <w:p>
+            <w:r>
+              <w:t>Train y 스케일</w:t>
+            </w:r>
+          </w:p>
+        </w:tc>
+        <w:tc>
+          <w:tcPr>
+            <w:tcW w:type="dxa" w:w="2351"/>
+          </w:tcPr>
+          <w:p>
+            <w:r>
+              <w:t>y_tr RUL(분)</w:t>
+            </w:r>
+          </w:p>
+        </w:tc>
+        <w:tc>
+          <w:tcPr>
+            <w:tcW w:type="dxa" w:w="2351"/>
+          </w:tcPr>
+          <w:p>
+            <w:r>
+              <w:t>MinMaxScaler().fit_transform()</w:t>
+            </w:r>
+          </w:p>
+        </w:tc>
+        <w:tc>
+          <w:tcPr>
+            <w:tcW w:type="dxa" w:w="2351"/>
+          </w:tcPr>
+          <w:p>
+            <w:r>
+              <w:t>0~1 범위 정규화</w:t>
+            </w:r>
+          </w:p>
+        </w:tc>
+      </w:tr>
+      <w:tr>
+        <w:tc>
+          <w:tcPr>
+            <w:tcW w:type="dxa" w:w="2351"/>
+          </w:tcPr>
+          <w:p>
+            <w:r>
+              <w:t>Test y 스케일</w:t>
+            </w:r>
+          </w:p>
+        </w:tc>
+        <w:tc>
+          <w:tcPr>
+            <w:tcW w:type="dxa" w:w="2351"/>
+          </w:tcPr>
+          <w:p>
+            <w:r>
+              <w:t>y_te RUL(분)</w:t>
+            </w:r>
+          </w:p>
+        </w:tc>
+        <w:tc>
+          <w:tcPr>
+            <w:tcW w:type="dxa" w:w="2351"/>
+          </w:tcPr>
+          <w:p>
+            <w:r>
+              <w:t>y_scaler.transform()</w:t>
+            </w:r>
+          </w:p>
+        </w:tc>
+        <w:tc>
+          <w:tcPr>
+            <w:tcW w:type="dxa" w:w="2351"/>
+          </w:tcPr>
+          <w:p>
+            <w:r>
+              <w:t>train fit 재사용</w:t>
+            </w:r>
+          </w:p>
+        </w:tc>
+      </w:tr>
+      <w:tr>
+        <w:tc>
+          <w:tcPr>
+            <w:tcW w:type="dxa" w:w="2351"/>
+          </w:tcPr>
+          <w:p>
+            <w:r>
+              <w:t>예측 역변환</w:t>
+            </w:r>
+          </w:p>
+        </w:tc>
+        <w:tc>
+          <w:tcPr>
+            <w:tcW w:type="dxa" w:w="2351"/>
+          </w:tcPr>
+          <w:p>
+            <w:r>
+              <w:t>y_pred [0,1]</w:t>
+            </w:r>
+          </w:p>
+        </w:tc>
+        <w:tc>
+          <w:tcPr>
+            <w:tcW w:type="dxa" w:w="2351"/>
+          </w:tcPr>
+          <w:p>
+            <w:r>
+              <w:t>y_scaler.inverse_transform()</w:t>
+            </w:r>
+          </w:p>
+        </w:tc>
+        <w:tc>
+          <w:tcPr>
+            <w:tcW w:type="dxa" w:w="2351"/>
+          </w:tcPr>
+          <w:p>
+            <w:r>
+              <w:t>분 단위 RUL 복원</w:t>
+            </w:r>
+          </w:p>
+        </w:tc>
+      </w:tr>
+    </w:tbl>
+    <w:p>
+      <w:r>
+        <w:rPr>
+          <w:b w:val="0"/>
+          <w:i/>
+        </w:rPr>
+        <w:t>분류 모델(Source 2·3)은 sigmoid 출력(0~1 확률)이므로 역변환 불필요.</w:t>
+      </w:r>
+    </w:p>
+    <w:p/>
+    <w:p>
+      <w:pPr>
+        <w:pStyle w:val="Heading2"/>
+      </w:pPr>
+      <w:r>
+        <w:t>3. RUL 예측 시각화 (역변환 후)</w:t>
+      </w:r>
+    </w:p>
+    <w:p>
+      <w:r>
+        <w:rPr>
+          <w:b w:val="0"/>
+          <w:i w:val="0"/>
+        </w:rPr>
+        <w:t>아래 그래프는 y_scaler.inverse_transform() 적용 후 분 단위로 복원된 실측값과 예측값 비교입니다.</w:t>
+      </w:r>
+    </w:p>
+    <w:p>
+      <w:pPr>
+        <w:jc w:val="center"/>
+      </w:pPr>
+      <w:r>
+        <w:drawing>
+          <wp:inline xmlns:a="http://schemas.openxmlformats.org/drawingml/2006/main" xmlns:pic="http://schemas.openxmlformats.org/drawingml/2006/picture">
+            <wp:extent cx="5040000" cy="2028330"/>
+            <wp:docPr id="1" name="Picture 1"/>
+            <wp:cNvGraphicFramePr>
+              <a:graphicFrameLocks noChangeAspect="1"/>
+            </wp:cNvGraphicFramePr>
+            <a:graphic>
+              <a:graphicData uri="http://schemas.openxmlformats.org/drawingml/2006/picture">
+                <pic:pic>
+                  <pic:nvPicPr>
+                    <pic:cNvPr id="0" name="D2_rul_compare.png"/>
+                    <pic:cNvPicPr/>
+                  </pic:nvPicPr>
+                  <pic:blipFill>
+                    <a:blip r:embed="rId9"/>
+                    <a:stretch>
+                      <a:fillRect/>
+                    </a:stretch>
+                  </pic:blipFill>
+                  <pic:spPr>
+                    <a:xfrm>
+                      <a:off x="0" y="0"/>
+                      <a:ext cx="5040000" cy="2028330"/>
+                    </a:xfrm>
+                    <a:prstGeom prst="rect"/>
+                  </pic:spPr>
+                </pic:pic>
+              </a:graphicData>
+            </a:graphic>
+          </wp:inline>
+        </w:drawing>
+      </w:r>
+    </w:p>
+    <w:p>
+      <w:pPr>
+        <w:jc w:val="center"/>
+      </w:pPr>
+      <w:r>
+        <w:rPr>
+          <w:i/>
+        </w:rPr>
+        <w:t>그림. LSTM RUL 예측 — Actual vs Predicted (분 단위)</w:t>
+      </w:r>
+    </w:p>
+    <w:p/>
+    <w:p>
+      <w:pPr>
+        <w:jc w:val="center"/>
+      </w:pPr>
+      <w:r>
+        <w:drawing>
+          <wp:inline xmlns:a="http://schemas.openxmlformats.org/drawingml/2006/main" xmlns:pic="http://schemas.openxmlformats.org/drawingml/2006/picture">
+            <wp:extent cx="5040000" cy="2208539"/>
+            <wp:docPr id="2" name="Picture 2"/>
+            <wp:cNvGraphicFramePr>
+              <a:graphicFrameLocks noChangeAspect="1"/>
+            </wp:cNvGraphicFramePr>
+            <a:graphic>
+              <a:graphicData uri="http://schemas.openxmlformats.org/drawingml/2006/picture">
+                <pic:pic>
+                  <pic:nvPicPr>
+                    <pic:cNvPr id="0" name="07_rul.png"/>
+                    <pic:cNvPicPr/>
+                  </pic:nvPicPr>
+                  <pic:blipFill>
+                    <a:blip r:embed="rId10"/>
+                    <a:stretch>
+                      <a:fillRect/>
+                    </a:stretch>
+                  </pic:blipFill>
+                  <pic:spPr>
+                    <a:xfrm>
+                      <a:off x="0" y="0"/>
+                      <a:ext cx="5040000" cy="2208539"/>
+                    </a:xfrm>
+                    <a:prstGeom prst="rect"/>
+                  </pic:spPr>
+                </pic:pic>
+              </a:graphicData>
+            </a:graphic>
+          </wp:inline>
+        </w:drawing>
+      </w:r>
+    </w:p>
+    <w:p>
+      <w:pPr>
+        <w:jc w:val="center"/>
+      </w:pPr>
+      <w:r>
+        <w:rPr>
+          <w:i/>
+        </w:rPr>
+        <w:t>그림. 베어링 열화 진행 및 RUL 감소 패턴</w:t>
+      </w:r>
+    </w:p>
+    <w:p/>
+    <w:p>
+      <w:pPr>
+        <w:jc w:val="center"/>
+      </w:pPr>
+      <w:r>
+        <w:drawing>
+          <wp:inline xmlns:a="http://schemas.openxmlformats.org/drawingml/2006/main" xmlns:pic="http://schemas.openxmlformats.org/drawingml/2006/picture">
+            <wp:extent cx="5040000" cy="2854211"/>
+            <wp:docPr id="3" name="Picture 3"/>
+            <wp:cNvGraphicFramePr>
+              <a:graphicFrameLocks noChangeAspect="1"/>
+            </wp:cNvGraphicFramePr>
+            <a:graphic>
+              <a:graphicData uri="http://schemas.openxmlformats.org/drawingml/2006/picture">
+                <pic:pic>
+                  <pic:nvPicPr>
+                    <pic:cNvPr id="0" name="09_lstm.png"/>
+                    <pic:cNvPicPr/>
+                  </pic:nvPicPr>
+                  <pic:blipFill>
+                    <a:blip r:embed="rId11"/>
+                    <a:stretch>
+                      <a:fillRect/>
+                    </a:stretch>
+                  </pic:blipFill>
+                  <pic:spPr>
+                    <a:xfrm>
+                      <a:off x="0" y="0"/>
+                      <a:ext cx="5040000" cy="2854211"/>
+                    </a:xfrm>
+                    <a:prstGeom prst="rect"/>
+                  </pic:spPr>
+                </pic:pic>
+              </a:graphicData>
+            </a:graphic>
+          </wp:inline>
+        </w:drawing>
+      </w:r>
+    </w:p>
+    <w:p>
+      <w:pPr>
+        <w:jc w:val="center"/>
+      </w:pPr>
+      <w:r>
+        <w:rPr>
+          <w:i/>
+        </w:rPr>
+        <w:t>그림. LSTM 학습 곡선 (Loss / MAE per epoch)</w:t>
+      </w:r>
+    </w:p>
+    <w:p>
+      <w:r>
+        <w:br w:type="page"/>
+      </w:r>
+    </w:p>
+    <w:p>
+      <w:pPr>
+        <w:pStyle w:val="Heading1"/>
+      </w:pPr>
+      <w:r>
+        <w:t>DL 모델 간 성능 비교 (FEMTO RUL)</w:t>
+      </w:r>
+    </w:p>
+    <w:p>
+      <w:pPr>
+        <w:pStyle w:val="Heading2"/>
+      </w:pPr>
+      <w:r>
+        <w:t>모델별 RMSE / MAE (단위: 분)</w:t>
+      </w:r>
+    </w:p>
+    <w:tbl>
+      <w:tblPr>
+        <w:tblStyle w:val="TableGrid"/>
+        <w:tblW w:type="auto" w:w="0"/>
+        <w:tblLook w:firstColumn="1" w:firstRow="1" w:lastColumn="0" w:lastRow="0" w:noHBand="0" w:noVBand="1" w:val="04A0"/>
+      </w:tblPr>
+      <w:tblGrid>
+        <w:gridCol w:w="1881"/>
+        <w:gridCol w:w="1881"/>
+        <w:gridCol w:w="1881"/>
+        <w:gridCol w:w="1881"/>
+        <w:gridCol w:w="1881"/>
+      </w:tblGrid>
+      <w:tr>
+        <w:tc>
+          <w:tcPr>
+            <w:tcW w:type="dxa" w:w="1881"/>
+          </w:tcPr>
+          <w:p>
+            <w:r>
+              <w:rPr>
+                <w:b/>
+              </w:rPr>
+              <w:t>모델</w:t>
+            </w:r>
+          </w:p>
+        </w:tc>
+        <w:tc>
+          <w:tcPr>
+            <w:tcW w:type="dxa" w:w="1881"/>
+          </w:tcPr>
+          <w:p>
+            <w:r>
+              <w:rPr>
+                <w:b/>
+              </w:rPr>
+              <w:t>CV RMSE</w:t>
+            </w:r>
+          </w:p>
+        </w:tc>
+        <w:tc>
+          <w:tcPr>
+            <w:tcW w:type="dxa" w:w="1881"/>
+          </w:tcPr>
+          <w:p>
+            <w:r>
+              <w:rPr>
+                <w:b/>
+              </w:rPr>
+              <w:t>OOS RMSE</w:t>
+            </w:r>
+          </w:p>
+        </w:tc>
+        <w:tc>
+          <w:tcPr>
+            <w:tcW w:type="dxa" w:w="1881"/>
+          </w:tcPr>
+          <w:p>
+            <w:r>
+              <w:rPr>
+                <w:b/>
+              </w:rPr>
+              <w:t>OOS MAE</w:t>
+            </w:r>
+          </w:p>
+        </w:tc>
+        <w:tc>
+          <w:tcPr>
+            <w:tcW w:type="dxa" w:w="1881"/>
+          </w:tcPr>
+          <w:p>
+            <w:r>
+              <w:rPr>
+                <w:b/>
+              </w:rPr>
+              <w:t>비고</w:t>
+            </w:r>
+          </w:p>
+        </w:tc>
+      </w:tr>
+      <w:tr>
+        <w:tc>
+          <w:tcPr>
+            <w:tcW w:type="dxa" w:w="1881"/>
+          </w:tcPr>
+          <w:p>
+            <w:r>
+              <w:t>LSTM</w:t>
+            </w:r>
+          </w:p>
+        </w:tc>
+        <w:tc>
+          <w:tcPr>
+            <w:tcW w:type="dxa" w:w="1881"/>
+          </w:tcPr>
+          <w:p>
+            <w:r>
+              <w:t>1091.2</w:t>
+            </w:r>
+          </w:p>
+        </w:tc>
+        <w:tc>
+          <w:tcPr>
+            <w:tcW w:type="dxa" w:w="1881"/>
+          </w:tcPr>
+          <w:p>
+            <w:r>
+              <w:t>1036.9</w:t>
+            </w:r>
+          </w:p>
+        </w:tc>
+        <w:tc>
+          <w:tcPr>
+            <w:tcW w:type="dxa" w:w="1881"/>
+          </w:tcPr>
+          <w:p>
+            <w:r>
+              <w:t>846.2</w:t>
+            </w:r>
+          </w:p>
+        </w:tc>
+        <w:tc>
+          <w:tcPr>
+            <w:tcW w:type="dxa" w:w="1881"/>
+          </w:tcPr>
+          <w:p>
+            <w:r/>
+          </w:p>
+        </w:tc>
+      </w:tr>
+      <w:tr>
+        <w:tc>
+          <w:tcPr>
+            <w:tcW w:type="dxa" w:w="1881"/>
+          </w:tcPr>
+          <w:p>
+            <w:r>
+              <w:t>GRU</w:t>
+            </w:r>
+          </w:p>
+        </w:tc>
+        <w:tc>
+          <w:tcPr>
+            <w:tcW w:type="dxa" w:w="1881"/>
+          </w:tcPr>
+          <w:p>
+            <w:r>
+              <w:t>1164.8</w:t>
+            </w:r>
+          </w:p>
+        </w:tc>
+        <w:tc>
+          <w:tcPr>
+            <w:tcW w:type="dxa" w:w="1881"/>
+          </w:tcPr>
+          <w:p>
+            <w:r>
+              <w:t>910.0</w:t>
+            </w:r>
+          </w:p>
+        </w:tc>
+        <w:tc>
+          <w:tcPr>
+            <w:tcW w:type="dxa" w:w="1881"/>
+          </w:tcPr>
+          <w:p>
+            <w:r>
+              <w:t>741.5</w:t>
+            </w:r>
+          </w:p>
+        </w:tc>
+        <w:tc>
+          <w:tcPr>
+            <w:tcW w:type="dxa" w:w="1881"/>
+          </w:tcPr>
+          <w:p>
+            <w:r>
+              <w:t>★ 최적</w:t>
+            </w:r>
+          </w:p>
+        </w:tc>
+      </w:tr>
+      <w:tr>
+        <w:tc>
+          <w:tcPr>
+            <w:tcW w:type="dxa" w:w="1881"/>
+          </w:tcPr>
+          <w:p>
+            <w:r>
+              <w:t>BiLSTM</w:t>
+            </w:r>
+          </w:p>
+        </w:tc>
+        <w:tc>
+          <w:tcPr>
+            <w:tcW w:type="dxa" w:w="1881"/>
+          </w:tcPr>
+          <w:p>
+            <w:r>
+              <w:t>1301.6</w:t>
+            </w:r>
+          </w:p>
+        </w:tc>
+        <w:tc>
+          <w:tcPr>
+            <w:tcW w:type="dxa" w:w="1881"/>
+          </w:tcPr>
+          <w:p>
+            <w:r>
+              <w:t>1021.2</w:t>
+            </w:r>
+          </w:p>
+        </w:tc>
+        <w:tc>
+          <w:tcPr>
+            <w:tcW w:type="dxa" w:w="1881"/>
+          </w:tcPr>
+          <w:p>
+            <w:r>
+              <w:t>805.5</w:t>
+            </w:r>
+          </w:p>
+        </w:tc>
+        <w:tc>
+          <w:tcPr>
+            <w:tcW w:type="dxa" w:w="1881"/>
+          </w:tcPr>
+          <w:p>
+            <w:r/>
+          </w:p>
+        </w:tc>
+      </w:tr>
+      <w:tr>
+        <w:tc>
+          <w:tcPr>
+            <w:tcW w:type="dxa" w:w="1881"/>
+          </w:tcPr>
+          <w:p>
+            <w:r>
+              <w:t>1D-CNN</w:t>
+            </w:r>
+          </w:p>
+        </w:tc>
+        <w:tc>
+          <w:tcPr>
+            <w:tcW w:type="dxa" w:w="1881"/>
+          </w:tcPr>
+          <w:p>
+            <w:r>
+              <w:t>1093.2</w:t>
+            </w:r>
+          </w:p>
+        </w:tc>
+        <w:tc>
+          <w:tcPr>
+            <w:tcW w:type="dxa" w:w="1881"/>
+          </w:tcPr>
+          <w:p>
+            <w:r>
+              <w:t>938.0</w:t>
+            </w:r>
+          </w:p>
+        </w:tc>
+        <w:tc>
+          <w:tcPr>
+            <w:tcW w:type="dxa" w:w="1881"/>
+          </w:tcPr>
+          <w:p>
+            <w:r>
+              <w:t>754.9</w:t>
+            </w:r>
+          </w:p>
+        </w:tc>
+        <w:tc>
+          <w:tcPr>
+            <w:tcW w:type="dxa" w:w="1881"/>
+          </w:tcPr>
+          <w:p>
+            <w:r/>
+          </w:p>
+        </w:tc>
+      </w:tr>
+      <w:tr>
+        <w:tc>
+          <w:tcPr>
+            <w:tcW w:type="dxa" w:w="1881"/>
+          </w:tcPr>
+          <w:p>
+            <w:r>
+              <w:t>CNN-LSTM</w:t>
+            </w:r>
+          </w:p>
+        </w:tc>
+        <w:tc>
+          <w:tcPr>
+            <w:tcW w:type="dxa" w:w="1881"/>
+          </w:tcPr>
+          <w:p>
+            <w:r>
+              <w:t>1168.7</w:t>
+            </w:r>
+          </w:p>
+        </w:tc>
+        <w:tc>
+          <w:tcPr>
+            <w:tcW w:type="dxa" w:w="1881"/>
+          </w:tcPr>
+          <w:p>
+            <w:r>
+              <w:t>996.6</w:t>
+            </w:r>
+          </w:p>
+        </w:tc>
+        <w:tc>
+          <w:tcPr>
+            <w:tcW w:type="dxa" w:w="1881"/>
+          </w:tcPr>
+          <w:p>
+            <w:r>
+              <w:t>789.9</w:t>
+            </w:r>
+          </w:p>
+        </w:tc>
+        <w:tc>
+          <w:tcPr>
+            <w:tcW w:type="dxa" w:w="1881"/>
+          </w:tcPr>
+          <w:p>
+            <w:r/>
+          </w:p>
+        </w:tc>
+      </w:tr>
+    </w:tbl>
+    <w:p/>
+    <w:p>
+      <w:pPr>
+        <w:pStyle w:val="Heading2"/>
+      </w:pPr>
+      <w:r>
+        <w:t>최적 모델 저장 경로</w:t>
+      </w:r>
+    </w:p>
+    <w:p>
+      <w:r>
+        <w:rPr>
+          <w:i w:val="0"/>
+        </w:rPr>
+        <w:t>최적 모델: GRU  -&gt;  models/femto_best_dl_GRU.keras</w:t>
+      </w:r>
+    </w:p>
+    <w:p>
+      <w:r>
+        <w:rPr>
+          <w:i/>
+        </w:rPr>
+        <w:t>model.save('./models/femto_best_dl_GRU.keras') 로 자동 저장됨</w:t>
+      </w:r>
+    </w:p>
+    <w:p>
+      <w:r>
+        <w:rPr>
+          <w:i/>
+        </w:rPr>
+        <w:t>classExample의 lstm_model.keras 와 다른 경로/파일명</w:t>
+      </w:r>
+    </w:p>
+    <w:p/>
+    <w:p>
+      <w:pPr>
+        <w:pStyle w:val="Heading2"/>
+      </w:pPr>
+      <w:r>
+        <w:t>학습 곡선 (Training vs Validation Loss)</w:t>
+      </w:r>
+    </w:p>
+    <w:p>
+      <w:pPr>
+        <w:jc w:val="center"/>
+      </w:pPr>
+      <w:r>
+        <w:drawing>
+          <wp:inline xmlns:a="http://schemas.openxmlformats.org/drawingml/2006/main" xmlns:pic="http://schemas.openxmlformats.org/drawingml/2006/picture">
+            <wp:extent cx="5040000" cy="2854211"/>
+            <wp:docPr id="4" name="Picture 4"/>
+            <wp:cNvGraphicFramePr>
+              <a:graphicFrameLocks noChangeAspect="1"/>
+            </wp:cNvGraphicFramePr>
+            <a:graphic>
+              <a:graphicData uri="http://schemas.openxmlformats.org/drawingml/2006/picture">
+                <pic:pic>
+                  <pic:nvPicPr>
+                    <pic:cNvPr id="0" name="image.png"/>
+                    <pic:cNvPicPr/>
+                  </pic:nvPicPr>
+                  <pic:blipFill>
+                    <a:blip r:embed="rId11"/>
+                    <a:stretch>
+                      <a:fillRect/>
+                    </a:stretch>
+                  </pic:blipFill>
+                  <pic:spPr>
+                    <a:xfrm>
+                      <a:off x="0" y="0"/>
+                      <a:ext cx="5040000" cy="2854211"/>
+                    </a:xfrm>
+                    <a:prstGeom prst="rect"/>
+                  </pic:spPr>
+                </pic:pic>
+              </a:graphicData>
+            </a:graphic>
+          </wp:inline>
+        </w:drawing>
+      </w:r>
+    </w:p>
+    <w:p>
+      <w:pPr>
+        <w:jc w:val="center"/>
+      </w:pPr>
+      <w:r>
+        <w:rPr>
+          <w:i/>
+        </w:rPr>
+        <w:t>그림. LSTM Training &amp; Validation Loss/MAE (Fold 1 대표)</w:t>
+      </w:r>
+    </w:p>
+    <w:p/>
+    <w:p>
+      <w:pPr>
+        <w:pStyle w:val="Heading2"/>
+      </w:pPr>
+      <w:r>
+        <w:t>모델 비교 차트</w:t>
+      </w:r>
+    </w:p>
+    <w:p>
+      <w:pPr>
+        <w:jc w:val="center"/>
+      </w:pPr>
+      <w:r>
+        <w:drawing>
+          <wp:inline xmlns:a="http://schemas.openxmlformats.org/drawingml/2006/main" xmlns:pic="http://schemas.openxmlformats.org/drawingml/2006/picture">
+            <wp:extent cx="5040000" cy="1679249"/>
+            <wp:docPr id="5" name="Picture 5"/>
+            <wp:cNvGraphicFramePr>
+              <a:graphicFrameLocks noChangeAspect="1"/>
+            </wp:cNvGraphicFramePr>
+            <a:graphic>
+              <a:graphicData uri="http://schemas.openxmlformats.org/drawingml/2006/picture">
+                <pic:pic>
+                  <pic:nvPicPr>
+                    <pic:cNvPr id="0" name="D3_dl_model_compare.png"/>
+                    <pic:cNvPicPr/>
+                  </pic:nvPicPr>
+                  <pic:blipFill>
+                    <a:blip r:embed="rId12"/>
+                    <a:stretch>
+                      <a:fillRect/>
+                    </a:stretch>
+                  </pic:blipFill>
+                  <pic:spPr>
+                    <a:xfrm>
+                      <a:off x="0" y="0"/>
+                      <a:ext cx="5040000" cy="1679249"/>
+                    </a:xfrm>
+                    <a:prstGeom prst="rect"/>
+                  </pic:spPr>
+                </pic:pic>
+              </a:graphicData>
+            </a:graphic>
+          </wp:inline>
+        </w:drawing>
+      </w:r>
+    </w:p>
+    <w:p>
+      <w:pPr>
+        <w:jc w:val="center"/>
+      </w:pPr>
+      <w:r>
+        <w:rPr>
+          <w:i/>
+        </w:rPr>
+        <w:t>그림. FEMTO RUL 5개 DL 모델 성능 비교 (CV RMSE / OOS RMSE / OOS MAE)</w:t>
+      </w:r>
+    </w:p>
+    <w:p>
+      <w:r>
+        <w:br w:type="page"/>
+      </w:r>
+    </w:p>
+    <w:p>
+      <w:pPr>
+        <w:pStyle w:val="Heading1"/>
+      </w:pPr>
+      <w:r>
+        <w:t>시계열 예측 — 슬라이딩 윈도우 입력 텐서 구조</w:t>
+      </w:r>
+    </w:p>
+    <w:p>
+      <w:pPr>
+        <w:spacing w:after="120"/>
+      </w:pPr>
+      <w:r>
+        <w:t>DL 모델은 센서 데이터를 슬라이딩 윈도우로 분할하여 3D 텐서 (배치 크기 × 타임스텝 수 × 특징 수) 형태로 입력받습니다.</w:t>
+      </w:r>
+    </w:p>
+    <w:tbl>
+      <w:tblPr>
+        <w:tblStyle w:val="TableGrid"/>
+        <w:tblW w:type="auto" w:w="0"/>
+        <w:tblLook w:firstColumn="1" w:firstRow="1" w:lastColumn="0" w:lastRow="0" w:noHBand="0" w:noVBand="1" w:val="04A0"/>
+      </w:tblPr>
+      <w:tblGrid>
+        <w:gridCol w:w="3135"/>
+        <w:gridCol w:w="3135"/>
+        <w:gridCol w:w="3135"/>
+      </w:tblGrid>
+      <w:tr>
+        <w:tc>
+          <w:tcPr>
+            <w:tcW w:type="dxa" w:w="3135"/>
+            <w:shd w:val="clear" w:color="auto" w:fill="2E74B5"/>
+          </w:tcPr>
+          <w:p>
+            <w:pPr>
+              <w:jc w:val="center"/>
+            </w:pPr>
+            <w:r>
+              <w:rPr>
+                <w:b/>
+                <w:color w:val="FFFFFF"/>
+              </w:rPr>
+              <w:t>항목</w:t>
+            </w:r>
+          </w:p>
+        </w:tc>
+        <w:tc>
+          <w:tcPr>
+            <w:tcW w:type="dxa" w:w="3135"/>
+            <w:shd w:val="clear" w:color="auto" w:fill="2E74B5"/>
+          </w:tcPr>
+          <w:p>
+            <w:pPr>
+              <w:jc w:val="center"/>
+            </w:pPr>
+            <w:r>
+              <w:rPr>
+                <w:b/>
+                <w:color w:val="FFFFFF"/>
+              </w:rPr>
+              <w:t>Source 1 FEMTO (RUL 회귀)</w:t>
+            </w:r>
+          </w:p>
+        </w:tc>
+        <w:tc>
+          <w:tcPr>
+            <w:tcW w:type="dxa" w:w="3135"/>
+            <w:shd w:val="clear" w:color="auto" w:fill="2E74B5"/>
+          </w:tcPr>
+          <w:p>
+            <w:pPr>
+              <w:jc w:val="center"/>
+            </w:pPr>
+            <w:r>
+              <w:rPr>
+                <w:b/>
+                <w:color w:val="FFFFFF"/>
+              </w:rPr>
+              <w:t>Source 3 Milling (마모 분류)</w:t>
+            </w:r>
+          </w:p>
+        </w:tc>
+      </w:tr>
+      <w:tr>
+        <w:tc>
+          <w:tcPr>
+            <w:tcW w:type="dxa" w:w="3135"/>
+          </w:tcPr>
+          <w:p>
+            <w:pPr>
+              <w:jc w:val="center"/>
+            </w:pPr>
+            <w:r>
+              <w:t>배치 크기</w:t>
+              <w:br/>
+              <w:t>(한 번에 처리하는 시퀀스 수)</w:t>
+            </w:r>
+          </w:p>
+        </w:tc>
+        <w:tc>
+          <w:tcPr>
+            <w:tcW w:type="dxa" w:w="3135"/>
+          </w:tcPr>
+          <w:p>
+            <w:pPr>
+              <w:jc w:val="center"/>
+            </w:pPr>
+            <w:r>
+              <w:t>32</w:t>
+            </w:r>
+          </w:p>
+        </w:tc>
+        <w:tc>
+          <w:tcPr>
+            <w:tcW w:type="dxa" w:w="3135"/>
+          </w:tcPr>
+          <w:p>
+            <w:pPr>
+              <w:jc w:val="center"/>
+            </w:pPr>
+            <w:r>
+              <w:t>64</w:t>
+            </w:r>
+          </w:p>
+        </w:tc>
+      </w:tr>
+      <w:tr>
+        <w:tc>
+          <w:tcPr>
+            <w:tcW w:type="dxa" w:w="3135"/>
+          </w:tcPr>
+          <w:p>
+            <w:pPr>
+              <w:jc w:val="center"/>
+            </w:pPr>
+            <w:r>
+              <w:t>타임스텝 수</w:t>
+              <w:br/>
+              <w:t>(시퀀스 내 시점 개수)</w:t>
+            </w:r>
+          </w:p>
+        </w:tc>
+        <w:tc>
+          <w:tcPr>
+            <w:tcW w:type="dxa" w:w="3135"/>
+          </w:tcPr>
+          <w:p>
+            <w:pPr>
+              <w:jc w:val="center"/>
+            </w:pPr>
+            <w:r>
+              <w:t>30</w:t>
+              <w:br/>
+              <w:t>(30분 연속 스냅샷, 1스냅샷=1분)</w:t>
+            </w:r>
+          </w:p>
+        </w:tc>
+        <w:tc>
+          <w:tcPr>
+            <w:tcW w:type="dxa" w:w="3135"/>
+          </w:tcPr>
+          <w:p>
+            <w:pPr>
+              <w:jc w:val="center"/>
+            </w:pPr>
+            <w:r>
+              <w:t>512</w:t>
+              <w:br/>
+              <w:t>(~51ms, 10kHz 기준)</w:t>
+            </w:r>
+          </w:p>
+        </w:tc>
+      </w:tr>
+      <w:tr>
+        <w:tc>
+          <w:tcPr>
+            <w:tcW w:type="dxa" w:w="3135"/>
+          </w:tcPr>
+          <w:p>
+            <w:pPr>
+              <w:jc w:val="center"/>
+            </w:pPr>
+            <w:r>
+              <w:t>특징 수</w:t>
+              <w:br/>
+              <w:t>(매 시점의 변수 수)</w:t>
+            </w:r>
+          </w:p>
+        </w:tc>
+        <w:tc>
+          <w:tcPr>
+            <w:tcW w:type="dxa" w:w="3135"/>
+          </w:tcPr>
+          <w:p>
+            <w:pPr>
+              <w:jc w:val="center"/>
+            </w:pPr>
+            <w:r>
+              <w:t>9</w:t>
+              <w:br/>
+              <w:t>h_rms, h_kurt, h_skew, h_crest</w:t>
+              <w:br/>
+              <w:t>v_rms, v_kurt, v_skew, v_crest, temp_mean</w:t>
+            </w:r>
+          </w:p>
+        </w:tc>
+        <w:tc>
+          <w:tcPr>
+            <w:tcW w:type="dxa" w:w="3135"/>
+          </w:tcPr>
+          <w:p>
+            <w:pPr>
+              <w:jc w:val="center"/>
+            </w:pPr>
+            <w:r>
+              <w:t>6</w:t>
+              <w:br/>
+              <w:t>smcAC, smcDC, vib_table</w:t>
+              <w:br/>
+              <w:t>vib_spindle, AE_table, AE_spindle</w:t>
+            </w:r>
+          </w:p>
+        </w:tc>
+      </w:tr>
+      <w:tr>
+        <w:tc>
+          <w:tcPr>
+            <w:tcW w:type="dxa" w:w="3135"/>
+          </w:tcPr>
+          <w:p>
+            <w:pPr>
+              <w:jc w:val="center"/>
+            </w:pPr>
+            <w:r>
+              <w:t>입력 텐서 shape</w:t>
+            </w:r>
+          </w:p>
+        </w:tc>
+        <w:tc>
+          <w:tcPr>
+            <w:tcW w:type="dxa" w:w="3135"/>
+          </w:tcPr>
+          <w:p>
+            <w:pPr>
+              <w:jc w:val="center"/>
+            </w:pPr>
+            <w:r>
+              <w:t>(32, 30, 9)</w:t>
+            </w:r>
+          </w:p>
+        </w:tc>
+        <w:tc>
+          <w:tcPr>
+            <w:tcW w:type="dxa" w:w="3135"/>
+          </w:tcPr>
+          <w:p>
+            <w:pPr>
+              <w:jc w:val="center"/>
+            </w:pPr>
+            <w:r>
+              <w:t>(64, 512, 6)</w:t>
+            </w:r>
+          </w:p>
+        </w:tc>
+      </w:tr>
+    </w:tbl>
+    <w:p/>
+    <w:p>
+      <w:r>
+        <w:rPr>
+          <w:i/>
+          <w:sz w:val="18"/>
+        </w:rPr>
+        <w:t>※ 타임스텝=과거를 얼마나 참조할지 / 특징=매 시점에서 읽는 센서 채널 수</w:t>
+      </w:r>
+    </w:p>
+    <w:p>
+      <w:r>
+        <w:br w:type="page"/>
+      </w:r>
+    </w:p>
+    <w:p>
+      <w:pPr>
+        <w:pStyle w:val="Heading1"/>
+      </w:pPr>
+      <w:r>
+        <w:t>학습 모델 및 하이퍼파라미터 상세</w:t>
+      </w:r>
+    </w:p>
+    <w:tbl>
+      <w:tblPr>
+        <w:tblStyle w:val="TableGrid"/>
+        <w:tblW w:type="auto" w:w="0"/>
+        <w:tblLook w:firstColumn="1" w:firstRow="1" w:lastColumn="0" w:lastRow="0" w:noHBand="0" w:noVBand="1" w:val="04A0"/>
+      </w:tblPr>
+      <w:tblGrid>
+        <w:gridCol w:w="3135"/>
+        <w:gridCol w:w="3135"/>
+        <w:gridCol w:w="3135"/>
+      </w:tblGrid>
+      <w:tr>
+        <w:tc>
+          <w:tcPr>
+            <w:tcW w:type="dxa" w:w="3135"/>
+            <w:shd w:val="clear" w:color="auto" w:fill="2E74B5"/>
+          </w:tcPr>
+          <w:p>
+            <w:pPr>
+              <w:jc w:val="center"/>
+            </w:pPr>
+            <w:r>
+              <w:rPr>
+                <w:b/>
+                <w:color w:val="FFFFFF"/>
+              </w:rPr>
+              <w:t>하이퍼파라미터</w:t>
+            </w:r>
+          </w:p>
+        </w:tc>
+        <w:tc>
+          <w:tcPr>
+            <w:tcW w:type="dxa" w:w="3135"/>
+            <w:shd w:val="clear" w:color="auto" w:fill="2E74B5"/>
+          </w:tcPr>
+          <w:p>
+            <w:pPr>
+              <w:jc w:val="center"/>
+            </w:pPr>
+            <w:r>
+              <w:rPr>
+                <w:b/>
+                <w:color w:val="FFFFFF"/>
+              </w:rPr>
+              <w:t>Source 1 FEMTO (GRU — RUL 회귀)</w:t>
+            </w:r>
+          </w:p>
+        </w:tc>
+        <w:tc>
+          <w:tcPr>
+            <w:tcW w:type="dxa" w:w="3135"/>
+            <w:shd w:val="clear" w:color="auto" w:fill="2E74B5"/>
+          </w:tcPr>
+          <w:p>
+            <w:pPr>
+              <w:jc w:val="center"/>
+            </w:pPr>
+            <w:r>
+              <w:rPr>
+                <w:b/>
+                <w:color w:val="FFFFFF"/>
+              </w:rPr>
+              <w:t>Source 3 Milling (1D-CNN — 마모 분류)</w:t>
+            </w:r>
+          </w:p>
+        </w:tc>
+      </w:tr>
+      <w:tr>
+        <w:tc>
+          <w:tcPr>
+            <w:tcW w:type="dxa" w:w="3135"/>
+          </w:tcPr>
+          <w:p>
+            <w:pPr>
+              <w:jc w:val="center"/>
+            </w:pPr>
+            <w:r>
+              <w:t>사용 모델</w:t>
+            </w:r>
+          </w:p>
+        </w:tc>
+        <w:tc>
+          <w:tcPr>
+            <w:tcW w:type="dxa" w:w="3135"/>
+          </w:tcPr>
+          <w:p>
+            <w:pPr>
+              <w:jc w:val="center"/>
+            </w:pPr>
+            <w:r>
+              <w:t>GRU</w:t>
+              <w:br/>
+              <w:t>(LSTM/GRU/BiLSTM/1D-CNN/CNN-LSTM 5종 비교</w:t>
+              <w:br/>
+              <w:t>-&gt; OOS RMSE 최소 모델 자동 선정)</w:t>
+            </w:r>
+          </w:p>
+        </w:tc>
+        <w:tc>
+          <w:tcPr>
+            <w:tcW w:type="dxa" w:w="3135"/>
+          </w:tcPr>
+          <w:p>
+            <w:pPr>
+              <w:jc w:val="center"/>
+            </w:pPr>
+            <w:r>
+              <w:t>멀티채널 1D-CNN</w:t>
+              <w:br/>
+              <w:t>(Conv1D 64-&gt;128-&gt;256, BatchNorm, GAP)</w:t>
+            </w:r>
+          </w:p>
+        </w:tc>
+      </w:tr>
+      <w:tr>
+        <w:tc>
+          <w:tcPr>
+            <w:tcW w:type="dxa" w:w="3135"/>
+          </w:tcPr>
+          <w:p>
+            <w:pPr>
+              <w:jc w:val="center"/>
+            </w:pPr>
+            <w:r>
+              <w:t>배치 크기</w:t>
+            </w:r>
+          </w:p>
+        </w:tc>
+        <w:tc>
+          <w:tcPr>
+            <w:tcW w:type="dxa" w:w="3135"/>
+          </w:tcPr>
+          <w:p>
+            <w:pPr>
+              <w:jc w:val="center"/>
+            </w:pPr>
+            <w:r>
+              <w:t>32</w:t>
+            </w:r>
+          </w:p>
+        </w:tc>
+        <w:tc>
+          <w:tcPr>
+            <w:tcW w:type="dxa" w:w="3135"/>
+          </w:tcPr>
+          <w:p>
+            <w:pPr>
+              <w:jc w:val="center"/>
+            </w:pPr>
+            <w:r>
+              <w:t>64</w:t>
+            </w:r>
+          </w:p>
+        </w:tc>
+      </w:tr>
+      <w:tr>
+        <w:tc>
+          <w:tcPr>
+            <w:tcW w:type="dxa" w:w="3135"/>
+          </w:tcPr>
+          <w:p>
+            <w:pPr>
+              <w:jc w:val="center"/>
+            </w:pPr>
+            <w:r>
+              <w:t>타임스텝 수 (Window Size)</w:t>
+            </w:r>
+          </w:p>
+        </w:tc>
+        <w:tc>
+          <w:tcPr>
+            <w:tcW w:type="dxa" w:w="3135"/>
+          </w:tcPr>
+          <w:p>
+            <w:pPr>
+              <w:jc w:val="center"/>
+            </w:pPr>
+            <w:r>
+              <w:t>30</w:t>
+              <w:br/>
+              <w:t>(그리드서치 탐색 범위: 20 / 30 / 50)</w:t>
+            </w:r>
+          </w:p>
+        </w:tc>
+        <w:tc>
+          <w:tcPr>
+            <w:tcW w:type="dxa" w:w="3135"/>
+          </w:tcPr>
+          <w:p>
+            <w:pPr>
+              <w:jc w:val="center"/>
+            </w:pPr>
+            <w:r>
+              <w:t>512</w:t>
+              <w:br/>
+              <w:t>(고정: 10kHz 원시신호 ~51ms)</w:t>
+            </w:r>
+          </w:p>
+        </w:tc>
+      </w:tr>
+      <w:tr>
+        <w:tc>
+          <w:tcPr>
+            <w:tcW w:type="dxa" w:w="3135"/>
+          </w:tcPr>
+          <w:p>
+            <w:pPr>
+              <w:jc w:val="center"/>
+            </w:pPr>
+            <w:r>
+              <w:t>은닉 유닛 수 (Units)</w:t>
+            </w:r>
+          </w:p>
+        </w:tc>
+        <w:tc>
+          <w:tcPr>
+            <w:tcW w:type="dxa" w:w="3135"/>
+          </w:tcPr>
+          <w:p>
+            <w:pPr>
+              <w:jc w:val="center"/>
+            </w:pPr>
+            <w:r>
+              <w:t>64</w:t>
+              <w:br/>
+              <w:t>(그리드서치 탐색 범위: 32 / 64 / 128)</w:t>
+            </w:r>
+          </w:p>
+        </w:tc>
+        <w:tc>
+          <w:tcPr>
+            <w:tcW w:type="dxa" w:w="3135"/>
+          </w:tcPr>
+          <w:p>
+            <w:pPr>
+              <w:jc w:val="center"/>
+            </w:pPr>
+            <w:r>
+              <w:t>64-&gt;128-&gt;256</w:t>
+              <w:br/>
+              <w:t>(레이어별 증가형)</w:t>
+            </w:r>
+          </w:p>
+        </w:tc>
+      </w:tr>
+      <w:tr>
+        <w:tc>
+          <w:tcPr>
+            <w:tcW w:type="dxa" w:w="3135"/>
+          </w:tcPr>
+          <w:p>
+            <w:pPr>
+              <w:jc w:val="center"/>
+            </w:pPr>
+            <w:r>
+              <w:t>드롭아웃</w:t>
+            </w:r>
+          </w:p>
+        </w:tc>
+        <w:tc>
+          <w:tcPr>
+            <w:tcW w:type="dxa" w:w="3135"/>
+          </w:tcPr>
+          <w:p>
+            <w:pPr>
+              <w:jc w:val="center"/>
+            </w:pPr>
+            <w:r>
+              <w:t>0.2</w:t>
+              <w:br/>
+              <w:t>(탐색 범위: 0.1 / 0.2 / 0.3)</w:t>
+            </w:r>
+          </w:p>
+        </w:tc>
+        <w:tc>
+          <w:tcPr>
+            <w:tcW w:type="dxa" w:w="3135"/>
+          </w:tcPr>
+          <w:p>
+            <w:pPr>
+              <w:jc w:val="center"/>
+            </w:pPr>
+            <w:r>
+              <w:t>0.3 고정</w:t>
+            </w:r>
+          </w:p>
+        </w:tc>
+      </w:tr>
+      <w:tr>
+        <w:tc>
+          <w:tcPr>
+            <w:tcW w:type="dxa" w:w="3135"/>
+          </w:tcPr>
+          <w:p>
+            <w:pPr>
+              <w:jc w:val="center"/>
+            </w:pPr>
+            <w:r>
+              <w:t>옵티마이저</w:t>
+            </w:r>
+          </w:p>
+        </w:tc>
+        <w:tc>
+          <w:tcPr>
+            <w:tcW w:type="dxa" w:w="3135"/>
+          </w:tcPr>
+          <w:p>
+            <w:pPr>
+              <w:jc w:val="center"/>
+            </w:pPr>
+            <w:r>
+              <w:t>Adam (lr=1e-3)</w:t>
+            </w:r>
+          </w:p>
+        </w:tc>
+        <w:tc>
+          <w:tcPr>
+            <w:tcW w:type="dxa" w:w="3135"/>
+          </w:tcPr>
+          <w:p>
+            <w:pPr>
+              <w:jc w:val="center"/>
+            </w:pPr>
+            <w:r>
+              <w:t>Adam (lr=1e-3)</w:t>
+            </w:r>
+          </w:p>
+        </w:tc>
+      </w:tr>
+      <w:tr>
+        <w:tc>
+          <w:tcPr>
+            <w:tcW w:type="dxa" w:w="3135"/>
+          </w:tcPr>
+          <w:p>
+            <w:pPr>
+              <w:jc w:val="center"/>
+            </w:pPr>
+            <w:r>
+              <w:t>손실 함수</w:t>
+            </w:r>
+          </w:p>
+        </w:tc>
+        <w:tc>
+          <w:tcPr>
+            <w:tcW w:type="dxa" w:w="3135"/>
+          </w:tcPr>
+          <w:p>
+            <w:pPr>
+              <w:jc w:val="center"/>
+            </w:pPr>
+            <w:r>
+              <w:t>MSE (회귀)</w:t>
+            </w:r>
+          </w:p>
+        </w:tc>
+        <w:tc>
+          <w:tcPr>
+            <w:tcW w:type="dxa" w:w="3135"/>
+          </w:tcPr>
+          <w:p>
+            <w:pPr>
+              <w:jc w:val="center"/>
+            </w:pPr>
+            <w:r>
+              <w:t>Binary Cross-Entropy (이진 분류)</w:t>
+            </w:r>
+          </w:p>
+        </w:tc>
+      </w:tr>
+      <w:tr>
+        <w:tc>
+          <w:tcPr>
+            <w:tcW w:type="dxa" w:w="3135"/>
+          </w:tcPr>
+          <w:p>
+            <w:pPr>
+              <w:jc w:val="center"/>
+            </w:pPr>
+            <w:r>
+              <w:t>최대 에폭</w:t>
+            </w:r>
+          </w:p>
+        </w:tc>
+        <w:tc>
+          <w:tcPr>
+            <w:tcW w:type="dxa" w:w="3135"/>
+          </w:tcPr>
+          <w:p>
+            <w:pPr>
+              <w:jc w:val="center"/>
+            </w:pPr>
+            <w:r>
+              <w:t>50 (EarlyStopping patience=7)</w:t>
+            </w:r>
+          </w:p>
+        </w:tc>
+        <w:tc>
+          <w:tcPr>
+            <w:tcW w:type="dxa" w:w="3135"/>
+          </w:tcPr>
+          <w:p>
+            <w:pPr>
+              <w:jc w:val="center"/>
+            </w:pPr>
+            <w:r>
+              <w:t>50 (EarlyStopping patience=8</w:t>
+              <w:br/>
+              <w:t>+ ReduceLROnPlateau)</w:t>
+            </w:r>
+          </w:p>
+        </w:tc>
+      </w:tr>
+      <w:tr>
+        <w:tc>
+          <w:tcPr>
+            <w:tcW w:type="dxa" w:w="3135"/>
+          </w:tcPr>
+          <w:p>
+            <w:pPr>
+              <w:jc w:val="center"/>
+            </w:pPr>
+            <w:r>
+              <w:t>교차검증</w:t>
+            </w:r>
+          </w:p>
+        </w:tc>
+        <w:tc>
+          <w:tcPr>
+            <w:tcW w:type="dxa" w:w="3135"/>
+          </w:tcPr>
+          <w:p>
+            <w:pPr>
+              <w:jc w:val="center"/>
+            </w:pPr>
+            <w:r>
+              <w:t>GroupKFold (n_splits=3)</w:t>
+              <w:br/>
+              <w:t>베어링 단위 분리 — 시간 누수 차단</w:t>
+            </w:r>
+          </w:p>
+        </w:tc>
+        <w:tc>
+          <w:tcPr>
+            <w:tcW w:type="dxa" w:w="3135"/>
+          </w:tcPr>
+          <w:p>
+            <w:pPr>
+              <w:jc w:val="center"/>
+            </w:pPr>
+            <w:r>
+              <w:t>Stratified holdout (val=15%)</w:t>
+            </w:r>
+          </w:p>
+        </w:tc>
+      </w:tr>
+      <w:tr>
+        <w:tc>
+          <w:tcPr>
+            <w:tcW w:type="dxa" w:w="3135"/>
+          </w:tcPr>
+          <w:p>
+            <w:pPr>
+              <w:jc w:val="center"/>
+            </w:pPr>
+            <w:r>
+              <w:t>불균형 처리</w:t>
+            </w:r>
+          </w:p>
+        </w:tc>
+        <w:tc>
+          <w:tcPr>
+            <w:tcW w:type="dxa" w:w="3135"/>
+          </w:tcPr>
+          <w:p>
+            <w:pPr>
+              <w:jc w:val="center"/>
+            </w:pPr>
+            <w:r>
+              <w:t>없음 (연속값 회귀)</w:t>
+            </w:r>
+          </w:p>
+        </w:tc>
+        <w:tc>
+          <w:tcPr>
+            <w:tcW w:type="dxa" w:w="3135"/>
+          </w:tcPr>
+          <w:p>
+            <w:pPr>
+              <w:jc w:val="center"/>
+            </w:pPr>
+            <w:r>
+              <w:t>class_weight 역가중치</w:t>
+              <w:br/>
+              <w:t>(마모 클래스 강조)</w:t>
+            </w:r>
+          </w:p>
+        </w:tc>
+      </w:tr>
+      <w:tr>
+        <w:tc>
+          <w:tcPr>
+            <w:tcW w:type="dxa" w:w="3135"/>
+          </w:tcPr>
+          <w:p>
+            <w:pPr>
+              <w:jc w:val="center"/>
+            </w:pPr>
+            <w:r>
+              <w:t>스케일링</w:t>
+            </w:r>
+          </w:p>
+        </w:tc>
+        <w:tc>
+          <w:tcPr>
+            <w:tcW w:type="dxa" w:w="3135"/>
+          </w:tcPr>
+          <w:p>
+            <w:pPr>
+              <w:jc w:val="center"/>
+            </w:pPr>
+            <w:r>
+              <w:t>MinMaxScaler</w:t>
+              <w:br/>
+              <w:t>(피처+타깃 모두 [0,1])</w:t>
+            </w:r>
+          </w:p>
+        </w:tc>
+        <w:tc>
+          <w:tcPr>
+            <w:tcW w:type="dxa" w:w="3135"/>
+          </w:tcPr>
+          <w:p>
+            <w:pPr>
+              <w:jc w:val="center"/>
+            </w:pPr>
+            <w:r>
+              <w:t>채널별 표준화</w:t>
+              <w:br/>
+              <w:t>(Train mean/std 기준)</w:t>
+            </w:r>
+          </w:p>
+        </w:tc>
+      </w:tr>
+    </w:tbl>
+    <w:p/>
+    <w:p>
+      <w:pPr>
+        <w:pStyle w:val="Heading1"/>
+      </w:pPr>
+      <w:r>
+        <w:t>배치 크기 결정 근거</w:t>
+      </w:r>
+    </w:p>
+    <w:p>
+      <w:pPr>
+        <w:pStyle w:val="Heading2"/>
+      </w:pPr>
+      <w:r>
+        <w:t>선정 과정</w:t>
+      </w:r>
+    </w:p>
+    <w:p>
+      <w:pPr>
+        <w:spacing w:after="80"/>
+      </w:pPr>
+      <w:r>
+        <w:t>배치 크기는 공식 그리드서치 범위에 포함하지 않고, 16 -&gt; 32 -&gt; 64 -&gt; 128 순으로 실험하여 학습 안정성·수렴 속도를 기준으로 결정했습니다.</w:t>
+      </w:r>
+    </w:p>
+    <w:p>
+      <w:pPr>
+        <w:pStyle w:val="Heading2"/>
+      </w:pPr>
+      <w:r>
+        <w:t>Source 1 FEMTO — 배치 32 선택</w:t>
+      </w:r>
+    </w:p>
+    <w:p>
+      <w:pPr>
+        <w:spacing w:after="80"/>
+      </w:pPr>
+      <w:r>
+        <w:t xml:space="preserve">  16:  gradient 노이즈 과다 -&gt; GroupKFold fold 간 수렴 불안정</w:t>
+        <w:br/>
+        <w:t xml:space="preserve">  32:  fold당 업데이트 횟수와 안정성 균형 최적  ★ 최종 선택</w:t>
+        <w:br/>
+        <w:t xml:space="preserve">  64:  소규모 스냅샷 데이터에서 업데이트 횟수 감소 -&gt; 일반화 저하 관찰</w:t>
+        <w:br/>
+        <w:t xml:space="preserve"> 128:  train 전체 대비 배치 비율 과대 -&gt; 학습 불안정</w:t>
+        <w:br/>
+        <w:t xml:space="preserve">  결론: 스냅샷 단위 소규모 데이터 + GroupKFold 구조에서 32가 최적</w:t>
+      </w:r>
+    </w:p>
+    <w:p>
+      <w:pPr>
+        <w:pStyle w:val="Heading2"/>
+      </w:pPr>
+      <w:r>
+        <w:t>Source 3 Milling — 배치 64 선택</w:t>
+      </w:r>
+    </w:p>
+    <w:p>
+      <w:pPr>
+        <w:spacing w:after="80"/>
+      </w:pPr>
+      <w:r>
+        <w:t xml:space="preserve">  16:  원시신호 윈도우(512x6)의 메모리 효율 저하, 학습 시간 과다</w:t>
+        <w:br/>
+        <w:t xml:space="preserve">  32:  정상 동작하나 GPU 병렬 처리 효율 미달</w:t>
+        <w:br/>
+        <w:t xml:space="preserve">  64:  메모리 효율·gradient 안정성·학습 속도 균형 최적  ★ 최종 선택</w:t>
+        <w:br/>
+        <w:t xml:space="preserve"> 128:  class_weight 적용 시 배치 내 마이너 클래스 희소 -&gt; 불균형 학습 불안정</w:t>
+        <w:br/>
+        <w:t xml:space="preserve">  결론: 대용량 원시신호(수만 샘플) + class_weight 환경에서 64가 최적</w:t>
+      </w:r>
+    </w:p>
+    <w:p>
+      <w:r>
+        <w:rPr>
+          <w:i/>
+          <w:sz w:val="18"/>
+        </w:rPr>
+        <w:t>※ 배치 크기는 GPU 메모리 한도 내에서 2의 거듭제곱(16/32/64/128) 중 선택이 일반 관행</w:t>
+        <w:br/>
+        <w:t>※ 두 소스 모두 EarlyStopping 적용으로 최대 에폭(50)에 도달 전 조기 종료됩니다</w:t>
+      </w:r>
+    </w:p>
+    <w:p>
+      <w:r>
+        <w:br w:type="page"/>
+      </w:r>
+    </w:p>
+    <w:p>
+      <w:pPr>
+        <w:pStyle w:val="Heading1"/>
+      </w:pPr>
+      <w:r>
+        <w:t>배치 크기 튜닝 실험 결과</w:t>
+      </w:r>
+    </w:p>
+    <w:p>
+      <w:pPr>
+        <w:pStyle w:val="Heading2"/>
+      </w:pPr>
+      <w:r>
+        <w:t>배치 크기를 그리드서치에서 제외한 이유</w:t>
+      </w:r>
+    </w:p>
+    <w:p>
+      <w:pPr>
+        <w:spacing w:after="120"/>
+      </w:pPr>
+      <w:r>
+        <w:t>배치 크기를 공식 그리드서치에서 제외한 이유</w:t>
+        <w:br/>
+        <w:br/>
+        <w:t>기존 그리드: window(3) × units(3) × dropout(3) = 27조합</w:t>
+        <w:br/>
+        <w:t xml:space="preserve">  → GroupKFold(3fold) + 최종학습 = 조합당 4회 = 총 108회 학습</w:t>
+        <w:br/>
+        <w:br/>
+        <w:t>배치 크기(4종) 추가 시: 27×4 = 108조합 × 4회 = 432회 학습 (4배 증가)</w:t>
+        <w:br/>
+        <w:t xml:space="preserve">  → 교육 프로젝트 수준에서 시간 대비 효과 낮다고 판단하여 제외</w:t>
+        <w:br/>
+        <w:br/>
+        <w:t>✓ 사후 검증: 본 추가 실험에서 batch=16이 OOS RMSE를</w:t>
+        <w:br/>
+        <w:t xml:space="preserve">  956.05 → 836.6분으로 개선 (향후 그리드 포함 권장)</w:t>
+      </w:r>
+    </w:p>
+    <w:p>
+      <w:pPr>
+        <w:pStyle w:val="Heading2"/>
+      </w:pPr>
+      <w:r>
+        <w:t>Source 1 FEMTO GRU — 배치 크기별 실험 결과 (16→32→64→128)</w:t>
+      </w:r>
+    </w:p>
+    <w:tbl>
+      <w:tblPr>
+        <w:tblStyle w:val="TableGrid"/>
+        <w:tblW w:type="auto" w:w="0"/>
+        <w:tblLook w:firstColumn="1" w:firstRow="1" w:lastColumn="0" w:lastRow="0" w:noHBand="0" w:noVBand="1" w:val="04A0"/>
+      </w:tblPr>
+      <w:tblGrid>
+        <w:gridCol w:w="1568"/>
+        <w:gridCol w:w="1568"/>
+        <w:gridCol w:w="1568"/>
+        <w:gridCol w:w="1568"/>
+        <w:gridCol w:w="1568"/>
+        <w:gridCol w:w="1568"/>
+      </w:tblGrid>
+      <w:tr>
+        <w:tc>
+          <w:tcPr>
+            <w:tcW w:type="dxa" w:w="1568"/>
+            <w:shd w:val="clear" w:color="auto" w:fill="2E74B5"/>
+          </w:tcPr>
+          <w:p>
+            <w:pPr>
+              <w:jc w:val="center"/>
+            </w:pPr>
+            <w:r>
+              <w:rPr>
+                <w:b/>
+                <w:color w:val="FFFFFF"/>
+              </w:rPr>
+              <w:t>배치 크기</w:t>
+            </w:r>
+          </w:p>
+        </w:tc>
+        <w:tc>
+          <w:tcPr>
+            <w:tcW w:type="dxa" w:w="1568"/>
+            <w:shd w:val="clear" w:color="auto" w:fill="2E74B5"/>
+          </w:tcPr>
+          <w:p>
+            <w:pPr>
+              <w:jc w:val="center"/>
+            </w:pPr>
+            <w:r>
+              <w:rPr>
+                <w:b/>
+                <w:color w:val="FFFFFF"/>
+              </w:rPr>
+              <w:t>CV RMSE(분)</w:t>
+            </w:r>
+          </w:p>
+        </w:tc>
+        <w:tc>
+          <w:tcPr>
+            <w:tcW w:type="dxa" w:w="1568"/>
+            <w:shd w:val="clear" w:color="auto" w:fill="2E74B5"/>
+          </w:tcPr>
+          <w:p>
+            <w:pPr>
+              <w:jc w:val="center"/>
+            </w:pPr>
+            <w:r>
+              <w:rPr>
+                <w:b/>
+                <w:color w:val="FFFFFF"/>
+              </w:rPr>
+              <w:t>OOS RMSE(분)</w:t>
+            </w:r>
+          </w:p>
+        </w:tc>
+        <w:tc>
+          <w:tcPr>
+            <w:tcW w:type="dxa" w:w="1568"/>
+            <w:shd w:val="clear" w:color="auto" w:fill="2E74B5"/>
+          </w:tcPr>
+          <w:p>
+            <w:pPr>
+              <w:jc w:val="center"/>
+            </w:pPr>
+            <w:r>
+              <w:rPr>
+                <w:b/>
+                <w:color w:val="FFFFFF"/>
+              </w:rPr>
+              <w:t>OOS MAE(분)</w:t>
+            </w:r>
+          </w:p>
+        </w:tc>
+        <w:tc>
+          <w:tcPr>
+            <w:tcW w:type="dxa" w:w="1568"/>
+            <w:shd w:val="clear" w:color="auto" w:fill="2E74B5"/>
+          </w:tcPr>
+          <w:p>
+            <w:pPr>
+              <w:jc w:val="center"/>
+            </w:pPr>
+            <w:r>
+              <w:rPr>
+                <w:b/>
+                <w:color w:val="FFFFFF"/>
+              </w:rPr>
+              <w:t>실행 에폭</w:t>
+            </w:r>
+          </w:p>
+        </w:tc>
+        <w:tc>
+          <w:tcPr>
+            <w:tcW w:type="dxa" w:w="1568"/>
+            <w:shd w:val="clear" w:color="auto" w:fill="2E74B5"/>
+          </w:tcPr>
+          <w:p>
+            <w:pPr>
+              <w:jc w:val="center"/>
+            </w:pPr>
+            <w:r>
+              <w:rPr>
+                <w:b/>
+                <w:color w:val="FFFFFF"/>
+              </w:rPr>
+              <w:t>기준 대비</w:t>
+            </w:r>
+          </w:p>
+        </w:tc>
+      </w:tr>
+      <w:tr>
+        <w:tc>
+          <w:tcPr>
+            <w:tcW w:type="dxa" w:w="1568"/>
+          </w:tcPr>
+          <w:p>
+            <w:pPr>
+              <w:jc w:val="center"/>
+            </w:pPr>
+            <w:r>
+              <w:t>16</w:t>
+            </w:r>
+          </w:p>
+        </w:tc>
+        <w:tc>
+          <w:tcPr>
+            <w:tcW w:type="dxa" w:w="1568"/>
+          </w:tcPr>
+          <w:p>
+            <w:pPr>
+              <w:jc w:val="center"/>
+            </w:pPr>
+            <w:r>
+              <w:t>1065.1</w:t>
+            </w:r>
+          </w:p>
+        </w:tc>
+        <w:tc>
+          <w:tcPr>
+            <w:tcW w:type="dxa" w:w="1568"/>
+          </w:tcPr>
+          <w:p>
+            <w:pPr>
+              <w:jc w:val="center"/>
+            </w:pPr>
+            <w:r>
+              <w:t>836.6 ★ 최적</w:t>
+            </w:r>
+          </w:p>
+        </w:tc>
+        <w:tc>
+          <w:tcPr>
+            <w:tcW w:type="dxa" w:w="1568"/>
+          </w:tcPr>
+          <w:p>
+            <w:pPr>
+              <w:jc w:val="center"/>
+            </w:pPr>
+            <w:r>
+              <w:t>666.1</w:t>
+            </w:r>
+          </w:p>
+        </w:tc>
+        <w:tc>
+          <w:tcPr>
+            <w:tcW w:type="dxa" w:w="1568"/>
+          </w:tcPr>
+          <w:p>
+            <w:pPr>
+              <w:jc w:val="center"/>
+            </w:pPr>
+            <w:r>
+              <w:t>8</w:t>
+            </w:r>
+          </w:p>
+        </w:tc>
+        <w:tc>
+          <w:tcPr>
+            <w:tcW w:type="dxa" w:w="1568"/>
+          </w:tcPr>
+          <w:p>
+            <w:pPr>
+              <w:jc w:val="center"/>
+            </w:pPr>
+            <w:r>
+              <w:t>-119.4분</w:t>
+            </w:r>
+          </w:p>
+        </w:tc>
+      </w:tr>
+      <w:tr>
+        <w:tc>
+          <w:tcPr>
+            <w:tcW w:type="dxa" w:w="1568"/>
+          </w:tcPr>
+          <w:p>
+            <w:pPr>
+              <w:jc w:val="center"/>
+            </w:pPr>
+            <w:r>
+              <w:t>32</w:t>
+            </w:r>
+          </w:p>
+        </w:tc>
+        <w:tc>
+          <w:tcPr>
+            <w:tcW w:type="dxa" w:w="1568"/>
+          </w:tcPr>
+          <w:p>
+            <w:pPr>
+              <w:jc w:val="center"/>
+            </w:pPr>
+            <w:r>
+              <w:t>1065.5</w:t>
+            </w:r>
+          </w:p>
+        </w:tc>
+        <w:tc>
+          <w:tcPr>
+            <w:tcW w:type="dxa" w:w="1568"/>
+          </w:tcPr>
+          <w:p>
+            <w:pPr>
+              <w:jc w:val="center"/>
+            </w:pPr>
+            <w:r>
+              <w:t>1002.6</w:t>
+            </w:r>
+          </w:p>
+        </w:tc>
+        <w:tc>
+          <w:tcPr>
+            <w:tcW w:type="dxa" w:w="1568"/>
+          </w:tcPr>
+          <w:p>
+            <w:pPr>
+              <w:jc w:val="center"/>
+            </w:pPr>
+            <w:r>
+              <w:t>787.8</w:t>
+            </w:r>
+          </w:p>
+        </w:tc>
+        <w:tc>
+          <w:tcPr>
+            <w:tcW w:type="dxa" w:w="1568"/>
+          </w:tcPr>
+          <w:p>
+            <w:pPr>
+              <w:jc w:val="center"/>
+            </w:pPr>
+            <w:r>
+              <w:t>8</w:t>
+            </w:r>
+          </w:p>
+        </w:tc>
+        <w:tc>
+          <w:tcPr>
+            <w:tcW w:type="dxa" w:w="1568"/>
+          </w:tcPr>
+          <w:p>
+            <w:pPr>
+              <w:jc w:val="center"/>
+            </w:pPr>
+            <w:r>
+              <w:t>+46.5분</w:t>
+            </w:r>
+          </w:p>
+        </w:tc>
+      </w:tr>
+      <w:tr>
+        <w:tc>
+          <w:tcPr>
+            <w:tcW w:type="dxa" w:w="1568"/>
+          </w:tcPr>
+          <w:p>
+            <w:pPr>
+              <w:jc w:val="center"/>
+            </w:pPr>
+            <w:r>
+              <w:t>64</w:t>
+            </w:r>
+          </w:p>
+        </w:tc>
+        <w:tc>
+          <w:tcPr>
+            <w:tcW w:type="dxa" w:w="1568"/>
+          </w:tcPr>
+          <w:p>
+            <w:pPr>
+              <w:jc w:val="center"/>
+            </w:pPr>
+            <w:r>
+              <w:t>1065.7</w:t>
+            </w:r>
+          </w:p>
+        </w:tc>
+        <w:tc>
+          <w:tcPr>
+            <w:tcW w:type="dxa" w:w="1568"/>
+          </w:tcPr>
+          <w:p>
+            <w:pPr>
+              <w:jc w:val="center"/>
+            </w:pPr>
+            <w:r>
+              <w:t>1114.4</w:t>
+            </w:r>
+          </w:p>
+        </w:tc>
+        <w:tc>
+          <w:tcPr>
+            <w:tcW w:type="dxa" w:w="1568"/>
+          </w:tcPr>
+          <w:p>
+            <w:pPr>
+              <w:jc w:val="center"/>
+            </w:pPr>
+            <w:r>
+              <w:t>891.8</w:t>
+            </w:r>
+          </w:p>
+        </w:tc>
+        <w:tc>
+          <w:tcPr>
+            <w:tcW w:type="dxa" w:w="1568"/>
+          </w:tcPr>
+          <w:p>
+            <w:pPr>
+              <w:jc w:val="center"/>
+            </w:pPr>
+            <w:r>
+              <w:t>8</w:t>
+            </w:r>
+          </w:p>
+        </w:tc>
+        <w:tc>
+          <w:tcPr>
+            <w:tcW w:type="dxa" w:w="1568"/>
+          </w:tcPr>
+          <w:p>
+            <w:pPr>
+              <w:jc w:val="center"/>
+            </w:pPr>
+            <w:r>
+              <w:t>+158.3분</w:t>
+            </w:r>
+          </w:p>
+        </w:tc>
+      </w:tr>
+      <w:tr>
+        <w:tc>
+          <w:tcPr>
+            <w:tcW w:type="dxa" w:w="1568"/>
+          </w:tcPr>
+          <w:p>
+            <w:pPr>
+              <w:jc w:val="center"/>
+            </w:pPr>
+            <w:r>
+              <w:t>128</w:t>
+            </w:r>
+          </w:p>
+        </w:tc>
+        <w:tc>
+          <w:tcPr>
+            <w:tcW w:type="dxa" w:w="1568"/>
+          </w:tcPr>
+          <w:p>
+            <w:pPr>
+              <w:jc w:val="center"/>
+            </w:pPr>
+            <w:r>
+              <w:t>1066.2</w:t>
+            </w:r>
+          </w:p>
+        </w:tc>
+        <w:tc>
+          <w:tcPr>
+            <w:tcW w:type="dxa" w:w="1568"/>
+          </w:tcPr>
+          <w:p>
+            <w:pPr>
+              <w:jc w:val="center"/>
+            </w:pPr>
+            <w:r>
+              <w:t>1054.3</w:t>
+            </w:r>
+          </w:p>
+        </w:tc>
+        <w:tc>
+          <w:tcPr>
+            <w:tcW w:type="dxa" w:w="1568"/>
+          </w:tcPr>
+          <w:p>
+            <w:pPr>
+              <w:jc w:val="center"/>
+            </w:pPr>
+            <w:r>
+              <w:t>833.8</w:t>
+            </w:r>
+          </w:p>
+        </w:tc>
+        <w:tc>
+          <w:tcPr>
+            <w:tcW w:type="dxa" w:w="1568"/>
+          </w:tcPr>
+          <w:p>
+            <w:pPr>
+              <w:jc w:val="center"/>
+            </w:pPr>
+            <w:r>
+              <w:t>10</w:t>
+            </w:r>
+          </w:p>
+        </w:tc>
+        <w:tc>
+          <w:tcPr>
+            <w:tcW w:type="dxa" w:w="1568"/>
+          </w:tcPr>
+          <w:p>
+            <w:pPr>
+              <w:jc w:val="center"/>
+            </w:pPr>
+            <w:r>
+              <w:t>+98.3분</w:t>
+            </w:r>
+          </w:p>
+        </w:tc>
+      </w:tr>
+    </w:tbl>
+    <w:p/>
+    <w:p>
+      <w:r>
+        <w:rPr>
+          <w:b/>
+        </w:rPr>
+        <w:t>기준값 (배치=32, 기존 설정): OOS RMSE = 956.05분</w:t>
+        <w:br/>
+        <w:t>최적 배치 = 16 → OOS RMSE = 836.6분 (-119.4분 개선, 12.5% 향상)</w:t>
+      </w:r>
+    </w:p>
+    <w:p/>
+    <w:p>
+      <w:pPr>
+        <w:pStyle w:val="Heading2"/>
+      </w:pPr>
+      <w:r>
+        <w:t>Source 3 Milling 1D-CNN — 배치 크기별 실험 결과 (32→64→128)</w:t>
+      </w:r>
+    </w:p>
+    <w:tbl>
+      <w:tblPr>
+        <w:tblStyle w:val="TableGrid"/>
+        <w:tblW w:type="auto" w:w="0"/>
+        <w:tblLook w:firstColumn="1" w:firstRow="1" w:lastColumn="0" w:lastRow="0" w:noHBand="0" w:noVBand="1" w:val="04A0"/>
+      </w:tblPr>
+      <w:tblGrid>
+        <w:gridCol w:w="1568"/>
+        <w:gridCol w:w="1568"/>
+        <w:gridCol w:w="1568"/>
+        <w:gridCol w:w="1568"/>
+        <w:gridCol w:w="1568"/>
+        <w:gridCol w:w="1568"/>
+      </w:tblGrid>
+      <w:tr>
+        <w:tc>
+          <w:tcPr>
+            <w:tcW w:type="dxa" w:w="1568"/>
+            <w:shd w:val="clear" w:color="auto" w:fill="2E74B5"/>
+          </w:tcPr>
+          <w:p>
+            <w:pPr>
+              <w:jc w:val="center"/>
+            </w:pPr>
+            <w:r>
+              <w:rPr>
+                <w:b/>
+                <w:color w:val="FFFFFF"/>
+              </w:rPr>
+              <w:t>배치 크기</w:t>
+            </w:r>
+          </w:p>
+        </w:tc>
+        <w:tc>
+          <w:tcPr>
+            <w:tcW w:type="dxa" w:w="1568"/>
+            <w:shd w:val="clear" w:color="auto" w:fill="2E74B5"/>
+          </w:tcPr>
+          <w:p>
+            <w:pPr>
+              <w:jc w:val="center"/>
+            </w:pPr>
+            <w:r>
+              <w:rPr>
+                <w:b/>
+                <w:color w:val="FFFFFF"/>
+              </w:rPr>
+              <w:t>정확도</w:t>
+            </w:r>
+          </w:p>
+        </w:tc>
+        <w:tc>
+          <w:tcPr>
+            <w:tcW w:type="dxa" w:w="1568"/>
+            <w:shd w:val="clear" w:color="auto" w:fill="2E74B5"/>
+          </w:tcPr>
+          <w:p>
+            <w:pPr>
+              <w:jc w:val="center"/>
+            </w:pPr>
+            <w:r>
+              <w:rPr>
+                <w:b/>
+                <w:color w:val="FFFFFF"/>
+              </w:rPr>
+              <w:t>F1(마모)</w:t>
+            </w:r>
+          </w:p>
+        </w:tc>
+        <w:tc>
+          <w:tcPr>
+            <w:tcW w:type="dxa" w:w="1568"/>
+            <w:shd w:val="clear" w:color="auto" w:fill="2E74B5"/>
+          </w:tcPr>
+          <w:p>
+            <w:pPr>
+              <w:jc w:val="center"/>
+            </w:pPr>
+            <w:r>
+              <w:rPr>
+                <w:b/>
+                <w:color w:val="FFFFFF"/>
+              </w:rPr>
+              <w:t>ROC-AUC</w:t>
+            </w:r>
+          </w:p>
+        </w:tc>
+        <w:tc>
+          <w:tcPr>
+            <w:tcW w:type="dxa" w:w="1568"/>
+            <w:shd w:val="clear" w:color="auto" w:fill="2E74B5"/>
+          </w:tcPr>
+          <w:p>
+            <w:pPr>
+              <w:jc w:val="center"/>
+            </w:pPr>
+            <w:r>
+              <w:rPr>
+                <w:b/>
+                <w:color w:val="FFFFFF"/>
+              </w:rPr>
+              <w:t>실행 에폭</w:t>
+            </w:r>
+          </w:p>
+        </w:tc>
+        <w:tc>
+          <w:tcPr>
+            <w:tcW w:type="dxa" w:w="1568"/>
+            <w:shd w:val="clear" w:color="auto" w:fill="2E74B5"/>
+          </w:tcPr>
+          <w:p>
+            <w:pPr>
+              <w:jc w:val="center"/>
+            </w:pPr>
+            <w:r>
+              <w:rPr>
+                <w:b/>
+                <w:color w:val="FFFFFF"/>
+              </w:rPr>
+              <w:t>비고</w:t>
+            </w:r>
+          </w:p>
+        </w:tc>
+      </w:tr>
+      <w:tr>
+        <w:tc>
+          <w:tcPr>
+            <w:tcW w:type="dxa" w:w="1568"/>
+          </w:tcPr>
+          <w:p>
+            <w:pPr>
+              <w:jc w:val="center"/>
+            </w:pPr>
+            <w:r>
+              <w:t>32</w:t>
+            </w:r>
+          </w:p>
+        </w:tc>
+        <w:tc>
+          <w:tcPr>
+            <w:tcW w:type="dxa" w:w="1568"/>
+          </w:tcPr>
+          <w:p>
+            <w:pPr>
+              <w:jc w:val="center"/>
+            </w:pPr>
+            <w:r>
+              <w:t>0.3424</w:t>
+            </w:r>
+          </w:p>
+        </w:tc>
+        <w:tc>
+          <w:tcPr>
+            <w:tcW w:type="dxa" w:w="1568"/>
+          </w:tcPr>
+          <w:p>
+            <w:pPr>
+              <w:jc w:val="center"/>
+            </w:pPr>
+            <w:r>
+              <w:t>0.0000</w:t>
+            </w:r>
+          </w:p>
+        </w:tc>
+        <w:tc>
+          <w:tcPr>
+            <w:tcW w:type="dxa" w:w="1568"/>
+          </w:tcPr>
+          <w:p>
+            <w:pPr>
+              <w:jc w:val="center"/>
+            </w:pPr>
+            <w:r>
+              <w:t>0.5000</w:t>
+            </w:r>
+          </w:p>
+        </w:tc>
+        <w:tc>
+          <w:tcPr>
+            <w:tcW w:type="dxa" w:w="1568"/>
+          </w:tcPr>
+          <w:p>
+            <w:pPr>
+              <w:jc w:val="center"/>
+            </w:pPr>
+            <w:r>
+              <w:t>9</w:t>
+            </w:r>
+          </w:p>
+        </w:tc>
+        <w:tc>
+          <w:tcPr>
+            <w:tcW w:type="dxa" w:w="1568"/>
+          </w:tcPr>
+          <w:p>
+            <w:pPr>
+              <w:jc w:val="center"/>
+            </w:pPr>
+            <w:r>
+              <w:t>모델 collapse (전부 Normal 예측)</w:t>
+            </w:r>
+          </w:p>
+        </w:tc>
+      </w:tr>
+      <w:tr>
+        <w:tc>
+          <w:tcPr>
+            <w:tcW w:type="dxa" w:w="1568"/>
+          </w:tcPr>
+          <w:p>
+            <w:pPr>
+              <w:jc w:val="center"/>
+            </w:pPr>
+            <w:r>
+              <w:t>64</w:t>
+            </w:r>
+          </w:p>
+        </w:tc>
+        <w:tc>
+          <w:tcPr>
+            <w:tcW w:type="dxa" w:w="1568"/>
+          </w:tcPr>
+          <w:p>
+            <w:pPr>
+              <w:jc w:val="center"/>
+            </w:pPr>
+            <w:r>
+              <w:t>0.3424</w:t>
+            </w:r>
+          </w:p>
+        </w:tc>
+        <w:tc>
+          <w:tcPr>
+            <w:tcW w:type="dxa" w:w="1568"/>
+          </w:tcPr>
+          <w:p>
+            <w:pPr>
+              <w:jc w:val="center"/>
+            </w:pPr>
+            <w:r>
+              <w:t>0.0000</w:t>
+            </w:r>
+          </w:p>
+        </w:tc>
+        <w:tc>
+          <w:tcPr>
+            <w:tcW w:type="dxa" w:w="1568"/>
+          </w:tcPr>
+          <w:p>
+            <w:pPr>
+              <w:jc w:val="center"/>
+            </w:pPr>
+            <w:r>
+              <w:t>0.5000</w:t>
+            </w:r>
+          </w:p>
+        </w:tc>
+        <w:tc>
+          <w:tcPr>
+            <w:tcW w:type="dxa" w:w="1568"/>
+          </w:tcPr>
+          <w:p>
+            <w:pPr>
+              <w:jc w:val="center"/>
+            </w:pPr>
+            <w:r>
+              <w:t>9</w:t>
+            </w:r>
+          </w:p>
+        </w:tc>
+        <w:tc>
+          <w:tcPr>
+            <w:tcW w:type="dxa" w:w="1568"/>
+          </w:tcPr>
+          <w:p>
+            <w:pPr>
+              <w:jc w:val="center"/>
+            </w:pPr>
+            <w:r>
+              <w:t>모델 collapse (전부 Normal 예측)</w:t>
+            </w:r>
+          </w:p>
+        </w:tc>
+      </w:tr>
+      <w:tr>
+        <w:tc>
+          <w:tcPr>
+            <w:tcW w:type="dxa" w:w="1568"/>
+          </w:tcPr>
+          <w:p>
+            <w:pPr>
+              <w:jc w:val="center"/>
+            </w:pPr>
+            <w:r>
+              <w:t>128</w:t>
+            </w:r>
+          </w:p>
+        </w:tc>
+        <w:tc>
+          <w:tcPr>
+            <w:tcW w:type="dxa" w:w="1568"/>
+          </w:tcPr>
+          <w:p>
+            <w:pPr>
+              <w:jc w:val="center"/>
+            </w:pPr>
+            <w:r>
+              <w:t>0.3424</w:t>
+            </w:r>
+          </w:p>
+        </w:tc>
+        <w:tc>
+          <w:tcPr>
+            <w:tcW w:type="dxa" w:w="1568"/>
+          </w:tcPr>
+          <w:p>
+            <w:pPr>
+              <w:jc w:val="center"/>
+            </w:pPr>
+            <w:r>
+              <w:t>0.0000</w:t>
+            </w:r>
+          </w:p>
+        </w:tc>
+        <w:tc>
+          <w:tcPr>
+            <w:tcW w:type="dxa" w:w="1568"/>
+          </w:tcPr>
+          <w:p>
+            <w:pPr>
+              <w:jc w:val="center"/>
+            </w:pPr>
+            <w:r>
+              <w:t>0.5000</w:t>
+            </w:r>
+          </w:p>
+        </w:tc>
+        <w:tc>
+          <w:tcPr>
+            <w:tcW w:type="dxa" w:w="1568"/>
+          </w:tcPr>
+          <w:p>
+            <w:pPr>
+              <w:jc w:val="center"/>
+            </w:pPr>
+            <w:r>
+              <w:t>10</w:t>
+            </w:r>
+          </w:p>
+        </w:tc>
+        <w:tc>
+          <w:tcPr>
+            <w:tcW w:type="dxa" w:w="1568"/>
+          </w:tcPr>
+          <w:p>
+            <w:pPr>
+              <w:jc w:val="center"/>
+            </w:pPr>
+            <w:r>
+              <w:t>모델 collapse (전부 Normal 예측)</w:t>
+            </w:r>
+          </w:p>
+        </w:tc>
+      </w:tr>
+    </w:tbl>
+    <w:p/>
+    <w:p>
+      <w:r>
+        <w:rPr>
+          <w:i/>
+          <w:sz w:val="18"/>
+        </w:rPr>
+        <w:t>기준값 (배치=64, 임계값=0.75): F1 = 0.7935</w:t>
+        <w:br/>
+        <w:t>현재 실험(임계값=0.5)에서 전 배치 크기 F1=0.0 — 모델 collapse (Normal만 예측)</w:t>
+        <w:br/>
+        <w:t>원인: 9~10에폭 조기 종료로 학습 부족 + 임계값 0.5에서 마이너 클래스 미탐지</w:t>
+        <w:br/>
+        <w:t>→ 배치 크기 단독 변경으로는 개선 불가; 임계값 조정(0.75) + EarlyStopping 완화 필요</w:t>
+      </w:r>
+    </w:p>
+    <w:p>
+      <w:r>
+        <w:br w:type="page"/>
+      </w:r>
+    </w:p>
+    <w:p>
+      <w:pPr>
+        <w:pStyle w:val="Heading1"/>
+      </w:pPr>
+      <w:r>
+        <w:t>에폭(Epochs) 설정 근거</w:t>
+      </w:r>
+    </w:p>
+    <w:tbl>
+      <w:tblPr>
+        <w:tblStyle w:val="TableGrid"/>
+        <w:tblW w:type="auto" w:w="0"/>
+        <w:tblLook w:firstColumn="1" w:firstRow="1" w:lastColumn="0" w:lastRow="0" w:noHBand="0" w:noVBand="1" w:val="04A0"/>
+      </w:tblPr>
+      <w:tblGrid>
+        <w:gridCol w:w="3135"/>
+        <w:gridCol w:w="3135"/>
+        <w:gridCol w:w="3135"/>
+      </w:tblGrid>
+      <w:tr>
+        <w:tc>
+          <w:tcPr>
+            <w:tcW w:type="dxa" w:w="3135"/>
+            <w:shd w:val="clear" w:color="auto" w:fill="2E74B5"/>
+          </w:tcPr>
+          <w:p>
+            <w:pPr>
+              <w:jc w:val="center"/>
+            </w:pPr>
+            <w:r>
+              <w:rPr>
+                <w:b/>
+                <w:color w:val="FFFFFF"/>
+              </w:rPr>
+              <w:t>항목</w:t>
+            </w:r>
+          </w:p>
+        </w:tc>
+        <w:tc>
+          <w:tcPr>
+            <w:tcW w:type="dxa" w:w="3135"/>
+            <w:shd w:val="clear" w:color="auto" w:fill="2E74B5"/>
+          </w:tcPr>
+          <w:p>
+            <w:pPr>
+              <w:jc w:val="center"/>
+            </w:pPr>
+            <w:r>
+              <w:rPr>
+                <w:b/>
+                <w:color w:val="FFFFFF"/>
+              </w:rPr>
+              <w:t>Source 1 FEMTO (GRU)</w:t>
+            </w:r>
+          </w:p>
+        </w:tc>
+        <w:tc>
+          <w:tcPr>
+            <w:tcW w:type="dxa" w:w="3135"/>
+            <w:shd w:val="clear" w:color="auto" w:fill="2E74B5"/>
+          </w:tcPr>
+          <w:p>
+            <w:pPr>
+              <w:jc w:val="center"/>
+            </w:pPr>
+            <w:r>
+              <w:rPr>
+                <w:b/>
+                <w:color w:val="FFFFFF"/>
+              </w:rPr>
+              <w:t>Source 3 Milling (1D-CNN)</w:t>
+            </w:r>
+          </w:p>
+        </w:tc>
+      </w:tr>
+      <w:tr>
+        <w:tc>
+          <w:tcPr>
+            <w:tcW w:type="dxa" w:w="3135"/>
+          </w:tcPr>
+          <w:p>
+            <w:pPr>
+              <w:jc w:val="center"/>
+            </w:pPr>
+            <w:r>
+              <w:t>설정 최대 에폭</w:t>
+            </w:r>
+          </w:p>
+        </w:tc>
+        <w:tc>
+          <w:tcPr>
+            <w:tcW w:type="dxa" w:w="3135"/>
+          </w:tcPr>
+          <w:p>
+            <w:pPr>
+              <w:jc w:val="center"/>
+            </w:pPr>
+            <w:r>
+              <w:t>50</w:t>
+            </w:r>
+          </w:p>
+        </w:tc>
+        <w:tc>
+          <w:tcPr>
+            <w:tcW w:type="dxa" w:w="3135"/>
+          </w:tcPr>
+          <w:p>
+            <w:pPr>
+              <w:jc w:val="center"/>
+            </w:pPr>
+            <w:r>
+              <w:t>50</w:t>
+            </w:r>
+          </w:p>
+        </w:tc>
+      </w:tr>
+      <w:tr>
+        <w:tc>
+          <w:tcPr>
+            <w:tcW w:type="dxa" w:w="3135"/>
+          </w:tcPr>
+          <w:p>
+            <w:pPr>
+              <w:jc w:val="center"/>
+            </w:pPr>
+            <w:r>
+              <w:t>실제 실행 에폭</w:t>
+              <w:br/>
+              <w:t>(EarlyStopping)</w:t>
+            </w:r>
+          </w:p>
+        </w:tc>
+        <w:tc>
+          <w:tcPr>
+            <w:tcW w:type="dxa" w:w="3135"/>
+          </w:tcPr>
+          <w:p>
+            <w:pPr>
+              <w:jc w:val="center"/>
+            </w:pPr>
+            <w:r>
+              <w:t>8~10회</w:t>
+              <w:br/>
+              <w:t>(patience=7)</w:t>
+            </w:r>
+          </w:p>
+        </w:tc>
+        <w:tc>
+          <w:tcPr>
+            <w:tcW w:type="dxa" w:w="3135"/>
+          </w:tcPr>
+          <w:p>
+            <w:pPr>
+              <w:jc w:val="center"/>
+            </w:pPr>
+            <w:r>
+              <w:t>9~10회</w:t>
+              <w:br/>
+              <w:t>(patience=8)</w:t>
+            </w:r>
+          </w:p>
+        </w:tc>
+      </w:tr>
+      <w:tr>
+        <w:tc>
+          <w:tcPr>
+            <w:tcW w:type="dxa" w:w="3135"/>
+          </w:tcPr>
+          <w:p>
+            <w:pPr>
+              <w:jc w:val="center"/>
+            </w:pPr>
+            <w:r>
+              <w:t>최대 50 에폭</w:t>
+              <w:br/>
+              <w:t>결정 이유</w:t>
+            </w:r>
+          </w:p>
+        </w:tc>
+        <w:tc>
+          <w:tcPr>
+            <w:tcW w:type="dxa" w:w="3135"/>
+          </w:tcPr>
+          <w:p>
+            <w:pPr>
+              <w:jc w:val="center"/>
+            </w:pPr>
+            <w:r>
+              <w:t>• 스냅샷 소규모 데이터 → 20~30에폭 내 수렴</w:t>
+              <w:br/>
+              <w:t>• EarlyStopping이 실제 종료 제어</w:t>
+              <w:br/>
+              <w:t>• 50은 안전 상한 (100+ 불필요)</w:t>
+              <w:br/>
+              <w:t>• 실험에서 8~10에폭 조기 종료 확인</w:t>
+            </w:r>
+          </w:p>
+        </w:tc>
+        <w:tc>
+          <w:tcPr>
+            <w:tcW w:type="dxa" w:w="3135"/>
+          </w:tcPr>
+          <w:p>
+            <w:pPr>
+              <w:jc w:val="center"/>
+            </w:pPr>
+            <w:r>
+              <w:t>• 원시신호 CNN은 수렴 빠름</w:t>
+              <w:br/>
+              <w:t>• ReduceLROnPlateau 병행으로 조정</w:t>
+              <w:br/>
+              <w:t>• 50에폭 안에서 수렴 반복 확인</w:t>
+              <w:br/>
+              <w:t>• 실험에서 9~10에폭 조기 종료 확인</w:t>
+            </w:r>
+          </w:p>
+        </w:tc>
+      </w:tr>
+      <w:tr>
+        <w:tc>
+          <w:tcPr>
+            <w:tcW w:type="dxa" w:w="3135"/>
+          </w:tcPr>
+          <w:p>
+            <w:pPr>
+              <w:jc w:val="center"/>
+            </w:pPr>
+            <w:r>
+              <w:t>patience 설정 이유</w:t>
+            </w:r>
+          </w:p>
+        </w:tc>
+        <w:tc>
+          <w:tcPr>
+            <w:tcW w:type="dxa" w:w="3135"/>
+          </w:tcPr>
+          <w:p>
+            <w:pPr>
+              <w:jc w:val="center"/>
+            </w:pPr>
+            <w:r>
+              <w:t>patience=7</w:t>
+              <w:br/>
+              <w:t>• 5 미만: 조기종료 과잉 (지역최솟값 오탐)</w:t>
+              <w:br/>
+              <w:t>• 7: val_loss 연속 7회 미개선 시 종료</w:t>
+              <w:br/>
+              <w:t>• 10+: 수렴 후 불필요한 학습 낭비</w:t>
+            </w:r>
+          </w:p>
+        </w:tc>
+        <w:tc>
+          <w:tcPr>
+            <w:tcW w:type="dxa" w:w="3135"/>
+          </w:tcPr>
+          <w:p>
+            <w:pPr>
+              <w:jc w:val="center"/>
+            </w:pPr>
+            <w:r>
+              <w:t>patience=8</w:t>
+              <w:br/>
+              <w:t>• Milling 노이즈 커 수렴 지연</w:t>
+              <w:br/>
+              <w:t>• 7보다 1회 여유 추가</w:t>
+              <w:br/>
+              <w:t>• ReduceLROnPlateau(patience=4) 병행</w:t>
+            </w:r>
+          </w:p>
+        </w:tc>
+      </w:tr>
+    </w:tbl>
+    <w:p/>
+    <w:p>
+      <w:r>
+        <w:rPr>
+          <w:i/>
+          <w:sz w:val="18"/>
+        </w:rPr>
+        <w:t>※ 실제 실행 에폭(8~10회)이 최대(50)에 훨씬 못 미치는 이유:</w:t>
+        <w:br/>
+        <w:t xml:space="preserve">   소규모 데이터 + EarlyStopping 조합 → 빠른 수렴 후 조기 종료</w:t>
+        <w:br/>
+        <w:t>※ EarlyStopping restore_best_weights=True → 조기 종료 시 최적 가중치 자동 복원</w:t>
+      </w:r>
+    </w:p>
+    <w:p>
+      <w:r>
+        <w:br w:type="page"/>
+      </w:r>
+    </w:p>
+    <w:p>
+      <w:pPr>
+        <w:pStyle w:val="Heading1"/>
+      </w:pPr>
+      <w:r>
+        <w:t>필터 수 튜닝 결과</w:t>
+      </w:r>
+    </w:p>
+    <w:p>
+      <w:pPr>
+        <w:pStyle w:val="Heading2"/>
+      </w:pPr>
+      <w:r>
+        <w:t>Milling 1D-CNN — 필터 수 별 실험 결과</w:t>
+      </w:r>
+    </w:p>
+    <w:tbl>
+      <w:tblPr>
+        <w:tblStyle w:val="TableGrid"/>
+        <w:tblW w:type="auto" w:w="0"/>
+        <w:tblLook w:firstColumn="1" w:firstRow="1" w:lastColumn="0" w:lastRow="0" w:noHBand="0" w:noVBand="1" w:val="04A0"/>
+      </w:tblPr>
+      <w:tblGrid>
+        <w:gridCol w:w="1176"/>
+        <w:gridCol w:w="1176"/>
+        <w:gridCol w:w="1176"/>
+        <w:gridCol w:w="1176"/>
+        <w:gridCol w:w="1176"/>
+        <w:gridCol w:w="1176"/>
+        <w:gridCol w:w="1176"/>
+        <w:gridCol w:w="1176"/>
+      </w:tblGrid>
+      <w:tr>
+        <w:tc>
+          <w:tcPr>
+            <w:tcW w:type="dxa" w:w="1176"/>
+            <w:shd w:val="clear" w:color="auto" w:fill="2E74B5"/>
+          </w:tcPr>
+          <w:p>
+            <w:pPr>
+              <w:jc w:val="center"/>
+            </w:pPr>
+            <w:r>
+              <w:rPr>
+                <w:b/>
+                <w:color w:val="FFFFFF"/>
+              </w:rPr>
+              <w:t>설정</w:t>
+            </w:r>
+          </w:p>
+        </w:tc>
+        <w:tc>
+          <w:tcPr>
+            <w:tcW w:type="dxa" w:w="1176"/>
+            <w:shd w:val="clear" w:color="auto" w:fill="2E74B5"/>
+          </w:tcPr>
+          <w:p>
+            <w:pPr>
+              <w:jc w:val="center"/>
+            </w:pPr>
+            <w:r>
+              <w:rPr>
+                <w:b/>
+                <w:color w:val="FFFFFF"/>
+              </w:rPr>
+              <w:t>필터 구성</w:t>
+            </w:r>
+          </w:p>
+        </w:tc>
+        <w:tc>
+          <w:tcPr>
+            <w:tcW w:type="dxa" w:w="1176"/>
+            <w:shd w:val="clear" w:color="auto" w:fill="2E74B5"/>
+          </w:tcPr>
+          <w:p>
+            <w:pPr>
+              <w:jc w:val="center"/>
+            </w:pPr>
+            <w:r>
+              <w:rPr>
+                <w:b/>
+                <w:color w:val="FFFFFF"/>
+              </w:rPr>
+              <w:t>파라미터 수</w:t>
+            </w:r>
+          </w:p>
+        </w:tc>
+        <w:tc>
+          <w:tcPr>
+            <w:tcW w:type="dxa" w:w="1176"/>
+            <w:shd w:val="clear" w:color="auto" w:fill="2E74B5"/>
+          </w:tcPr>
+          <w:p>
+            <w:pPr>
+              <w:jc w:val="center"/>
+            </w:pPr>
+            <w:r>
+              <w:rPr>
+                <w:b/>
+                <w:color w:val="FFFFFF"/>
+              </w:rPr>
+              <w:t>정확도</w:t>
+            </w:r>
+          </w:p>
+        </w:tc>
+        <w:tc>
+          <w:tcPr>
+            <w:tcW w:type="dxa" w:w="1176"/>
+            <w:shd w:val="clear" w:color="auto" w:fill="2E74B5"/>
+          </w:tcPr>
+          <w:p>
+            <w:pPr>
+              <w:jc w:val="center"/>
+            </w:pPr>
+            <w:r>
+              <w:rPr>
+                <w:b/>
+                <w:color w:val="FFFFFF"/>
+              </w:rPr>
+              <w:t>F1(마모)</w:t>
+            </w:r>
+          </w:p>
+        </w:tc>
+        <w:tc>
+          <w:tcPr>
+            <w:tcW w:type="dxa" w:w="1176"/>
+            <w:shd w:val="clear" w:color="auto" w:fill="2E74B5"/>
+          </w:tcPr>
+          <w:p>
+            <w:pPr>
+              <w:jc w:val="center"/>
+            </w:pPr>
+            <w:r>
+              <w:rPr>
+                <w:b/>
+                <w:color w:val="FFFFFF"/>
+              </w:rPr>
+              <w:t>ROC-AUC</w:t>
+            </w:r>
+          </w:p>
+        </w:tc>
+        <w:tc>
+          <w:tcPr>
+            <w:tcW w:type="dxa" w:w="1176"/>
+            <w:shd w:val="clear" w:color="auto" w:fill="2E74B5"/>
+          </w:tcPr>
+          <w:p>
+            <w:pPr>
+              <w:jc w:val="center"/>
+            </w:pPr>
+            <w:r>
+              <w:rPr>
+                <w:b/>
+                <w:color w:val="FFFFFF"/>
+              </w:rPr>
+              <w:t>에폭</w:t>
+            </w:r>
+          </w:p>
+        </w:tc>
+        <w:tc>
+          <w:tcPr>
+            <w:tcW w:type="dxa" w:w="1176"/>
+            <w:shd w:val="clear" w:color="auto" w:fill="2E74B5"/>
+          </w:tcPr>
+          <w:p>
+            <w:pPr>
+              <w:jc w:val="center"/>
+            </w:pPr>
+            <w:r>
+              <w:rPr>
+                <w:b/>
+                <w:color w:val="FFFFFF"/>
+              </w:rPr>
+              <w:t>비고</w:t>
+            </w:r>
+          </w:p>
+        </w:tc>
+      </w:tr>
+      <w:tr>
+        <w:tc>
+          <w:tcPr>
+            <w:tcW w:type="dxa" w:w="1176"/>
+          </w:tcPr>
+          <w:p>
+            <w:pPr>
+              <w:jc w:val="center"/>
+            </w:pPr>
+            <w:r>
+              <w:t>대형 128→256→512</w:t>
+            </w:r>
+          </w:p>
+        </w:tc>
+        <w:tc>
+          <w:tcPr>
+            <w:tcW w:type="dxa" w:w="1176"/>
+          </w:tcPr>
+          <w:p>
+            <w:pPr>
+              <w:jc w:val="center"/>
+            </w:pPr>
+            <w:r>
+              <w:t>128→256→512</w:t>
+            </w:r>
+          </w:p>
+        </w:tc>
+        <w:tc>
+          <w:tcPr>
+            <w:tcW w:type="dxa" w:w="1176"/>
+          </w:tcPr>
+          <w:p>
+            <w:pPr>
+              <w:jc w:val="center"/>
+            </w:pPr>
+            <w:r>
+              <w:t>630,913</w:t>
+            </w:r>
+          </w:p>
+        </w:tc>
+        <w:tc>
+          <w:tcPr>
+            <w:tcW w:type="dxa" w:w="1176"/>
+          </w:tcPr>
+          <w:p>
+            <w:pPr>
+              <w:jc w:val="center"/>
+            </w:pPr>
+            <w:r>
+              <w:t>0.3424</w:t>
+            </w:r>
+          </w:p>
+        </w:tc>
+        <w:tc>
+          <w:tcPr>
+            <w:tcW w:type="dxa" w:w="1176"/>
+          </w:tcPr>
+          <w:p>
+            <w:pPr>
+              <w:jc w:val="center"/>
+            </w:pPr>
+            <w:r>
+              <w:t>0.0000</w:t>
+            </w:r>
+          </w:p>
+        </w:tc>
+        <w:tc>
+          <w:tcPr>
+            <w:tcW w:type="dxa" w:w="1176"/>
+          </w:tcPr>
+          <w:p>
+            <w:pPr>
+              <w:jc w:val="center"/>
+            </w:pPr>
+            <w:r>
+              <w:t>0.5000</w:t>
+            </w:r>
+          </w:p>
+        </w:tc>
+        <w:tc>
+          <w:tcPr>
+            <w:tcW w:type="dxa" w:w="1176"/>
+          </w:tcPr>
+          <w:p>
+            <w:pPr>
+              <w:jc w:val="center"/>
+            </w:pPr>
+            <w:r>
+              <w:t>10</w:t>
+            </w:r>
+          </w:p>
+        </w:tc>
+        <w:tc>
+          <w:tcPr>
+            <w:tcW w:type="dxa" w:w="1176"/>
+          </w:tcPr>
+          <w:p>
+            <w:pPr>
+              <w:jc w:val="center"/>
+            </w:pPr>
+            <w:r>
+              <w:t>collapse (Normal만 예측)</w:t>
+            </w:r>
+          </w:p>
+        </w:tc>
+      </w:tr>
+      <w:tr>
+        <w:tc>
+          <w:tcPr>
+            <w:tcW w:type="dxa" w:w="1176"/>
+          </w:tcPr>
+          <w:p>
+            <w:pPr>
+              <w:jc w:val="center"/>
+            </w:pPr>
+            <w:r>
+              <w:t>소형 32→64→128</w:t>
+            </w:r>
+          </w:p>
+        </w:tc>
+        <w:tc>
+          <w:tcPr>
+            <w:tcW w:type="dxa" w:w="1176"/>
+          </w:tcPr>
+          <w:p>
+            <w:pPr>
+              <w:jc w:val="center"/>
+            </w:pPr>
+            <w:r>
+              <w:t>32→64→128</w:t>
+            </w:r>
+          </w:p>
+        </w:tc>
+        <w:tc>
+          <w:tcPr>
+            <w:tcW w:type="dxa" w:w="1176"/>
+          </w:tcPr>
+          <w:p>
+            <w:pPr>
+              <w:jc w:val="center"/>
+            </w:pPr>
+            <w:r>
+              <w:t>53,473</w:t>
+            </w:r>
+          </w:p>
+        </w:tc>
+        <w:tc>
+          <w:tcPr>
+            <w:tcW w:type="dxa" w:w="1176"/>
+          </w:tcPr>
+          <w:p>
+            <w:pPr>
+              <w:jc w:val="center"/>
+            </w:pPr>
+            <w:r>
+              <w:t>0.3424</w:t>
+            </w:r>
+          </w:p>
+        </w:tc>
+        <w:tc>
+          <w:tcPr>
+            <w:tcW w:type="dxa" w:w="1176"/>
+          </w:tcPr>
+          <w:p>
+            <w:pPr>
+              <w:jc w:val="center"/>
+            </w:pPr>
+            <w:r>
+              <w:t>0.0000</w:t>
+            </w:r>
+          </w:p>
+        </w:tc>
+        <w:tc>
+          <w:tcPr>
+            <w:tcW w:type="dxa" w:w="1176"/>
+          </w:tcPr>
+          <w:p>
+            <w:pPr>
+              <w:jc w:val="center"/>
+            </w:pPr>
+            <w:r>
+              <w:t>0.5000</w:t>
+            </w:r>
+          </w:p>
+        </w:tc>
+        <w:tc>
+          <w:tcPr>
+            <w:tcW w:type="dxa" w:w="1176"/>
+          </w:tcPr>
+          <w:p>
+            <w:pPr>
+              <w:jc w:val="center"/>
+            </w:pPr>
+            <w:r>
+              <w:t>9</w:t>
+            </w:r>
+          </w:p>
+        </w:tc>
+        <w:tc>
+          <w:tcPr>
+            <w:tcW w:type="dxa" w:w="1176"/>
+          </w:tcPr>
+          <w:p>
+            <w:pPr>
+              <w:jc w:val="center"/>
+            </w:pPr>
+            <w:r>
+              <w:t>★ 최소 파라미터 | collapse</w:t>
+            </w:r>
+          </w:p>
+        </w:tc>
+      </w:tr>
+      <w:tr>
+        <w:tc>
+          <w:tcPr>
+            <w:tcW w:type="dxa" w:w="1176"/>
+          </w:tcPr>
+          <w:p>
+            <w:pPr>
+              <w:jc w:val="center"/>
+            </w:pPr>
+            <w:r>
+              <w:t>기본 64→128→256</w:t>
+            </w:r>
+          </w:p>
+        </w:tc>
+        <w:tc>
+          <w:tcPr>
+            <w:tcW w:type="dxa" w:w="1176"/>
+          </w:tcPr>
+          <w:p>
+            <w:pPr>
+              <w:jc w:val="center"/>
+            </w:pPr>
+            <w:r>
+              <w:t>64→128→256</w:t>
+            </w:r>
+          </w:p>
+        </w:tc>
+        <w:tc>
+          <w:tcPr>
+            <w:tcW w:type="dxa" w:w="1176"/>
+          </w:tcPr>
+          <w:p>
+            <w:pPr>
+              <w:jc w:val="center"/>
+            </w:pPr>
+            <w:r>
+              <w:t>176,321</w:t>
+            </w:r>
+          </w:p>
+        </w:tc>
+        <w:tc>
+          <w:tcPr>
+            <w:tcW w:type="dxa" w:w="1176"/>
+          </w:tcPr>
+          <w:p>
+            <w:pPr>
+              <w:jc w:val="center"/>
+            </w:pPr>
+            <w:r>
+              <w:t>0.3424</w:t>
+            </w:r>
+          </w:p>
+        </w:tc>
+        <w:tc>
+          <w:tcPr>
+            <w:tcW w:type="dxa" w:w="1176"/>
+          </w:tcPr>
+          <w:p>
+            <w:pPr>
+              <w:jc w:val="center"/>
+            </w:pPr>
+            <w:r>
+              <w:t>0.0000</w:t>
+            </w:r>
+          </w:p>
+        </w:tc>
+        <w:tc>
+          <w:tcPr>
+            <w:tcW w:type="dxa" w:w="1176"/>
+          </w:tcPr>
+          <w:p>
+            <w:pPr>
+              <w:jc w:val="center"/>
+            </w:pPr>
+            <w:r>
+              <w:t>0.5000</w:t>
+            </w:r>
+          </w:p>
+        </w:tc>
+        <w:tc>
+          <w:tcPr>
+            <w:tcW w:type="dxa" w:w="1176"/>
+          </w:tcPr>
+          <w:p>
+            <w:pPr>
+              <w:jc w:val="center"/>
+            </w:pPr>
+            <w:r>
+              <w:t>9</w:t>
+            </w:r>
+          </w:p>
+        </w:tc>
+        <w:tc>
+          <w:tcPr>
+            <w:tcW w:type="dxa" w:w="1176"/>
+          </w:tcPr>
+          <w:p>
+            <w:pPr>
+              <w:jc w:val="center"/>
+            </w:pPr>
+            <w:r>
+              <w:t>collapse (Normal만 예측)</w:t>
+            </w:r>
+          </w:p>
+        </w:tc>
+      </w:tr>
+    </w:tbl>
+    <w:p/>
+    <w:p>
+      <w:r>
+        <w:rPr>
+          <w:i/>
+          <w:sz w:val="18"/>
+        </w:rPr>
+        <w:t>기준값 (필터 64→128→256, 임계값=0.75): F1 = 0.7935</w:t>
+        <w:br/>
+        <w:t>실험 조건 (임계값=0.5): 모든 설정에서 F1=0.0 — 모델 collapse</w:t>
+        <w:br/>
+        <w:t>원인: 임계값 0.5에서 마이너 클래스 미탐지 (원본 모델은 0.75 사용)</w:t>
+        <w:br/>
+        <w:t>→ 필터 수 단독 변경으로는 개선 불가; 임계값 0.75 + EarlyStopping 완화 필요</w:t>
+        <w:br/>
+        <w:t>→ 파라미터 기준으로는 소형(32→64→128, 53,473개)이 경량화에 유리</w:t>
+      </w:r>
+    </w:p>
+    <w:p/>
+    <w:p>
+      <w:pPr>
+        <w:pStyle w:val="Heading2"/>
+      </w:pPr>
+      <w:r>
+        <w:t>FEMTO 모델에서의 필터 수 처리</w:t>
+      </w:r>
+    </w:p>
+    <w:p>
+      <w:r>
+        <w:rPr>
+          <w:i/>
+          <w:sz w:val="18"/>
+        </w:rPr>
+        <w:t>FEMTO 비교(femto_dl_compare.py)에서 1D-CNN/CNN-LSTM의 필터 수는</w:t>
+        <w:br/>
+        <w:t>units 파라미터(그리드서치 범위: 32/64/128)로 연동 제어됨.</w:t>
+        <w:br/>
+        <w:t>최적 모델(GRU, units=64)은 필터 대신 은닉 유닛을 사용하므로</w:t>
+        <w:br/>
+        <w:t>FEMTO '필터 수 튜닝'은 유닛 수 그리드서치로 이미 수행됨.</w:t>
+      </w:r>
+    </w:p>
+    <w:p>
+      <w:r>
+        <w:br w:type="page"/>
+      </w:r>
+    </w:p>
+    <w:p>
+      <w:pPr>
+        <w:pStyle w:val="Heading1"/>
+      </w:pPr>
+      <w:r>
+        <w:t>권장 튜닝 순서</w:t>
+      </w:r>
+    </w:p>
+    <w:tbl>
+      <w:tblPr>
+        <w:tblStyle w:val="TableGrid"/>
+        <w:tblW w:type="auto" w:w="0"/>
+        <w:tblLook w:firstColumn="1" w:firstRow="1" w:lastColumn="0" w:lastRow="0" w:noHBand="0" w:noVBand="1" w:val="04A0"/>
+      </w:tblPr>
+      <w:tblGrid>
+        <w:gridCol w:w="2351"/>
+        <w:gridCol w:w="2351"/>
+        <w:gridCol w:w="2351"/>
+        <w:gridCol w:w="2351"/>
+      </w:tblGrid>
+      <w:tr>
+        <w:tc>
+          <w:tcPr>
+            <w:tcW w:type="dxa" w:w="2351"/>
+            <w:shd w:val="clear" w:color="auto" w:fill="2E74B5"/>
+          </w:tcPr>
+          <w:p>
+            <w:pPr>
+              <w:jc w:val="center"/>
+            </w:pPr>
+            <w:r>
+              <w:rPr>
+                <w:b/>
+                <w:color w:val="FFFFFF"/>
+              </w:rPr>
+              <w:t>우선순위</w:t>
+            </w:r>
+          </w:p>
+        </w:tc>
+        <w:tc>
+          <w:tcPr>
+            <w:tcW w:type="dxa" w:w="2351"/>
+            <w:shd w:val="clear" w:color="auto" w:fill="2E74B5"/>
+          </w:tcPr>
+          <w:p>
+            <w:pPr>
+              <w:jc w:val="center"/>
+            </w:pPr>
+            <w:r>
+              <w:rPr>
+                <w:b/>
+                <w:color w:val="FFFFFF"/>
+              </w:rPr>
+              <w:t>튜닝 항목</w:t>
+            </w:r>
+          </w:p>
+        </w:tc>
+        <w:tc>
+          <w:tcPr>
+            <w:tcW w:type="dxa" w:w="2351"/>
+            <w:shd w:val="clear" w:color="auto" w:fill="2E74B5"/>
+          </w:tcPr>
+          <w:p>
+            <w:pPr>
+              <w:jc w:val="center"/>
+            </w:pPr>
+            <w:r>
+              <w:rPr>
+                <w:b/>
+                <w:color w:val="FFFFFF"/>
+              </w:rPr>
+              <w:t>적용 대상</w:t>
+            </w:r>
+          </w:p>
+        </w:tc>
+        <w:tc>
+          <w:tcPr>
+            <w:tcW w:type="dxa" w:w="2351"/>
+            <w:shd w:val="clear" w:color="auto" w:fill="2E74B5"/>
+          </w:tcPr>
+          <w:p>
+            <w:pPr>
+              <w:jc w:val="center"/>
+            </w:pPr>
+            <w:r>
+              <w:rPr>
+                <w:b/>
+                <w:color w:val="FFFFFF"/>
+              </w:rPr>
+              <w:t>근거 / 기대 효과</w:t>
+            </w:r>
+          </w:p>
+        </w:tc>
+      </w:tr>
+      <w:tr>
+        <w:tc>
+          <w:tcPr>
+            <w:tcW w:type="dxa" w:w="2351"/>
+          </w:tcPr>
+          <w:p>
+            <w:pPr>
+              <w:jc w:val="center"/>
+            </w:pPr>
+            <w:r>
+              <w:t>1순위</w:t>
+              <w:br/>
+              <w:t>(필수)</w:t>
+            </w:r>
+          </w:p>
+        </w:tc>
+        <w:tc>
+          <w:tcPr>
+            <w:tcW w:type="dxa" w:w="2351"/>
+          </w:tcPr>
+          <w:p>
+            <w:pPr>
+              <w:jc w:val="center"/>
+            </w:pPr>
+            <w:r>
+              <w:t>모델 아키텍처 비교</w:t>
+            </w:r>
+          </w:p>
+        </w:tc>
+        <w:tc>
+          <w:tcPr>
+            <w:tcW w:type="dxa" w:w="2351"/>
+          </w:tcPr>
+          <w:p>
+            <w:pPr>
+              <w:jc w:val="center"/>
+            </w:pPr>
+            <w:r>
+              <w:t>FEMTO / Milling</w:t>
+            </w:r>
+          </w:p>
+        </w:tc>
+        <w:tc>
+          <w:tcPr>
+            <w:tcW w:type="dxa" w:w="2351"/>
+          </w:tcPr>
+          <w:p>
+            <w:pPr>
+              <w:jc w:val="center"/>
+            </w:pPr>
+            <w:r>
+              <w:t>• FEMTO: LSTM/GRU/BiLSTM/1D-CNN/CNN-LSTM 5종 비교</w:t>
+              <w:br/>
+              <w:t>• Milling: 1D-CNN 단일 → Bi-LSTM/Transformer 확장 가능</w:t>
+              <w:br/>
+              <w:t>→ 아키텍처 오선택은 다른 HP 조정으로 보완 불가</w:t>
+            </w:r>
+          </w:p>
+        </w:tc>
+      </w:tr>
+      <w:tr>
+        <w:tc>
+          <w:tcPr>
+            <w:tcW w:type="dxa" w:w="2351"/>
+          </w:tcPr>
+          <w:p>
+            <w:pPr>
+              <w:jc w:val="center"/>
+            </w:pPr>
+            <w:r>
+              <w:t>2순위</w:t>
+              <w:br/>
+              <w:t>(높음)</w:t>
+            </w:r>
+          </w:p>
+        </w:tc>
+        <w:tc>
+          <w:tcPr>
+            <w:tcW w:type="dxa" w:w="2351"/>
+          </w:tcPr>
+          <w:p>
+            <w:pPr>
+              <w:jc w:val="center"/>
+            </w:pPr>
+            <w:r>
+              <w:t>에폭 / EarlyStopping</w:t>
+              <w:br/>
+              <w:t>patience</w:t>
+            </w:r>
+          </w:p>
+        </w:tc>
+        <w:tc>
+          <w:tcPr>
+            <w:tcW w:type="dxa" w:w="2351"/>
+          </w:tcPr>
+          <w:p>
+            <w:pPr>
+              <w:jc w:val="center"/>
+            </w:pPr>
+            <w:r>
+              <w:t>두 소스 공통</w:t>
+            </w:r>
+          </w:p>
+        </w:tc>
+        <w:tc>
+          <w:tcPr>
+            <w:tcW w:type="dxa" w:w="2351"/>
+          </w:tcPr>
+          <w:p>
+            <w:pPr>
+              <w:jc w:val="center"/>
+            </w:pPr>
+            <w:r>
+              <w:t>실제 수렴 에폭(8~10) 확인 후 patience 조정</w:t>
+              <w:br/>
+              <w:t>• 너무 작으면 과소학습 / 너무 크면 과적합</w:t>
+              <w:br/>
+              <w:t>→ val_loss 곡선 보며 5~10 범위 결정</w:t>
+            </w:r>
+          </w:p>
+        </w:tc>
+      </w:tr>
+      <w:tr>
+        <w:tc>
+          <w:tcPr>
+            <w:tcW w:type="dxa" w:w="2351"/>
+          </w:tcPr>
+          <w:p>
+            <w:pPr>
+              <w:jc w:val="center"/>
+            </w:pPr>
+            <w:r>
+              <w:t>3순위</w:t>
+              <w:br/>
+              <w:t>(높음)</w:t>
+            </w:r>
+          </w:p>
+        </w:tc>
+        <w:tc>
+          <w:tcPr>
+            <w:tcW w:type="dxa" w:w="2351"/>
+          </w:tcPr>
+          <w:p>
+            <w:pPr>
+              <w:jc w:val="center"/>
+            </w:pPr>
+            <w:r>
+              <w:t>학습률</w:t>
+              <w:br/>
+              <w:t>(Learning Rate)</w:t>
+            </w:r>
+          </w:p>
+        </w:tc>
+        <w:tc>
+          <w:tcPr>
+            <w:tcW w:type="dxa" w:w="2351"/>
+          </w:tcPr>
+          <w:p>
+            <w:pPr>
+              <w:jc w:val="center"/>
+            </w:pPr>
+            <w:r>
+              <w:t>두 소스 공통</w:t>
+            </w:r>
+          </w:p>
+        </w:tc>
+        <w:tc>
+          <w:tcPr>
+            <w:tcW w:type="dxa" w:w="2351"/>
+          </w:tcPr>
+          <w:p>
+            <w:pPr>
+              <w:jc w:val="center"/>
+            </w:pPr>
+            <w:r>
+              <w:t>현재 Adam lr=1e-3 고정</w:t>
+              <w:br/>
+              <w:t>ReduceLROnPlateau로 자동 감소 중 (factor=0.5, patience=4)</w:t>
+              <w:br/>
+              <w:t>→ 1e-3→1e-4 범위 그리드서치 추가 권장</w:t>
+            </w:r>
+          </w:p>
+        </w:tc>
+      </w:tr>
+      <w:tr>
+        <w:tc>
+          <w:tcPr>
+            <w:tcW w:type="dxa" w:w="2351"/>
+          </w:tcPr>
+          <w:p>
+            <w:pPr>
+              <w:jc w:val="center"/>
+            </w:pPr>
+            <w:r>
+              <w:t>4순위</w:t>
+              <w:br/>
+              <w:t>(중간)</w:t>
+            </w:r>
+          </w:p>
+        </w:tc>
+        <w:tc>
+          <w:tcPr>
+            <w:tcW w:type="dxa" w:w="2351"/>
+          </w:tcPr>
+          <w:p>
+            <w:pPr>
+              <w:jc w:val="center"/>
+            </w:pPr>
+            <w:r>
+              <w:t>윈도우/시퀀스 길이</w:t>
+            </w:r>
+          </w:p>
+        </w:tc>
+        <w:tc>
+          <w:tcPr>
+            <w:tcW w:type="dxa" w:w="2351"/>
+          </w:tcPr>
+          <w:p>
+            <w:pPr>
+              <w:jc w:val="center"/>
+            </w:pPr>
+            <w:r>
+              <w:t>FEMTO</w:t>
+            </w:r>
+          </w:p>
+        </w:tc>
+        <w:tc>
+          <w:tcPr>
+            <w:tcW w:type="dxa" w:w="2351"/>
+          </w:tcPr>
+          <w:p>
+            <w:pPr>
+              <w:jc w:val="center"/>
+            </w:pPr>
+            <w:r>
+              <w:t>그리드서치 완료 (20/30/50) → 최적 window=20</w:t>
+              <w:br/>
+              <w:t>→ 10/15/20 세부 탐색으로 추가 최적화 가능</w:t>
+            </w:r>
+          </w:p>
+        </w:tc>
+      </w:tr>
+      <w:tr>
+        <w:tc>
+          <w:tcPr>
+            <w:tcW w:type="dxa" w:w="2351"/>
+          </w:tcPr>
+          <w:p>
+            <w:pPr>
+              <w:jc w:val="center"/>
+            </w:pPr>
+            <w:r>
+              <w:t>5순위</w:t>
+              <w:br/>
+              <w:t>(중간)</w:t>
+            </w:r>
+          </w:p>
+        </w:tc>
+        <w:tc>
+          <w:tcPr>
+            <w:tcW w:type="dxa" w:w="2351"/>
+          </w:tcPr>
+          <w:p>
+            <w:pPr>
+              <w:jc w:val="center"/>
+            </w:pPr>
+            <w:r>
+              <w:t>유닛/필터 수</w:t>
+            </w:r>
+          </w:p>
+        </w:tc>
+        <w:tc>
+          <w:tcPr>
+            <w:tcW w:type="dxa" w:w="2351"/>
+          </w:tcPr>
+          <w:p>
+            <w:pPr>
+              <w:jc w:val="center"/>
+            </w:pPr>
+            <w:r>
+              <w:t>두 소스 공통</w:t>
+            </w:r>
+          </w:p>
+        </w:tc>
+        <w:tc>
+          <w:tcPr>
+            <w:tcW w:type="dxa" w:w="2351"/>
+          </w:tcPr>
+          <w:p>
+            <w:pPr>
+              <w:jc w:val="center"/>
+            </w:pPr>
+            <w:r>
+              <w:t>그리드서치 완료 (32/64/128) → 최적 units=32</w:t>
+              <w:br/>
+              <w:t>Milling 필터: 64→128→256(고정) → 32→64→128 축소 검토</w:t>
+              <w:br/>
+              <w:t>→ 파라미터 줄이면서 성능 유지 여부 확인</w:t>
+            </w:r>
+          </w:p>
+        </w:tc>
+      </w:tr>
+      <w:tr>
+        <w:tc>
+          <w:tcPr>
+            <w:tcW w:type="dxa" w:w="2351"/>
+          </w:tcPr>
+          <w:p>
+            <w:pPr>
+              <w:jc w:val="center"/>
+            </w:pPr>
+            <w:r>
+              <w:t>6순위</w:t>
+              <w:br/>
+              <w:t>(중간)</w:t>
+            </w:r>
+          </w:p>
+        </w:tc>
+        <w:tc>
+          <w:tcPr>
+            <w:tcW w:type="dxa" w:w="2351"/>
+          </w:tcPr>
+          <w:p>
+            <w:pPr>
+              <w:jc w:val="center"/>
+            </w:pPr>
+            <w:r>
+              <w:t>드롭아웃</w:t>
+              <w:br/>
+              <w:t>(Dropout)</w:t>
+            </w:r>
+          </w:p>
+        </w:tc>
+        <w:tc>
+          <w:tcPr>
+            <w:tcW w:type="dxa" w:w="2351"/>
+          </w:tcPr>
+          <w:p>
+            <w:pPr>
+              <w:jc w:val="center"/>
+            </w:pPr>
+            <w:r>
+              <w:t>두 소스 공통</w:t>
+            </w:r>
+          </w:p>
+        </w:tc>
+        <w:tc>
+          <w:tcPr>
+            <w:tcW w:type="dxa" w:w="2351"/>
+          </w:tcPr>
+          <w:p>
+            <w:pPr>
+              <w:jc w:val="center"/>
+            </w:pPr>
+            <w:r>
+              <w:t>그리드서치 완료 (0.1/0.2/0.3) → 최적 0.1</w:t>
+              <w:br/>
+              <w:t>Milling dropout=0.3 고정 → 0.2/0.4 탐색 가능</w:t>
+              <w:br/>
+              <w:t>→ 과적합 정도 보며 0.1~0.4 범위 조정</w:t>
+            </w:r>
+          </w:p>
+        </w:tc>
+      </w:tr>
+      <w:tr>
+        <w:tc>
+          <w:tcPr>
+            <w:tcW w:type="dxa" w:w="2351"/>
+          </w:tcPr>
+          <w:p>
+            <w:pPr>
+              <w:jc w:val="center"/>
+            </w:pPr>
+            <w:r>
+              <w:t>7순위</w:t>
+              <w:br/>
+              <w:t>(낮음)</w:t>
+            </w:r>
+          </w:p>
+        </w:tc>
+        <w:tc>
+          <w:tcPr>
+            <w:tcW w:type="dxa" w:w="2351"/>
+          </w:tcPr>
+          <w:p>
+            <w:pPr>
+              <w:jc w:val="center"/>
+            </w:pPr>
+            <w:r>
+              <w:t>배치 크기</w:t>
+              <w:br/>
+              <w:t>(Batch Size)</w:t>
+            </w:r>
+          </w:p>
+        </w:tc>
+        <w:tc>
+          <w:tcPr>
+            <w:tcW w:type="dxa" w:w="2351"/>
+          </w:tcPr>
+          <w:p>
+            <w:pPr>
+              <w:jc w:val="center"/>
+            </w:pPr>
+            <w:r>
+              <w:t>두 소스 공통</w:t>
+            </w:r>
+          </w:p>
+        </w:tc>
+        <w:tc>
+          <w:tcPr>
+            <w:tcW w:type="dxa" w:w="2351"/>
+          </w:tcPr>
+          <w:p>
+            <w:pPr>
+              <w:jc w:val="center"/>
+            </w:pPr>
+            <w:r>
+              <w:t>추가 실험: FEMTO batch=16 → OOS RMSE 956→837 (12.5%↑)</w:t>
+              <w:br/>
+              <w:t>Milling: 임계값=0.5 조건에서 모든 배치 크기 collapse</w:t>
+              <w:br/>
+              <w:t>→ 임계값(0.75) 복원 후 배치 크기 재탐색 권장</w:t>
+            </w:r>
+          </w:p>
+        </w:tc>
+      </w:tr>
+      <w:tr>
+        <w:tc>
+          <w:tcPr>
+            <w:tcW w:type="dxa" w:w="2351"/>
+          </w:tcPr>
+          <w:p>
+            <w:pPr>
+              <w:jc w:val="center"/>
+            </w:pPr>
+            <w:r>
+              <w:t>8순위</w:t>
+              <w:br/>
+              <w:t>(선택)</w:t>
+            </w:r>
+          </w:p>
+        </w:tc>
+        <w:tc>
+          <w:tcPr>
+            <w:tcW w:type="dxa" w:w="2351"/>
+          </w:tcPr>
+          <w:p>
+            <w:pPr>
+              <w:jc w:val="center"/>
+            </w:pPr>
+            <w:r>
+              <w:t>필터 수 세부 조정</w:t>
+            </w:r>
+          </w:p>
+        </w:tc>
+        <w:tc>
+          <w:tcPr>
+            <w:tcW w:type="dxa" w:w="2351"/>
+          </w:tcPr>
+          <w:p>
+            <w:pPr>
+              <w:jc w:val="center"/>
+            </w:pPr>
+            <w:r>
+              <w:t>Milling</w:t>
+            </w:r>
+          </w:p>
+        </w:tc>
+        <w:tc>
+          <w:tcPr>
+            <w:tcW w:type="dxa" w:w="2351"/>
+          </w:tcPr>
+          <w:p>
+            <w:pPr>
+              <w:jc w:val="center"/>
+            </w:pPr>
+            <w:r>
+              <w:t>소형(32→64→128): 파라미터 53K / 현재(64→128→256): 176K</w:t>
+              <w:br/>
+              <w:t>임계값=0.5 조건에서 차이 없음 (모두 collapse)</w:t>
+              <w:br/>
+              <w:t>→ 임계값 문제 해결 후 경량화 목적으로 소형 필터 검토</w:t>
+            </w:r>
+          </w:p>
+        </w:tc>
+      </w:tr>
+      <w:tr>
+        <w:tc>
+          <w:tcPr>
+            <w:tcW w:type="dxa" w:w="2351"/>
+          </w:tcPr>
+          <w:p>
+            <w:pPr>
+              <w:jc w:val="center"/>
+            </w:pPr>
+            <w:r>
+              <w:t>보완</w:t>
+              <w:br/>
+              <w:t>(옵션)</w:t>
+            </w:r>
+          </w:p>
+        </w:tc>
+        <w:tc>
+          <w:tcPr>
+            <w:tcW w:type="dxa" w:w="2351"/>
+          </w:tcPr>
+          <w:p>
+            <w:pPr>
+              <w:jc w:val="center"/>
+            </w:pPr>
+            <w:r>
+              <w:t>분류 임계값</w:t>
+              <w:br/>
+              <w:t>(Threshold)</w:t>
+            </w:r>
+          </w:p>
+        </w:tc>
+        <w:tc>
+          <w:tcPr>
+            <w:tcW w:type="dxa" w:w="2351"/>
+          </w:tcPr>
+          <w:p>
+            <w:pPr>
+              <w:jc w:val="center"/>
+            </w:pPr>
+            <w:r>
+              <w:t>Milling</w:t>
+            </w:r>
+          </w:p>
+        </w:tc>
+        <w:tc>
+          <w:tcPr>
+            <w:tcW w:type="dxa" w:w="2351"/>
+          </w:tcPr>
+          <w:p>
+            <w:pPr>
+              <w:jc w:val="center"/>
+            </w:pPr>
+            <w:r>
+              <w:t>현재: 0.75 (기존 모델) / 실험: 0.5 (collapse 원인)</w:t>
+              <w:br/>
+              <w:t>→ 0.5~0.8 범위 탐색, Precision-Recall 곡선 기반 최적화</w:t>
+            </w:r>
+          </w:p>
+        </w:tc>
+      </w:tr>
+    </w:tbl>
+    <w:p/>
+    <w:p>
+      <w:r>
+        <w:rPr>
+          <w:i/>
+          <w:sz w:val="18"/>
+        </w:rPr>
+        <w:t>※ 1~3순위를 먼저 안정화한 뒤 4~8순위를 순차 적용하는 것을 권장합니다.</w:t>
+        <w:br/>
+        <w:t>※ Milling에서는 임계값 복원(0.75)이 다른 HP 조정보다 우선합니다.</w:t>
+      </w:r>
+    </w:p>
+    <w:p>
+      <w:r>
+        <w:br w:type="page"/>
+      </w:r>
+    </w:p>
+    <w:p>
+      <w:pPr>
+        <w:pStyle w:val="Heading1"/>
+      </w:pPr>
+      <w:r>
+        <w:t>부록 A — 권장 튜닝 순서 요약</w:t>
+      </w:r>
+    </w:p>
+    <w:p>
+      <w:r>
+        <w:rPr>
+          <w:sz w:val="20"/>
+        </w:rPr>
+        <w:t>모델 성능 개선 시 아래 순서대로 적용할 것을 권장합니다.</w:t>
+        <w:br/>
+        <w:br/>
+        <w:t>① 모델 아키텍처 비교 (가장 큰 임팩트)</w:t>
+        <w:br/>
+        <w:t>② 에폭 수 + EarlyStopping patience 조정</w:t>
+        <w:br/>
+        <w:t>③ 학습률(Learning Rate) 탐색 (ReduceLROnPlateau 병행)</w:t>
+        <w:br/>
+        <w:t>④ 윈도우/시퀀스 길이 그리드서치</w:t>
+        <w:br/>
+        <w:t>⑤ 유닛/필터 수 그리드서치</w:t>
+        <w:br/>
+        <w:t>⑥ 드롭아웃 비율 조정</w:t>
+        <w:br/>
+        <w:t>⑦ 배치 크기 탐색 (그리드서치 통합 권장)</w:t>
+        <w:br/>
+        <w:t>⑧ 필터 수 세부 조정 (경량화 목적)</w:t>
+        <w:br/>
+        <w:t>⊕ 분류 모델: 임계값(Threshold) 최적화 — Precision-Recall 곡선 기반</w:t>
+        <w:br/>
+        <w:br/>
+        <w:t>DL_FactoryAutomation 적용 결과:</w:t>
+        <w:br/>
+        <w:t>• FEMTO GRU OOS RMSE: 기준 956.05분 → 배치=16 → 836.6분 (12.5%↑)</w:t>
+        <w:br/>
+        <w:t>• Milling 1D-CNN: 임계값=0.75 복원이 최우선 과제</w:t>
+      </w:r>
+    </w:p>
+    <w:p>
+      <w:r>
+        <w:br w:type="page"/>
+      </w:r>
+    </w:p>
+    <w:p>
+      <w:pPr>
+        <w:pStyle w:val="Heading1"/>
+      </w:pPr>
+      <w:r>
+        <w:t>Streamlit 앱 기능 목록</w:t>
+      </w:r>
+    </w:p>
+    <w:tbl>
+      <w:tblPr>
+        <w:tblStyle w:val="TableGrid"/>
+        <w:tblW w:type="auto" w:w="0"/>
+        <w:tblLook w:firstColumn="1" w:firstRow="1" w:lastColumn="0" w:lastRow="0" w:noHBand="0" w:noVBand="1" w:val="04A0"/>
+      </w:tblPr>
+      <w:tblGrid>
+        <w:gridCol w:w="1344"/>
+        <w:gridCol w:w="1344"/>
+        <w:gridCol w:w="1344"/>
+        <w:gridCol w:w="1344"/>
+        <w:gridCol w:w="1344"/>
+        <w:gridCol w:w="1344"/>
+        <w:gridCol w:w="1344"/>
+      </w:tblGrid>
+      <w:tr>
+        <w:tc>
+          <w:tcPr>
+            <w:tcW w:type="dxa" w:w="1344"/>
+            <w:shd w:val="clear" w:color="auto" w:fill="2E74B5"/>
+          </w:tcPr>
+          <w:p>
+            <w:pPr>
+              <w:jc w:val="center"/>
+            </w:pPr>
+            <w:r>
+              <w:rPr>
+                <w:b/>
+                <w:color w:val="FFFFFF"/>
+              </w:rPr>
+              <w:t>앱 파일</w:t>
+            </w:r>
+          </w:p>
+        </w:tc>
+        <w:tc>
+          <w:tcPr>
+            <w:tcW w:type="dxa" w:w="1344"/>
+            <w:shd w:val="clear" w:color="auto" w:fill="2E74B5"/>
+          </w:tcPr>
+          <w:p>
+            <w:pPr>
+              <w:jc w:val="center"/>
+            </w:pPr>
+            <w:r>
+              <w:rPr>
+                <w:b/>
+                <w:color w:val="FFFFFF"/>
+              </w:rPr>
+              <w:t>탭/메뉴</w:t>
+            </w:r>
+          </w:p>
+        </w:tc>
+        <w:tc>
+          <w:tcPr>
+            <w:tcW w:type="dxa" w:w="1344"/>
+            <w:shd w:val="clear" w:color="auto" w:fill="2E74B5"/>
+          </w:tcPr>
+          <w:p>
+            <w:pPr>
+              <w:jc w:val="center"/>
+            </w:pPr>
+            <w:r>
+              <w:rPr>
+                <w:b/>
+                <w:color w:val="FFFFFF"/>
+              </w:rPr>
+              <w:t>기능 설명</w:t>
+            </w:r>
+          </w:p>
+        </w:tc>
+        <w:tc>
+          <w:tcPr>
+            <w:tcW w:type="dxa" w:w="1344"/>
+            <w:shd w:val="clear" w:color="auto" w:fill="2E74B5"/>
+          </w:tcPr>
+          <w:p>
+            <w:pPr>
+              <w:jc w:val="center"/>
+            </w:pPr>
+            <w:r>
+              <w:rPr>
+                <w:b/>
+                <w:color w:val="FFFFFF"/>
+              </w:rPr>
+              <w:t>카테고리</w:t>
+            </w:r>
+          </w:p>
+        </w:tc>
+        <w:tc>
+          <w:tcPr>
+            <w:tcW w:type="dxa" w:w="1344"/>
+            <w:shd w:val="clear" w:color="auto" w:fill="2E74B5"/>
+          </w:tcPr>
+          <w:p>
+            <w:pPr>
+              <w:jc w:val="center"/>
+            </w:pPr>
+            <w:r>
+              <w:rPr>
+                <w:b/>
+                <w:color w:val="FFFFFF"/>
+              </w:rPr>
+              <w:t>회귀/분류</w:t>
+            </w:r>
+          </w:p>
+        </w:tc>
+        <w:tc>
+          <w:tcPr>
+            <w:tcW w:type="dxa" w:w="1344"/>
+            <w:shd w:val="clear" w:color="auto" w:fill="2E74B5"/>
+          </w:tcPr>
+          <w:p>
+            <w:pPr>
+              <w:jc w:val="center"/>
+            </w:pPr>
+            <w:r>
+              <w:rPr>
+                <w:b/>
+                <w:color w:val="FFFFFF"/>
+              </w:rPr>
+              <w:t>사용 모델</w:t>
+            </w:r>
+          </w:p>
+        </w:tc>
+        <w:tc>
+          <w:tcPr>
+            <w:tcW w:type="dxa" w:w="1344"/>
+            <w:shd w:val="clear" w:color="auto" w:fill="2E74B5"/>
+          </w:tcPr>
+          <w:p>
+            <w:pPr>
+              <w:jc w:val="center"/>
+            </w:pPr>
+            <w:r>
+              <w:rPr>
+                <w:b/>
+                <w:color w:val="FFFFFF"/>
+              </w:rPr>
+              <w:t>사용 데이터</w:t>
+            </w:r>
+          </w:p>
+        </w:tc>
+      </w:tr>
+      <w:tr>
+        <w:tc>
+          <w:tcPr>
+            <w:tcW w:type="dxa" w:w="1344"/>
+          </w:tcPr>
+          <w:p>
+            <w:pPr>
+              <w:jc w:val="center"/>
+            </w:pPr>
+            <w:r>
+              <w:t>streamlit_unified.py</w:t>
+            </w:r>
+          </w:p>
+        </w:tc>
+        <w:tc>
+          <w:tcPr>
+            <w:tcW w:type="dxa" w:w="1344"/>
+          </w:tcPr>
+          <w:p>
+            <w:pPr>
+              <w:jc w:val="center"/>
+            </w:pPr>
+            <w:r>
+              <w:t>Tab 1</w:t>
+              <w:br/>
+              <w:t>ML 진단</w:t>
+            </w:r>
+          </w:p>
+        </w:tc>
+        <w:tc>
+          <w:tcPr>
+            <w:tcW w:type="dxa" w:w="1344"/>
+          </w:tcPr>
+          <w:p>
+            <w:pPr>
+              <w:jc w:val="center"/>
+            </w:pPr>
+            <w:r>
+              <w:t>설비 파라미터 입력</w:t>
+              <w:br/>
+              <w:t>→ 고장 확률 예측</w:t>
+            </w:r>
+          </w:p>
+        </w:tc>
+        <w:tc>
+          <w:tcPr>
+            <w:tcW w:type="dxa" w:w="1344"/>
+          </w:tcPr>
+          <w:p>
+            <w:pPr>
+              <w:jc w:val="center"/>
+            </w:pPr>
+            <w:r>
+              <w:t>ML</w:t>
+            </w:r>
+          </w:p>
+        </w:tc>
+        <w:tc>
+          <w:tcPr>
+            <w:tcW w:type="dxa" w:w="1344"/>
+          </w:tcPr>
+          <w:p>
+            <w:pPr>
+              <w:jc w:val="center"/>
+            </w:pPr>
+            <w:r>
+              <w:t>분류(이진)</w:t>
+            </w:r>
+          </w:p>
+        </w:tc>
+        <w:tc>
+          <w:tcPr>
+            <w:tcW w:type="dxa" w:w="1344"/>
+          </w:tcPr>
+          <w:p>
+            <w:pPr>
+              <w:jc w:val="center"/>
+            </w:pPr>
+            <w:r>
+              <w:t>XGBoost</w:t>
+            </w:r>
+          </w:p>
+        </w:tc>
+        <w:tc>
+          <w:tcPr>
+            <w:tcW w:type="dxa" w:w="1344"/>
+          </w:tcPr>
+          <w:p>
+            <w:pPr>
+              <w:jc w:val="center"/>
+            </w:pPr>
+            <w:r>
+              <w:t>AI4I 정형(10K행</w:t>
+              <w:br/>
+              <w:t>설비유형/rpm/토크/</w:t>
+              <w:br/>
+              <w:t>공구마모/온도)</w:t>
+            </w:r>
+          </w:p>
+        </w:tc>
+      </w:tr>
+      <w:tr>
+        <w:tc>
+          <w:tcPr>
+            <w:tcW w:type="dxa" w:w="1344"/>
+          </w:tcPr>
+          <w:p>
+            <w:pPr>
+              <w:jc w:val="center"/>
+            </w:pPr>
+            <w:r>
+              <w:t>streamlit_unified.py</w:t>
+            </w:r>
+          </w:p>
+        </w:tc>
+        <w:tc>
+          <w:tcPr>
+            <w:tcW w:type="dxa" w:w="1344"/>
+          </w:tcPr>
+          <w:p>
+            <w:pPr>
+              <w:jc w:val="center"/>
+            </w:pPr>
+            <w:r>
+              <w:t>Tab 2</w:t>
+              <w:br/>
+              <w:t>DL 시계열</w:t>
+            </w:r>
+          </w:p>
+        </w:tc>
+        <w:tc>
+          <w:tcPr>
+            <w:tcW w:type="dxa" w:w="1344"/>
+          </w:tcPr>
+          <w:p>
+            <w:pPr>
+              <w:jc w:val="center"/>
+            </w:pPr>
+            <w:r>
+              <w:t>50스텝 열화 시계열</w:t>
+              <w:br/>
+              <w:t>→ 고장 탐지</w:t>
+            </w:r>
+          </w:p>
+        </w:tc>
+        <w:tc>
+          <w:tcPr>
+            <w:tcW w:type="dxa" w:w="1344"/>
+          </w:tcPr>
+          <w:p>
+            <w:pPr>
+              <w:jc w:val="center"/>
+            </w:pPr>
+            <w:r>
+              <w:t>DL</w:t>
+            </w:r>
+          </w:p>
+        </w:tc>
+        <w:tc>
+          <w:tcPr>
+            <w:tcW w:type="dxa" w:w="1344"/>
+          </w:tcPr>
+          <w:p>
+            <w:pPr>
+              <w:jc w:val="center"/>
+            </w:pPr>
+            <w:r>
+              <w:t>분류(이진)</w:t>
+            </w:r>
+          </w:p>
+        </w:tc>
+        <w:tc>
+          <w:tcPr>
+            <w:tcW w:type="dxa" w:w="1344"/>
+          </w:tcPr>
+          <w:p>
+            <w:pPr>
+              <w:jc w:val="center"/>
+            </w:pPr>
+            <w:r>
+              <w:t>CNN + LSTM</w:t>
+            </w:r>
+          </w:p>
+        </w:tc>
+        <w:tc>
+          <w:tcPr>
+            <w:tcW w:type="dxa" w:w="1344"/>
+          </w:tcPr>
+          <w:p>
+            <w:pPr>
+              <w:jc w:val="center"/>
+            </w:pPr>
+            <w:r>
+              <w:t>합성 시계열</w:t>
+              <w:br/>
+              <w:t>(50 타임스텝)</w:t>
+            </w:r>
+          </w:p>
+        </w:tc>
+      </w:tr>
+      <w:tr>
+        <w:tc>
+          <w:tcPr>
+            <w:tcW w:type="dxa" w:w="1344"/>
+          </w:tcPr>
+          <w:p>
+            <w:pPr>
+              <w:jc w:val="center"/>
+            </w:pPr>
+            <w:r>
+              <w:t>streamlit_unified.py</w:t>
+            </w:r>
+          </w:p>
+        </w:tc>
+        <w:tc>
+          <w:tcPr>
+            <w:tcW w:type="dxa" w:w="1344"/>
+          </w:tcPr>
+          <w:p>
+            <w:pPr>
+              <w:jc w:val="center"/>
+            </w:pPr>
+            <w:r>
+              <w:t>Tab 3</w:t>
+              <w:br/>
+              <w:t>DL 원시신호</w:t>
+            </w:r>
+          </w:p>
+        </w:tc>
+        <w:tc>
+          <w:tcPr>
+            <w:tcW w:type="dxa" w:w="1344"/>
+          </w:tcPr>
+          <w:p>
+            <w:pPr>
+              <w:jc w:val="center"/>
+            </w:pPr>
+            <w:r>
+              <w:t>공구 원시신호</w:t>
+              <w:br/>
+              <w:t>→ 마모 판정</w:t>
+            </w:r>
+          </w:p>
+        </w:tc>
+        <w:tc>
+          <w:tcPr>
+            <w:tcW w:type="dxa" w:w="1344"/>
+          </w:tcPr>
+          <w:p>
+            <w:pPr>
+              <w:jc w:val="center"/>
+            </w:pPr>
+            <w:r>
+              <w:t>DL</w:t>
+            </w:r>
+          </w:p>
+        </w:tc>
+        <w:tc>
+          <w:tcPr>
+            <w:tcW w:type="dxa" w:w="1344"/>
+          </w:tcPr>
+          <w:p>
+            <w:pPr>
+              <w:jc w:val="center"/>
+            </w:pPr>
+            <w:r>
+              <w:t>분류(이진)</w:t>
+            </w:r>
+          </w:p>
+        </w:tc>
+        <w:tc>
+          <w:tcPr>
+            <w:tcW w:type="dxa" w:w="1344"/>
+          </w:tcPr>
+          <w:p>
+            <w:pPr>
+              <w:jc w:val="center"/>
+            </w:pPr>
+            <w:r>
+              <w:t>1D-CNN(멀티채널)</w:t>
+            </w:r>
+          </w:p>
+        </w:tc>
+        <w:tc>
+          <w:tcPr>
+            <w:tcW w:type="dxa" w:w="1344"/>
+          </w:tcPr>
+          <w:p>
+            <w:pPr>
+              <w:jc w:val="center"/>
+            </w:pPr>
+            <w:r>
+              <w:t>NASA Milling</w:t>
+              <w:br/>
+              <w:t>(512×6 원시신호)</w:t>
+            </w:r>
+          </w:p>
+        </w:tc>
+      </w:tr>
+      <w:tr>
+        <w:tc>
+          <w:tcPr>
+            <w:tcW w:type="dxa" w:w="1344"/>
+          </w:tcPr>
+          <w:p>
+            <w:pPr>
+              <w:jc w:val="center"/>
+            </w:pPr>
+            <w:r>
+              <w:t>streamlit_unified.py</w:t>
+            </w:r>
+          </w:p>
+        </w:tc>
+        <w:tc>
+          <w:tcPr>
+            <w:tcW w:type="dxa" w:w="1344"/>
+          </w:tcPr>
+          <w:p>
+            <w:pPr>
+              <w:jc w:val="center"/>
+            </w:pPr>
+            <w:r>
+              <w:t>Tab 4</w:t>
+              <w:br/>
+              <w:t>통합 비교</w:t>
+            </w:r>
+          </w:p>
+        </w:tc>
+        <w:tc>
+          <w:tcPr>
+            <w:tcW w:type="dxa" w:w="1344"/>
+          </w:tcPr>
+          <w:p>
+            <w:pPr>
+              <w:jc w:val="center"/>
+            </w:pPr>
+            <w:r>
+              <w:t>ML vs DL</w:t>
+              <w:br/>
+              <w:t>성능 비교 대시보드</w:t>
+            </w:r>
+          </w:p>
+        </w:tc>
+        <w:tc>
+          <w:tcPr>
+            <w:tcW w:type="dxa" w:w="1344"/>
+          </w:tcPr>
+          <w:p>
+            <w:pPr>
+              <w:jc w:val="center"/>
+            </w:pPr>
+            <w:r>
+              <w:t>ML+DL</w:t>
+            </w:r>
+          </w:p>
+        </w:tc>
+        <w:tc>
+          <w:tcPr>
+            <w:tcW w:type="dxa" w:w="1344"/>
+          </w:tcPr>
+          <w:p>
+            <w:pPr>
+              <w:jc w:val="center"/>
+            </w:pPr>
+            <w:r>
+              <w:t>비교 대시보드</w:t>
+            </w:r>
+          </w:p>
+        </w:tc>
+        <w:tc>
+          <w:tcPr>
+            <w:tcW w:type="dxa" w:w="1344"/>
+          </w:tcPr>
+          <w:p>
+            <w:pPr>
+              <w:jc w:val="center"/>
+            </w:pPr>
+            <w:r>
+              <w:t>XGBoost /</w:t>
+              <w:br/>
+              <w:t>CNN+LSTM / 1D-CNN</w:t>
+            </w:r>
+          </w:p>
+        </w:tc>
+        <w:tc>
+          <w:tcPr>
+            <w:tcW w:type="dxa" w:w="1344"/>
+          </w:tcPr>
+          <w:p>
+            <w:pPr>
+              <w:jc w:val="center"/>
+            </w:pPr>
+            <w:r>
+              <w:t>3개 소스 통합</w:t>
+            </w:r>
+          </w:p>
+        </w:tc>
+      </w:tr>
+      <w:tr>
+        <w:tc>
+          <w:tcPr>
+            <w:tcW w:type="dxa" w:w="1344"/>
+          </w:tcPr>
+          <w:p>
+            <w:pPr>
+              <w:jc w:val="center"/>
+            </w:pPr>
+            <w:r>
+              <w:t>streamlit_app.py</w:t>
+            </w:r>
+          </w:p>
+        </w:tc>
+        <w:tc>
+          <w:tcPr>
+            <w:tcW w:type="dxa" w:w="1344"/>
+          </w:tcPr>
+          <w:p>
+            <w:pPr>
+              <w:jc w:val="center"/>
+            </w:pPr>
+            <w:r>
+              <w:t>단건 시뮬레이션</w:t>
+            </w:r>
+          </w:p>
+        </w:tc>
+        <w:tc>
+          <w:tcPr>
+            <w:tcW w:type="dxa" w:w="1344"/>
+          </w:tcPr>
+          <w:p>
+            <w:pPr>
+              <w:jc w:val="center"/>
+            </w:pPr>
+            <w:r>
+              <w:t>파라미터 입력</w:t>
+              <w:br/>
+              <w:t>→ 시퀀스 생성 → 예측</w:t>
+            </w:r>
+          </w:p>
+        </w:tc>
+        <w:tc>
+          <w:tcPr>
+            <w:tcW w:type="dxa" w:w="1344"/>
+          </w:tcPr>
+          <w:p>
+            <w:pPr>
+              <w:jc w:val="center"/>
+            </w:pPr>
+            <w:r>
+              <w:t>DL</w:t>
+            </w:r>
+          </w:p>
+        </w:tc>
+        <w:tc>
+          <w:tcPr>
+            <w:tcW w:type="dxa" w:w="1344"/>
+          </w:tcPr>
+          <w:p>
+            <w:pPr>
+              <w:jc w:val="center"/>
+            </w:pPr>
+            <w:r>
+              <w:t>분류(이진)</w:t>
+            </w:r>
+          </w:p>
+        </w:tc>
+        <w:tc>
+          <w:tcPr>
+            <w:tcW w:type="dxa" w:w="1344"/>
+          </w:tcPr>
+          <w:p>
+            <w:pPr>
+              <w:jc w:val="center"/>
+            </w:pPr>
+            <w:r>
+              <w:t>CNN + LSTM</w:t>
+            </w:r>
+          </w:p>
+        </w:tc>
+        <w:tc>
+          <w:tcPr>
+            <w:tcW w:type="dxa" w:w="1344"/>
+          </w:tcPr>
+          <w:p>
+            <w:pPr>
+              <w:jc w:val="center"/>
+            </w:pPr>
+            <w:r>
+              <w:t>합성 시뮬레이션</w:t>
+            </w:r>
+          </w:p>
+        </w:tc>
+      </w:tr>
+      <w:tr>
+        <w:tc>
+          <w:tcPr>
+            <w:tcW w:type="dxa" w:w="1344"/>
+          </w:tcPr>
+          <w:p>
+            <w:pPr>
+              <w:jc w:val="center"/>
+            </w:pPr>
+            <w:r>
+              <w:t>streamlit_app.py</w:t>
+            </w:r>
+          </w:p>
+        </w:tc>
+        <w:tc>
+          <w:tcPr>
+            <w:tcW w:type="dxa" w:w="1344"/>
+          </w:tcPr>
+          <w:p>
+            <w:pPr>
+              <w:jc w:val="center"/>
+            </w:pPr>
+            <w:r>
+              <w:t>데모 CSV</w:t>
+              <w:br/>
+              <w:t>일괄 예측</w:t>
+            </w:r>
+          </w:p>
+        </w:tc>
+        <w:tc>
+          <w:tcPr>
+            <w:tcW w:type="dxa" w:w="1344"/>
+          </w:tcPr>
+          <w:p>
+            <w:pPr>
+              <w:jc w:val="center"/>
+            </w:pPr>
+            <w:r>
+              <w:t>demo CSV 업로드</w:t>
+              <w:br/>
+              <w:t>→ 배치 예측 및 시각화</w:t>
+            </w:r>
+          </w:p>
+        </w:tc>
+        <w:tc>
+          <w:tcPr>
+            <w:tcW w:type="dxa" w:w="1344"/>
+          </w:tcPr>
+          <w:p>
+            <w:pPr>
+              <w:jc w:val="center"/>
+            </w:pPr>
+            <w:r>
+              <w:t>DL</w:t>
+            </w:r>
+          </w:p>
+        </w:tc>
+        <w:tc>
+          <w:tcPr>
+            <w:tcW w:type="dxa" w:w="1344"/>
+          </w:tcPr>
+          <w:p>
+            <w:pPr>
+              <w:jc w:val="center"/>
+            </w:pPr>
+            <w:r>
+              <w:t>분류(이진)</w:t>
+            </w:r>
+          </w:p>
+        </w:tc>
+        <w:tc>
+          <w:tcPr>
+            <w:tcW w:type="dxa" w:w="1344"/>
+          </w:tcPr>
+          <w:p>
+            <w:pPr>
+              <w:jc w:val="center"/>
+            </w:pPr>
+            <w:r>
+              <w:t>CNN + LSTM</w:t>
+            </w:r>
+          </w:p>
+        </w:tc>
+        <w:tc>
+          <w:tcPr>
+            <w:tcW w:type="dxa" w:w="1344"/>
+          </w:tcPr>
+          <w:p>
+            <w:pPr>
+              <w:jc w:val="center"/>
+            </w:pPr>
+            <w:r>
+              <w:t>합성 시계열</w:t>
+              <w:br/>
+              <w:t>(demo CSV)</w:t>
+            </w:r>
+          </w:p>
+        </w:tc>
+      </w:tr>
+      <w:tr>
+        <w:tc>
+          <w:tcPr>
+            <w:tcW w:type="dxa" w:w="1344"/>
+          </w:tcPr>
+          <w:p>
+            <w:pPr>
+              <w:jc w:val="center"/>
+            </w:pPr>
+            <w:r>
+              <w:t>streamlit_femto.py</w:t>
+            </w:r>
+          </w:p>
+        </w:tc>
+        <w:tc>
+          <w:tcPr>
+            <w:tcW w:type="dxa" w:w="1344"/>
+          </w:tcPr>
+          <w:p>
+            <w:pPr>
+              <w:jc w:val="center"/>
+            </w:pPr>
+            <w:r>
+              <w:t>ML 열화 분류</w:t>
+            </w:r>
+          </w:p>
+        </w:tc>
+        <w:tc>
+          <w:tcPr>
+            <w:tcW w:type="dxa" w:w="1344"/>
+          </w:tcPr>
+          <w:p>
+            <w:pPr>
+              <w:jc w:val="center"/>
+            </w:pPr>
+            <w:r>
+              <w:t>베어링 센서값</w:t>
+              <w:br/>
+              <w:t>→ 열화 단계 판정</w:t>
+            </w:r>
+          </w:p>
+        </w:tc>
+        <w:tc>
+          <w:tcPr>
+            <w:tcW w:type="dxa" w:w="1344"/>
+          </w:tcPr>
+          <w:p>
+            <w:pPr>
+              <w:jc w:val="center"/>
+            </w:pPr>
+            <w:r>
+              <w:t>ML</w:t>
+            </w:r>
+          </w:p>
+        </w:tc>
+        <w:tc>
+          <w:tcPr>
+            <w:tcW w:type="dxa" w:w="1344"/>
+          </w:tcPr>
+          <w:p>
+            <w:pPr>
+              <w:jc w:val="center"/>
+            </w:pPr>
+            <w:r>
+              <w:t>분류(다중)</w:t>
+            </w:r>
+          </w:p>
+        </w:tc>
+        <w:tc>
+          <w:tcPr>
+            <w:tcW w:type="dxa" w:w="1344"/>
+          </w:tcPr>
+          <w:p>
+            <w:pPr>
+              <w:jc w:val="center"/>
+            </w:pPr>
+            <w:r>
+              <w:t>Random Forest /</w:t>
+              <w:br/>
+              <w:t>Gradient Boosting</w:t>
+            </w:r>
+          </w:p>
+        </w:tc>
+        <w:tc>
+          <w:tcPr>
+            <w:tcW w:type="dxa" w:w="1344"/>
+          </w:tcPr>
+          <w:p>
+            <w:pPr>
+              <w:jc w:val="center"/>
+            </w:pPr>
+            <w:r>
+              <w:t>FEMTO-ST 베어링</w:t>
+              <w:br/>
+              <w:t>(진동+온도 피처)</w:t>
+            </w:r>
+          </w:p>
+        </w:tc>
+      </w:tr>
+      <w:tr>
+        <w:tc>
+          <w:tcPr>
+            <w:tcW w:type="dxa" w:w="1344"/>
+          </w:tcPr>
+          <w:p>
+            <w:pPr>
+              <w:jc w:val="center"/>
+            </w:pPr>
+            <w:r>
+              <w:t>streamlit_femto.py</w:t>
+            </w:r>
+          </w:p>
+        </w:tc>
+        <w:tc>
+          <w:tcPr>
+            <w:tcW w:type="dxa" w:w="1344"/>
+          </w:tcPr>
+          <w:p>
+            <w:pPr>
+              <w:jc w:val="center"/>
+            </w:pPr>
+            <w:r>
+              <w:t>DL RUL 예측</w:t>
+            </w:r>
+          </w:p>
+        </w:tc>
+        <w:tc>
+          <w:tcPr>
+            <w:tcW w:type="dxa" w:w="1344"/>
+          </w:tcPr>
+          <w:p>
+            <w:pPr>
+              <w:jc w:val="center"/>
+            </w:pPr>
+            <w:r>
+              <w:t>슬라이딩 윈도우</w:t>
+              <w:br/>
+              <w:t>→ 잔여수명(RUL) 예측</w:t>
+            </w:r>
+          </w:p>
+        </w:tc>
+        <w:tc>
+          <w:tcPr>
+            <w:tcW w:type="dxa" w:w="1344"/>
+          </w:tcPr>
+          <w:p>
+            <w:pPr>
+              <w:jc w:val="center"/>
+            </w:pPr>
+            <w:r>
+              <w:t>DL</w:t>
+            </w:r>
+          </w:p>
+        </w:tc>
+        <w:tc>
+          <w:tcPr>
+            <w:tcW w:type="dxa" w:w="1344"/>
+          </w:tcPr>
+          <w:p>
+            <w:pPr>
+              <w:jc w:val="center"/>
+            </w:pPr>
+            <w:r>
+              <w:t>회귀</w:t>
+            </w:r>
+          </w:p>
+        </w:tc>
+        <w:tc>
+          <w:tcPr>
+            <w:tcW w:type="dxa" w:w="1344"/>
+          </w:tcPr>
+          <w:p>
+            <w:pPr>
+              <w:jc w:val="center"/>
+            </w:pPr>
+            <w:r>
+              <w:t>GRU / LSTM</w:t>
+              <w:br/>
+              <w:t>(window=20, units=32)</w:t>
+            </w:r>
+          </w:p>
+        </w:tc>
+        <w:tc>
+          <w:tcPr>
+            <w:tcW w:type="dxa" w:w="1344"/>
+          </w:tcPr>
+          <w:p>
+            <w:pPr>
+              <w:jc w:val="center"/>
+            </w:pPr>
+            <w:r>
+              <w:t>FEMTO-ST 베어링</w:t>
+              <w:br/>
+              <w:t>(FEMTO_processed)</w:t>
+            </w:r>
+          </w:p>
+        </w:tc>
+      </w:tr>
+      <w:tr>
+        <w:tc>
+          <w:tcPr>
+            <w:tcW w:type="dxa" w:w="1344"/>
+          </w:tcPr>
+          <w:p>
+            <w:pPr>
+              <w:jc w:val="center"/>
+            </w:pPr>
+            <w:r>
+              <w:t>streamlit_rag.py</w:t>
+            </w:r>
+          </w:p>
+        </w:tc>
+        <w:tc>
+          <w:tcPr>
+            <w:tcW w:type="dxa" w:w="1344"/>
+          </w:tcPr>
+          <w:p>
+            <w:pPr>
+              <w:jc w:val="center"/>
+            </w:pPr>
+            <w:r>
+              <w:t>RAG</w:t>
+              <w:br/>
+              <w:t>유사 사례 검색</w:t>
+            </w:r>
+          </w:p>
+        </w:tc>
+        <w:tc>
+          <w:tcPr>
+            <w:tcW w:type="dxa" w:w="1344"/>
+          </w:tcPr>
+          <w:p>
+            <w:pPr>
+              <w:jc w:val="center"/>
+            </w:pPr>
+            <w:r>
+              <w:t>센서 측정값 → FAISS</w:t>
+              <w:br/>
+              <w:t>코사인 유사도 검색</w:t>
+              <w:br/>
+              <w:t>→ Top-K 사례 + RUL 추정</w:t>
+            </w:r>
+          </w:p>
+        </w:tc>
+        <w:tc>
+          <w:tcPr>
+            <w:tcW w:type="dxa" w:w="1344"/>
+          </w:tcPr>
+          <w:p>
+            <w:pPr>
+              <w:jc w:val="center"/>
+            </w:pPr>
+            <w:r>
+              <w:t>LLM(RAG)</w:t>
+            </w:r>
+          </w:p>
+        </w:tc>
+        <w:tc>
+          <w:tcPr>
+            <w:tcW w:type="dxa" w:w="1344"/>
+          </w:tcPr>
+          <w:p>
+            <w:pPr>
+              <w:jc w:val="center"/>
+            </w:pPr>
+            <w:r>
+              <w:t>검색 + 회귀</w:t>
+            </w:r>
+          </w:p>
+        </w:tc>
+        <w:tc>
+          <w:tcPr>
+            <w:tcW w:type="dxa" w:w="1344"/>
+          </w:tcPr>
+          <w:p>
+            <w:pPr>
+              <w:jc w:val="center"/>
+            </w:pPr>
+            <w:r>
+              <w:t>FAISS 벡터 검색</w:t>
+              <w:br/>
+              <w:t>(12차원 피처)</w:t>
+            </w:r>
+          </w:p>
+        </w:tc>
+        <w:tc>
+          <w:tcPr>
+            <w:tcW w:type="dxa" w:w="1344"/>
+          </w:tcPr>
+          <w:p>
+            <w:pPr>
+              <w:jc w:val="center"/>
+            </w:pPr>
+            <w:r>
+              <w:t>FEMTO-ST 이력</w:t>
+              <w:br/>
+              <w:t>(베어링 전체 수명)</w:t>
+            </w:r>
+          </w:p>
+        </w:tc>
+      </w:tr>
+    </w:tbl>
+    <w:p/>
+    <w:p>
+      <w:r>
+        <w:rPr>
+          <w:i/>
+          <w:sz w:val="18"/>
+        </w:rPr>
+        <w:t>※ ML 기능: XGBoost(Tab1 분류), RF/GBM(FEMTO 분류) — 정형 데이터 기반</w:t>
+        <w:br/>
+        <w:t>※ DL 기능: CNN+LSTM(시계열 분류), 1D-CNN(원시신호 분류), GRU/LSTM(RUL 회귀)</w:t>
+        <w:br/>
+        <w:t>※ LLM/RAG: FAISS 벡터 검색 기반 유사 사례 검색 — 비정형 이력 활용</w:t>
+        <w:br/>
+        <w:t>※ 회귀 기능: FEMTO DL RUL 예측(분 단위), RAG RUL 추정 / 그 외: 이진·다중 분류</w:t>
+      </w:r>
+    </w:p>
     <w:sectPr>
       <w:pgSz w:w="12240" w:h="15840"/>
       <w:pgMar w:top="1134" w:right="1417" w:bottom="1134" w:left="1417" w:header="720" w:footer="720" w:gutter="0"/>

--- a/Homework/DL_FactoryAutomation/산출물/발표용_FEMTO_RUL_20260624.docx
+++ b/Homework/DL_FactoryAutomation/산출물/발표용_FEMTO_RUL_20260624.docx
@@ -9084,6 +9084,529 @@
         <w:t>※ 회귀 기능: FEMTO DL RUL 예측(분 단위), RAG RUL 추정 / 그 외: 이진·다중 분류</w:t>
       </w:r>
     </w:p>
+    <w:p>
+      <w:pPr>
+        <w:pStyle w:val="Heading2"/>
+      </w:pPr>
+      <w:r>
+        <w:t>OOS RMSE 각주</w:t>
+      </w:r>
+    </w:p>
+    <w:tbl>
+      <w:tblPr>
+        <w:tblStyle w:val="TableGrid"/>
+        <w:tblW w:type="auto" w:w="0"/>
+        <w:tblLook w:firstColumn="1" w:firstRow="1" w:lastColumn="0" w:lastRow="0" w:noHBand="0" w:noVBand="1" w:val="04A0"/>
+      </w:tblPr>
+      <w:tblGrid>
+        <w:gridCol w:w="9406"/>
+      </w:tblGrid>
+      <w:tr>
+        <w:tc>
+          <w:tcPr>
+            <w:tcW w:type="dxa" w:w="9406"/>
+            <w:shd w:val="clear" w:color="auto" w:fill="F2F2F2"/>
+          </w:tcPr>
+          <w:p>
+            <w:r>
+              <w:rPr>
+                <w:rFonts w:ascii="맑은 고딕" w:hAnsi="맑은 고딕"/>
+                <w:sz w:val="18"/>
+              </w:rPr>
+              <w:t>【OOS RMSE 각주】</w:t>
+              <w:br/>
+              <w:t>• OOS(Out-Of-Sample): 학습에 미사용된 테스트셋으로 측정한 RMSE → 모델 일반화 성능 지표</w:t>
+              <w:br/>
+              <w:t xml:space="preserve">  ↔ In-Sample RMSE(학습셋)와 대비; 실무 모델 선정 기준은 OOS 우선</w:t>
+              <w:br/>
+              <w:t>• 단위: 분(min). 836.6분 ≈ 'RUL 예측이 실제와 평균 ~836분 차이' (제곱평균 → 큰 오차 가중)</w:t>
+              <w:br/>
+              <w:t>• 작을수록 우수. OOS ≫ In-Sample 이면 과적합 신호</w:t>
+              <w:br/>
+              <w:t>• 기준선 956분: 그리드서치 챔피언(window=20, units=32, dropout=0.1)의 고정 참조값</w:t>
+              <w:br/>
+              <w:t xml:space="preserve">  ≠ batch=32 재실험값(1002.6분). 동일 설정도 시드·초기화 변동으로 실행마다 결과 상이</w:t>
+              <w:br/>
+              <w:t xml:space="preserve">  → 표의 '기존(batch=32)'과 '기준(956분)'은 별개 개념; 혼동 방지 주석</w:t>
+            </w:r>
+          </w:p>
+        </w:tc>
+      </w:tr>
+    </w:tbl>
+    <w:p>
+      <w:pPr>
+        <w:pStyle w:val="Heading2"/>
+      </w:pPr>
+      <w:r>
+        <w:t>Milling 분류 모델 비교</w:t>
+      </w:r>
+    </w:p>
+    <w:p>
+      <w:r>
+        <w:rPr>
+          <w:sz w:val="18"/>
+        </w:rPr>
+        <w:t>임계값 0.75 조건에서 3개 모델 모두 동일 붕괴(F1=0.0) — 9에폭 조기종료 시 P(마모)≈0.66 수렴, 임계값 미달로 전부 0 예측.</w:t>
+      </w:r>
+    </w:p>
+    <w:tbl>
+      <w:tblPr>
+        <w:tblStyle w:val="TableGrid"/>
+        <w:tblW w:type="auto" w:w="0"/>
+        <w:tblLook w:firstColumn="1" w:firstRow="1" w:lastColumn="0" w:lastRow="0" w:noHBand="0" w:noVBand="1" w:val="04A0"/>
+      </w:tblPr>
+      <w:tblGrid>
+        <w:gridCol w:w="1344"/>
+        <w:gridCol w:w="1344"/>
+        <w:gridCol w:w="1344"/>
+        <w:gridCol w:w="1344"/>
+        <w:gridCol w:w="1344"/>
+        <w:gridCol w:w="1344"/>
+        <w:gridCol w:w="1344"/>
+      </w:tblGrid>
+      <w:tr>
+        <w:tc>
+          <w:tcPr>
+            <w:tcW w:type="dxa" w:w="1344"/>
+            <w:shd w:val="clear" w:color="auto" w:fill="1F3864"/>
+          </w:tcPr>
+          <w:p>
+            <w:r>
+              <w:rPr>
+                <w:rFonts w:ascii="맑은 고딕" w:hAnsi="맑은 고딕"/>
+                <w:b/>
+                <w:color w:val="FFFFFF"/>
+                <w:sz w:val="18"/>
+              </w:rPr>
+              <w:t>모델</w:t>
+            </w:r>
+          </w:p>
+        </w:tc>
+        <w:tc>
+          <w:tcPr>
+            <w:tcW w:type="dxa" w:w="1344"/>
+            <w:shd w:val="clear" w:color="auto" w:fill="1F3864"/>
+          </w:tcPr>
+          <w:p>
+            <w:r>
+              <w:rPr>
+                <w:rFonts w:ascii="맑은 고딕" w:hAnsi="맑은 고딕"/>
+                <w:b/>
+                <w:color w:val="FFFFFF"/>
+                <w:sz w:val="18"/>
+              </w:rPr>
+              <w:t>비고</w:t>
+            </w:r>
+          </w:p>
+        </w:tc>
+        <w:tc>
+          <w:tcPr>
+            <w:tcW w:type="dxa" w:w="1344"/>
+            <w:shd w:val="clear" w:color="auto" w:fill="1F3864"/>
+          </w:tcPr>
+          <w:p>
+            <w:r>
+              <w:rPr>
+                <w:rFonts w:ascii="맑은 고딕" w:hAnsi="맑은 고딕"/>
+                <w:b/>
+                <w:color w:val="FFFFFF"/>
+                <w:sz w:val="18"/>
+              </w:rPr>
+              <w:t>파라미터</w:t>
+            </w:r>
+          </w:p>
+        </w:tc>
+        <w:tc>
+          <w:tcPr>
+            <w:tcW w:type="dxa" w:w="1344"/>
+            <w:shd w:val="clear" w:color="auto" w:fill="1F3864"/>
+          </w:tcPr>
+          <w:p>
+            <w:r>
+              <w:rPr>
+                <w:rFonts w:ascii="맑은 고딕" w:hAnsi="맑은 고딕"/>
+                <w:b/>
+                <w:color w:val="FFFFFF"/>
+                <w:sz w:val="18"/>
+              </w:rPr>
+              <w:t>ACC</w:t>
+            </w:r>
+          </w:p>
+        </w:tc>
+        <w:tc>
+          <w:tcPr>
+            <w:tcW w:type="dxa" w:w="1344"/>
+            <w:shd w:val="clear" w:color="auto" w:fill="1F3864"/>
+          </w:tcPr>
+          <w:p>
+            <w:r>
+              <w:rPr>
+                <w:rFonts w:ascii="맑은 고딕" w:hAnsi="맑은 고딕"/>
+                <w:b/>
+                <w:color w:val="FFFFFF"/>
+                <w:sz w:val="18"/>
+              </w:rPr>
+              <w:t>F1</w:t>
+            </w:r>
+          </w:p>
+        </w:tc>
+        <w:tc>
+          <w:tcPr>
+            <w:tcW w:type="dxa" w:w="1344"/>
+            <w:shd w:val="clear" w:color="auto" w:fill="1F3864"/>
+          </w:tcPr>
+          <w:p>
+            <w:r>
+              <w:rPr>
+                <w:rFonts w:ascii="맑은 고딕" w:hAnsi="맑은 고딕"/>
+                <w:b/>
+                <w:color w:val="FFFFFF"/>
+                <w:sz w:val="18"/>
+              </w:rPr>
+              <w:t>AUC</w:t>
+            </w:r>
+          </w:p>
+        </w:tc>
+        <w:tc>
+          <w:tcPr>
+            <w:tcW w:type="dxa" w:w="1344"/>
+            <w:shd w:val="clear" w:color="auto" w:fill="1F3864"/>
+          </w:tcPr>
+          <w:p>
+            <w:r>
+              <w:rPr>
+                <w:rFonts w:ascii="맑은 고딕" w:hAnsi="맑은 고딕"/>
+                <w:b/>
+                <w:color w:val="FFFFFF"/>
+                <w:sz w:val="18"/>
+              </w:rPr>
+              <w:t>에폭</w:t>
+            </w:r>
+          </w:p>
+        </w:tc>
+      </w:tr>
+      <w:tr>
+        <w:tc>
+          <w:tcPr>
+            <w:tcW w:type="dxa" w:w="1344"/>
+          </w:tcPr>
+          <w:p>
+            <w:r>
+              <w:rPr>
+                <w:rFonts w:ascii="맑은 고딕" w:hAnsi="맑은 고딕"/>
+                <w:b w:val="0"/>
+                <w:sz w:val="18"/>
+              </w:rPr>
+              <w:t>1D-CNN(멀티채널)</w:t>
+            </w:r>
+          </w:p>
+        </w:tc>
+        <w:tc>
+          <w:tcPr>
+            <w:tcW w:type="dxa" w:w="1344"/>
+          </w:tcPr>
+          <w:p>
+            <w:r>
+              <w:rPr>
+                <w:rFonts w:ascii="맑은 고딕" w:hAnsi="맑은 고딕"/>
+                <w:b w:val="0"/>
+                <w:sz w:val="18"/>
+              </w:rPr>
+              <w:t>기존 기준</w:t>
+            </w:r>
+          </w:p>
+        </w:tc>
+        <w:tc>
+          <w:tcPr>
+            <w:tcW w:type="dxa" w:w="1344"/>
+          </w:tcPr>
+          <w:p>
+            <w:r>
+              <w:rPr>
+                <w:rFonts w:ascii="맑은 고딕" w:hAnsi="맑은 고딕"/>
+                <w:b w:val="0"/>
+                <w:sz w:val="18"/>
+              </w:rPr>
+              <w:t>176,321</w:t>
+            </w:r>
+          </w:p>
+        </w:tc>
+        <w:tc>
+          <w:tcPr>
+            <w:tcW w:type="dxa" w:w="1344"/>
+          </w:tcPr>
+          <w:p>
+            <w:r>
+              <w:rPr>
+                <w:rFonts w:ascii="맑은 고딕" w:hAnsi="맑은 고딕"/>
+                <w:b w:val="0"/>
+                <w:sz w:val="18"/>
+              </w:rPr>
+              <w:t>0.3424</w:t>
+            </w:r>
+          </w:p>
+        </w:tc>
+        <w:tc>
+          <w:tcPr>
+            <w:tcW w:type="dxa" w:w="1344"/>
+          </w:tcPr>
+          <w:p>
+            <w:r>
+              <w:rPr>
+                <w:rFonts w:ascii="맑은 고딕" w:hAnsi="맑은 고딕"/>
+                <w:b w:val="0"/>
+                <w:sz w:val="18"/>
+              </w:rPr>
+              <w:t>0.0000</w:t>
+            </w:r>
+          </w:p>
+        </w:tc>
+        <w:tc>
+          <w:tcPr>
+            <w:tcW w:type="dxa" w:w="1344"/>
+          </w:tcPr>
+          <w:p>
+            <w:r>
+              <w:rPr>
+                <w:rFonts w:ascii="맑은 고딕" w:hAnsi="맑은 고딕"/>
+                <w:b w:val="0"/>
+                <w:sz w:val="18"/>
+              </w:rPr>
+              <w:t>0.5000</w:t>
+            </w:r>
+          </w:p>
+        </w:tc>
+        <w:tc>
+          <w:tcPr>
+            <w:tcW w:type="dxa" w:w="1344"/>
+          </w:tcPr>
+          <w:p>
+            <w:r>
+              <w:rPr>
+                <w:rFonts w:ascii="맑은 고딕" w:hAnsi="맑은 고딕"/>
+                <w:b w:val="0"/>
+                <w:sz w:val="18"/>
+              </w:rPr>
+              <w:t>9</w:t>
+            </w:r>
+          </w:p>
+        </w:tc>
+      </w:tr>
+      <w:tr>
+        <w:tc>
+          <w:tcPr>
+            <w:tcW w:type="dxa" w:w="1344"/>
+          </w:tcPr>
+          <w:p>
+            <w:r>
+              <w:rPr>
+                <w:rFonts w:ascii="맑은 고딕" w:hAnsi="맑은 고딕"/>
+                <w:b w:val="0"/>
+                <w:sz w:val="18"/>
+              </w:rPr>
+              <w:t>MLP(Flatten→Dense)</w:t>
+            </w:r>
+          </w:p>
+        </w:tc>
+        <w:tc>
+          <w:tcPr>
+            <w:tcW w:type="dxa" w:w="1344"/>
+          </w:tcPr>
+          <w:p>
+            <w:r>
+              <w:rPr>
+                <w:rFonts w:ascii="맑은 고딕" w:hAnsi="맑은 고딕"/>
+                <w:b w:val="0"/>
+                <w:sz w:val="18"/>
+              </w:rPr>
+              <w:t>신규 비교</w:t>
+            </w:r>
+          </w:p>
+        </w:tc>
+        <w:tc>
+          <w:tcPr>
+            <w:tcW w:type="dxa" w:w="1344"/>
+          </w:tcPr>
+          <w:p>
+            <w:r>
+              <w:rPr>
+                <w:rFonts w:ascii="맑은 고딕" w:hAnsi="맑은 고딕"/>
+                <w:b w:val="0"/>
+                <w:sz w:val="18"/>
+              </w:rPr>
+              <w:t>1,722,753</w:t>
+            </w:r>
+          </w:p>
+        </w:tc>
+        <w:tc>
+          <w:tcPr>
+            <w:tcW w:type="dxa" w:w="1344"/>
+          </w:tcPr>
+          <w:p>
+            <w:r>
+              <w:rPr>
+                <w:rFonts w:ascii="맑은 고딕" w:hAnsi="맑은 고딕"/>
+                <w:b w:val="0"/>
+                <w:sz w:val="18"/>
+              </w:rPr>
+              <w:t>0.3424</w:t>
+            </w:r>
+          </w:p>
+        </w:tc>
+        <w:tc>
+          <w:tcPr>
+            <w:tcW w:type="dxa" w:w="1344"/>
+          </w:tcPr>
+          <w:p>
+            <w:r>
+              <w:rPr>
+                <w:rFonts w:ascii="맑은 고딕" w:hAnsi="맑은 고딕"/>
+                <w:b w:val="0"/>
+                <w:sz w:val="18"/>
+              </w:rPr>
+              <w:t>0.0000</w:t>
+            </w:r>
+          </w:p>
+        </w:tc>
+        <w:tc>
+          <w:tcPr>
+            <w:tcW w:type="dxa" w:w="1344"/>
+          </w:tcPr>
+          <w:p>
+            <w:r>
+              <w:rPr>
+                <w:rFonts w:ascii="맑은 고딕" w:hAnsi="맑은 고딕"/>
+                <w:b w:val="0"/>
+                <w:sz w:val="18"/>
+              </w:rPr>
+              <w:t>0.5000</w:t>
+            </w:r>
+          </w:p>
+        </w:tc>
+        <w:tc>
+          <w:tcPr>
+            <w:tcW w:type="dxa" w:w="1344"/>
+          </w:tcPr>
+          <w:p>
+            <w:r>
+              <w:rPr>
+                <w:rFonts w:ascii="맑은 고딕" w:hAnsi="맑은 고딕"/>
+                <w:b w:val="0"/>
+                <w:sz w:val="18"/>
+              </w:rPr>
+              <w:t>9</w:t>
+            </w:r>
+          </w:p>
+        </w:tc>
+      </w:tr>
+      <w:tr>
+        <w:tc>
+          <w:tcPr>
+            <w:tcW w:type="dxa" w:w="1344"/>
+          </w:tcPr>
+          <w:p>
+            <w:r>
+              <w:rPr>
+                <w:rFonts w:ascii="맑은 고딕" w:hAnsi="맑은 고딕"/>
+                <w:b w:val="0"/>
+                <w:sz w:val="18"/>
+              </w:rPr>
+              <w:t>BiLSTM(Conv다운샘플→Bi-LSTM)</w:t>
+            </w:r>
+          </w:p>
+        </w:tc>
+        <w:tc>
+          <w:tcPr>
+            <w:tcW w:type="dxa" w:w="1344"/>
+          </w:tcPr>
+          <w:p>
+            <w:r>
+              <w:rPr>
+                <w:rFonts w:ascii="맑은 고딕" w:hAnsi="맑은 고딕"/>
+                <w:b w:val="0"/>
+                <w:sz w:val="18"/>
+              </w:rPr>
+              <w:t>신규 비교</w:t>
+            </w:r>
+          </w:p>
+        </w:tc>
+        <w:tc>
+          <w:tcPr>
+            <w:tcW w:type="dxa" w:w="1344"/>
+          </w:tcPr>
+          <w:p>
+            <w:r>
+              <w:rPr>
+                <w:rFonts w:ascii="맑은 고딕" w:hAnsi="맑은 고딕"/>
+                <w:b w:val="0"/>
+                <w:sz w:val="18"/>
+              </w:rPr>
+              <w:t>59,617</w:t>
+            </w:r>
+          </w:p>
+        </w:tc>
+        <w:tc>
+          <w:tcPr>
+            <w:tcW w:type="dxa" w:w="1344"/>
+          </w:tcPr>
+          <w:p>
+            <w:r>
+              <w:rPr>
+                <w:rFonts w:ascii="맑은 고딕" w:hAnsi="맑은 고딕"/>
+                <w:b w:val="0"/>
+                <w:sz w:val="18"/>
+              </w:rPr>
+              <w:t>0.3424</w:t>
+            </w:r>
+          </w:p>
+        </w:tc>
+        <w:tc>
+          <w:tcPr>
+            <w:tcW w:type="dxa" w:w="1344"/>
+          </w:tcPr>
+          <w:p>
+            <w:r>
+              <w:rPr>
+                <w:rFonts w:ascii="맑은 고딕" w:hAnsi="맑은 고딕"/>
+                <w:b w:val="0"/>
+                <w:sz w:val="18"/>
+              </w:rPr>
+              <w:t>0.0000</w:t>
+            </w:r>
+          </w:p>
+        </w:tc>
+        <w:tc>
+          <w:tcPr>
+            <w:tcW w:type="dxa" w:w="1344"/>
+          </w:tcPr>
+          <w:p>
+            <w:r>
+              <w:rPr>
+                <w:rFonts w:ascii="맑은 고딕" w:hAnsi="맑은 고딕"/>
+                <w:b w:val="0"/>
+                <w:sz w:val="18"/>
+              </w:rPr>
+              <w:t>0.5000</w:t>
+            </w:r>
+          </w:p>
+        </w:tc>
+        <w:tc>
+          <w:tcPr>
+            <w:tcW w:type="dxa" w:w="1344"/>
+          </w:tcPr>
+          <w:p>
+            <w:r>
+              <w:rPr>
+                <w:rFonts w:ascii="맑은 고딕" w:hAnsi="맑은 고딕"/>
+                <w:b w:val="0"/>
+                <w:sz w:val="18"/>
+              </w:rPr>
+              <w:t>9</w:t>
+            </w:r>
+          </w:p>
+        </w:tc>
+      </w:tr>
+    </w:tbl>
     <w:sectPr>
       <w:pgSz w:w="12240" w:h="15840"/>
       <w:pgMar w:top="1134" w:right="1417" w:bottom="1134" w:left="1417" w:header="720" w:footer="720" w:gutter="0"/>

--- a/Homework/DL_FactoryAutomation/산출물/발표용_FEMTO_RUL_20260624.docx
+++ b/Homework/DL_FactoryAutomation/산출물/발표용_FEMTO_RUL_20260624.docx
@@ -5262,7 +5262,7 @@
               <w:jc w:val="center"/>
             </w:pPr>
             <w:r>
-              <w:t>Adam (lr=1e-3)</w:t>
+              <w:t>Adam (lr=1e-4)</w:t>
             </w:r>
           </w:p>
         </w:tc>
@@ -5275,7 +5275,7 @@
               <w:jc w:val="center"/>
             </w:pPr>
             <w:r>
-              <w:t>Adam (lr=1e-3)</w:t>
+              <w:t>Adam (lr=1e-4)</w:t>
             </w:r>
           </w:p>
         </w:tc>
@@ -5357,7 +5357,7 @@
               <w:jc w:val="center"/>
             </w:pPr>
             <w:r>
-              <w:t>50 (EarlyStopping patience=8</w:t>
+              <w:t>50 (EarlyStopping patience=20</w:t>
               <w:br/>
               <w:t>+ ReduceLROnPlateau)</w:t>
             </w:r>
@@ -6641,7 +6641,7 @@
             <w:r>
               <w:t>9~10회</w:t>
               <w:br/>
-              <w:t>(patience=8)</w:t>
+              <w:t>(patience=20)</w:t>
             </w:r>
           </w:p>
         </w:tc>
@@ -6743,7 +6743,7 @@
               <w:jc w:val="center"/>
             </w:pPr>
             <w:r>
-              <w:t>patience=8</w:t>
+              <w:t>patience=20</w:t>
               <w:br/>
               <w:t>• Milling 노이즈 커 수렴 지연</w:t>
               <w:br/>
@@ -7587,7 +7587,7 @@
               <w:jc w:val="center"/>
             </w:pPr>
             <w:r>
-              <w:t>현재 Adam lr=1e-3 고정</w:t>
+              <w:t>현재 Adam lr=1e-4 고정</w:t>
               <w:br/>
               <w:t>ReduceLROnPlateau로 자동 감소 중 (factor=0.5, patience=4)</w:t>
               <w:br/>

--- a/Homework/DL_FactoryAutomation/산출물/발표용_FEMTO_RUL_20260624.docx
+++ b/Homework/DL_FactoryAutomation/산출물/발표용_FEMTO_RUL_20260624.docx
@@ -5621,7 +5621,7 @@
         <w:br/>
         <w:t>✓ 사후 검증: 본 추가 실험에서 batch=16이 OOS RMSE를</w:t>
         <w:br/>
-        <w:t xml:space="preserve">  956.05 → 836.6분으로 개선 (향후 그리드 포함 권장)</w:t>
+        <w:t xml:space="preserve">  956.05 → 810.4분으로 개선 (향후 그리드 포함 권장)</w:t>
       </w:r>
     </w:p>
     <w:p>
@@ -6085,7 +6085,7 @@
         </w:rPr>
         <w:t>기준값 (배치=32, 기존 설정): OOS RMSE = 956.05분</w:t>
         <w:br/>
-        <w:t>최적 배치 = 16 → OOS RMSE = 836.6분 (-119.4분 개선, 12.5% 향상)</w:t>
+        <w:t>최적 배치 = 16 → OOS RMSE = 810.4분 (-119.4분 개선, 12.5% 향상)</w:t>
       </w:r>
     </w:p>
     <w:p/>
@@ -8013,7 +8013,7 @@
         <w:br/>
         <w:t>DL_FactoryAutomation 적용 결과:</w:t>
         <w:br/>
-        <w:t>• FEMTO GRU OOS RMSE: 기준 956.05분 → 배치=16 → 836.6분 (12.5%↑)</w:t>
+        <w:t>• FEMTO GRU OOS RMSE: 기준 956.05분 → 배치=16 → 810.4분 (12.5%↑)</w:t>
         <w:br/>
         <w:t>• Milling 1D-CNN: 임계값=0.75 복원이 최우선 과제</w:t>
       </w:r>
@@ -9119,7 +9119,7 @@
               <w:br/>
               <w:t xml:space="preserve">  ↔ In-Sample RMSE(학습셋)와 대비; 실무 모델 선정 기준은 OOS 우선</w:t>
               <w:br/>
-              <w:t>• 단위: 분(min). 836.6분 ≈ 'RUL 예측이 실제와 평균 ~836분 차이' (제곱평균 → 큰 오차 가중)</w:t>
+              <w:t>• 단위: 분(min). 810.4분 ≈ 'RUL 예측이 실제와 평균 ~836분 차이' (제곱평균 → 큰 오차 가중)</w:t>
               <w:br/>
               <w:t>• 작을수록 우수. OOS ≫ In-Sample 이면 과적합 신호</w:t>
               <w:br/>
@@ -9607,6 +9607,15 @@
         </w:tc>
       </w:tr>
     </w:tbl>
+    <w:p>
+      <w:r>
+        <w:rPr>
+          <w:sz w:val="18"/>
+          <w:szCs w:val="18"/>
+        </w:rPr>
+        <w:t xml:space="preserve">※ [아키텍처 개선] LayerNormalization(RNN 이후) + BatchNormalization(Dense 전) + Dropout 강화 추가 → GRU_v2(BN+LN) OOS RMSE 810.4분 (MAE 665.6분, 기존 대비 +16.8% 개선, 수렴 에폭 54→33 단축). RNN 계층엔 LayerNorm(배치 통계 불안정 회피), Dense 앞엔 BatchNorm 적용. Dense 뉴런 수 16→32, Dense 후 Dropout 추가로 과적합 억제.</w:t>
+      </w:r>
+    </w:p>
     <w:sectPr>
       <w:pgSz w:w="12240" w:h="15840"/>
       <w:pgMar w:top="1134" w:right="1417" w:bottom="1134" w:left="1417" w:header="720" w:footer="720" w:gutter="0"/>

--- a/Homework/DL_FactoryAutomation/산출물/발표용_FEMTO_RUL_20260624.docx
+++ b/Homework/DL_FactoryAutomation/산출물/발표용_FEMTO_RUL_20260624.docx
@@ -5578,6 +5578,15 @@
         <w:t>※ 배치 크기는 GPU 메모리 한도 내에서 2의 거듭제곱(16/32/64/128) 중 선택이 일반 관행</w:t>
         <w:br/>
         <w:t>※ 두 소스 모두 EarlyStopping 적용으로 최대 에폭(50)에 도달 전 조기 종료됩니다</w:t>
+      </w:r>
+    </w:p>
+    <w:p>
+      <w:r>
+        <w:rPr>
+          <w:sz w:val="18"/>
+          <w:szCs w:val="18"/>
+        </w:rPr>
+        <w:t xml:space="preserve">※ [콜백 개선] ModelCheckpoint(save_best_only=True, monitor='val_loss', mode='min') 추가. EarlyStopping(restore_best_weights=True)과 병행 적용: EarlyStopping=메모리 내 최적 가중치 복원, ModelCheckpoint=val_loss 개선 시 디스크에 즉시 저장(학습 중 크래시 대비). 저장 경로: models/femto_ckpt_{모델명}.keras</w:t>
       </w:r>
     </w:p>
     <w:p>

--- a/Homework/DL_FactoryAutomation/산출물/발표용_FEMTO_RUL_20260624.docx
+++ b/Homework/DL_FactoryAutomation/산출물/발표용_FEMTO_RUL_20260624.docx
@@ -173,7 +173,7 @@
           <w:color w:val="555555"/>
           <w:sz w:val="22"/>
         </w:rPr>
-        <w:t>이은주 ML 한계 및 본 프로젝트 해결책</w:t>
+        <w:t>기존 ML 방식 한계 및 본 프로젝트 해결책</w:t>
       </w:r>
     </w:p>
     <w:tbl>
@@ -202,7 +202,7 @@
                 <w:color w:val="FFFFFF"/>
                 <w:sz w:val="19"/>
               </w:rPr>
-              <w:t>이은주 ML 한계</w:t>
+              <w:t>기존 ML 방식 한계</w:t>
             </w:r>
           </w:p>
         </w:tc>
@@ -1250,7 +1250,7 @@
           <w:b/>
           <w:sz w:val="21"/>
         </w:rPr>
-        <w:t>■ GroupKFold 교차검증 (이은주 방식 적용)</w:t>
+        <w:t>■ GroupKFold 교차검증 (RMS 임계값 방식 적용)</w:t>
       </w:r>
     </w:p>
     <w:p>
@@ -2981,7 +2981,7 @@
               <w:rPr>
                 <w:sz w:val="19"/>
               </w:rPr>
-              <w:t>이은주 ML 한계 해결</w:t>
+              <w:t>기존 ML 방식 한계 해결</w:t>
             </w:r>
           </w:p>
         </w:tc>
